--- a/Church/2026/2026_0919_MenloChurch.docx
+++ b/Church/2026/2026_0919_MenloChurch.docx
@@ -873,15 +873,7 @@
           <w:sz w:val="20"/>
           <w:szCs w:val="20"/>
         </w:rPr>
-        <w:t>0:40/</w:t>
-      </w:r>
-      <w:r>
-        <w:rPr>
-          <w:rFonts w:cstheme="minorHAnsi"/>
-          <w:sz w:val="20"/>
-          <w:szCs w:val="20"/>
-        </w:rPr>
-        <w:t>33:42</w:t>
+        <w:t>0:40/33:42</w:t>
       </w:r>
     </w:p>
     <w:p>
@@ -895,6 +887,7 @@
       <w:r>
         <w:rPr>
           <w:rFonts w:cstheme="minorHAnsi"/>
+          <w:noProof/>
           <w:sz w:val="20"/>
           <w:szCs w:val="20"/>
         </w:rPr>
@@ -958,23 +951,7 @@
           <w:sz w:val="20"/>
           <w:szCs w:val="20"/>
         </w:rPr>
-        <w:t>0:4</w:t>
-      </w:r>
-      <w:r>
-        <w:rPr>
-          <w:rFonts w:cstheme="minorHAnsi"/>
-          <w:sz w:val="20"/>
-          <w:szCs w:val="20"/>
-        </w:rPr>
-        <w:t>6</w:t>
-      </w:r>
-      <w:r>
-        <w:rPr>
-          <w:rFonts w:cstheme="minorHAnsi"/>
-          <w:sz w:val="20"/>
-          <w:szCs w:val="20"/>
-        </w:rPr>
-        <w:t>/33:42</w:t>
+        <w:t>0:46/33:42</w:t>
       </w:r>
     </w:p>
     <w:p>
@@ -988,6 +965,7 @@
       <w:r>
         <w:rPr>
           <w:rFonts w:cstheme="minorHAnsi"/>
+          <w:noProof/>
           <w:sz w:val="20"/>
           <w:szCs w:val="20"/>
         </w:rPr>
@@ -1052,23 +1030,7 @@
           <w:szCs w:val="20"/>
         </w:rPr>
         <w:lastRenderedPageBreak/>
-        <w:t>0:</w:t>
-      </w:r>
-      <w:r>
-        <w:rPr>
-          <w:rFonts w:cstheme="minorHAnsi"/>
-          <w:sz w:val="20"/>
-          <w:szCs w:val="20"/>
-        </w:rPr>
-        <w:t>54</w:t>
-      </w:r>
-      <w:r>
-        <w:rPr>
-          <w:rFonts w:cstheme="minorHAnsi"/>
-          <w:sz w:val="20"/>
-          <w:szCs w:val="20"/>
-        </w:rPr>
-        <w:t>/33:42</w:t>
+        <w:t>0:54/33:42</w:t>
       </w:r>
     </w:p>
     <w:p>
@@ -1082,6 +1044,7 @@
       <w:r>
         <w:rPr>
           <w:rFonts w:cstheme="minorHAnsi"/>
+          <w:noProof/>
           <w:sz w:val="20"/>
           <w:szCs w:val="20"/>
         </w:rPr>
@@ -1179,31 +1142,7 @@
           <w:sz w:val="20"/>
           <w:szCs w:val="20"/>
         </w:rPr>
-        <w:t>1</w:t>
-      </w:r>
-      <w:r>
-        <w:rPr>
-          <w:rFonts w:cstheme="minorHAnsi"/>
-          <w:sz w:val="20"/>
-          <w:szCs w:val="20"/>
-        </w:rPr>
-        <w:t>:</w:t>
-      </w:r>
-      <w:r>
-        <w:rPr>
-          <w:rFonts w:cstheme="minorHAnsi"/>
-          <w:sz w:val="20"/>
-          <w:szCs w:val="20"/>
-        </w:rPr>
-        <w:t>01</w:t>
-      </w:r>
-      <w:r>
-        <w:rPr>
-          <w:rFonts w:cstheme="minorHAnsi"/>
-          <w:sz w:val="20"/>
-          <w:szCs w:val="20"/>
-        </w:rPr>
-        <w:t>/33:42</w:t>
+        <w:t>1:01/33:42</w:t>
       </w:r>
     </w:p>
     <w:p>
@@ -1217,6 +1156,7 @@
       <w:r>
         <w:rPr>
           <w:rFonts w:cstheme="minorHAnsi"/>
+          <w:noProof/>
           <w:sz w:val="20"/>
           <w:szCs w:val="20"/>
         </w:rPr>
@@ -1267,6 +1207,7 @@
       <w:r>
         <w:rPr>
           <w:rFonts w:cstheme="minorHAnsi"/>
+          <w:noProof/>
           <w:sz w:val="20"/>
           <w:szCs w:val="20"/>
         </w:rPr>
@@ -1341,6 +1282,14 @@
           <w:szCs w:val="20"/>
         </w:rPr>
       </w:pPr>
+      <w:r>
+        <w:rPr>
+          <w:rFonts w:cstheme="minorHAnsi"/>
+          <w:sz w:val="20"/>
+          <w:szCs w:val="20"/>
+        </w:rPr>
+        <w:t>We talk about the Repentance today.</w:t>
+      </w:r>
     </w:p>
     <w:p>
       <w:pPr>
@@ -1365,7 +1314,23 @@
           <w:sz w:val="20"/>
           <w:szCs w:val="20"/>
         </w:rPr>
-        <w:t>************</w:t>
+        <w:t>1:</w:t>
+      </w:r>
+      <w:r>
+        <w:rPr>
+          <w:rFonts w:cstheme="minorHAnsi"/>
+          <w:sz w:val="20"/>
+          <w:szCs w:val="20"/>
+        </w:rPr>
+        <w:t>54</w:t>
+      </w:r>
+      <w:r>
+        <w:rPr>
+          <w:rFonts w:cstheme="minorHAnsi"/>
+          <w:sz w:val="20"/>
+          <w:szCs w:val="20"/>
+        </w:rPr>
+        <w:t>/33:42</w:t>
       </w:r>
     </w:p>
     <w:p>
@@ -1382,7 +1347,41 @@
           <w:sz w:val="20"/>
           <w:szCs w:val="20"/>
         </w:rPr>
-        <w:t>************</w:t>
+        <w:drawing>
+          <wp:inline distT="0" distB="0" distL="0" distR="0" wp14:anchorId="49A93638" wp14:editId="254E8491">
+            <wp:extent cx="5943600" cy="836930"/>
+            <wp:effectExtent l="0" t="0" r="0" b="1270"/>
+            <wp:docPr id="147167456" name="Picture 1"/>
+            <wp:cNvGraphicFramePr>
+              <a:graphicFrameLocks xmlns:a="http://schemas.openxmlformats.org/drawingml/2006/main" noChangeAspect="1"/>
+            </wp:cNvGraphicFramePr>
+            <a:graphic xmlns:a="http://schemas.openxmlformats.org/drawingml/2006/main">
+              <a:graphicData uri="http://schemas.openxmlformats.org/drawingml/2006/picture">
+                <pic:pic xmlns:pic="http://schemas.openxmlformats.org/drawingml/2006/picture">
+                  <pic:nvPicPr>
+                    <pic:cNvPr id="147167456" name=""/>
+                    <pic:cNvPicPr/>
+                  </pic:nvPicPr>
+                  <pic:blipFill>
+                    <a:blip r:embed="rId22"/>
+                    <a:stretch>
+                      <a:fillRect/>
+                    </a:stretch>
+                  </pic:blipFill>
+                  <pic:spPr>
+                    <a:xfrm>
+                      <a:off x="0" y="0"/>
+                      <a:ext cx="5943600" cy="836930"/>
+                    </a:xfrm>
+                    <a:prstGeom prst="rect">
+                      <a:avLst/>
+                    </a:prstGeom>
+                  </pic:spPr>
+                </pic:pic>
+              </a:graphicData>
+            </a:graphic>
+          </wp:inline>
+        </w:drawing>
       </w:r>
     </w:p>
     <w:p>
@@ -1399,75 +1398,496 @@
           <w:sz w:val="20"/>
           <w:szCs w:val="20"/>
         </w:rPr>
-        <w:t>0</w:t>
-      </w:r>
-      <w:r>
-        <w:rPr>
-          <w:rFonts w:cstheme="minorHAnsi"/>
-          <w:sz w:val="20"/>
-          <w:szCs w:val="20"/>
-        </w:rPr>
-        <w:t>9</w:t>
-      </w:r>
-      <w:r>
-        <w:rPr>
-          <w:rFonts w:cstheme="minorHAnsi"/>
-          <w:sz w:val="20"/>
-          <w:szCs w:val="20"/>
-        </w:rPr>
-        <w:t>/</w:t>
-      </w:r>
-      <w:r>
-        <w:rPr>
-          <w:rFonts w:cstheme="minorHAnsi"/>
-          <w:sz w:val="20"/>
-          <w:szCs w:val="20"/>
-        </w:rPr>
-        <w:t>19</w:t>
-      </w:r>
-      <w:r>
-        <w:rPr>
-          <w:rFonts w:cstheme="minorHAnsi"/>
-          <w:sz w:val="20"/>
-          <w:szCs w:val="20"/>
-        </w:rPr>
-        <w:t>/2026, Menlo Church Worship (Summary of last week, 0</w:t>
-      </w:r>
-      <w:r>
-        <w:rPr>
-          <w:rFonts w:cstheme="minorHAnsi"/>
-          <w:sz w:val="20"/>
-          <w:szCs w:val="20"/>
-        </w:rPr>
-        <w:t>9</w:t>
-      </w:r>
-      <w:r>
-        <w:rPr>
-          <w:rFonts w:cstheme="minorHAnsi"/>
-          <w:sz w:val="20"/>
-          <w:szCs w:val="20"/>
-        </w:rPr>
-        <w:t>/</w:t>
-      </w:r>
-      <w:r>
-        <w:rPr>
-          <w:rFonts w:cstheme="minorHAnsi"/>
-          <w:sz w:val="20"/>
-          <w:szCs w:val="20"/>
-        </w:rPr>
-        <w:t>13</w:t>
-      </w:r>
-      <w:r>
-        <w:rPr>
-          <w:rFonts w:cstheme="minorHAnsi"/>
-          <w:sz w:val="20"/>
-          <w:szCs w:val="20"/>
-        </w:rPr>
-        <w:t>/2026)</w:t>
+        <w:t>Repent is a Greek word for re-orientation of the self.</w:t>
+      </w:r>
+      <w:r>
+        <w:rPr>
+          <w:rFonts w:cstheme="minorHAnsi"/>
+          <w:sz w:val="20"/>
+          <w:szCs w:val="20"/>
+        </w:rPr>
+        <w:t xml:space="preserve"> A U-Turn, we need to re-orient the way that we think about repentance.</w:t>
       </w:r>
     </w:p>
     <w:p>
-      <w:hyperlink r:id="rId22" w:history="1">
+      <w:pPr>
+        <w:rPr>
+          <w:rFonts w:cstheme="minorHAnsi"/>
+          <w:sz w:val="20"/>
+          <w:szCs w:val="20"/>
+        </w:rPr>
+      </w:pPr>
+      <w:r>
+        <w:rPr>
+          <w:rFonts w:cstheme="minorHAnsi"/>
+          <w:sz w:val="20"/>
+          <w:szCs w:val="20"/>
+        </w:rPr>
+        <w:t>The subtitle is “Sorry for the tomato plant”</w:t>
+      </w:r>
+      <w:r>
+        <w:rPr>
+          <w:rFonts w:cstheme="minorHAnsi"/>
+          <w:sz w:val="20"/>
+          <w:szCs w:val="20"/>
+        </w:rPr>
+        <w:t xml:space="preserve">. People steps on neighbor tomato plant say sorry. It means that “I did not see it, it is an accident, not </w:t>
+      </w:r>
+      <w:r>
+        <w:t xml:space="preserve">a </w:t>
+      </w:r>
+      <w:r>
+        <w:rPr>
+          <w:rFonts w:cstheme="minorHAnsi"/>
+          <w:sz w:val="20"/>
+          <w:szCs w:val="20"/>
+        </w:rPr>
+        <w:t>real apologize hurt to neighbor”</w:t>
+      </w:r>
+      <w:r>
+        <w:rPr>
+          <w:rFonts w:cstheme="minorHAnsi"/>
+          <w:sz w:val="20"/>
+          <w:szCs w:val="20"/>
+        </w:rPr>
+        <w:t>.</w:t>
+      </w:r>
+    </w:p>
+    <w:p>
+      <w:pPr>
+        <w:rPr>
+          <w:rFonts w:cstheme="minorHAnsi"/>
+          <w:sz w:val="20"/>
+          <w:szCs w:val="20"/>
+        </w:rPr>
+      </w:pPr>
+    </w:p>
+    <w:p>
+      <w:pPr>
+        <w:rPr>
+          <w:rFonts w:cstheme="minorHAnsi"/>
+          <w:sz w:val="20"/>
+          <w:szCs w:val="20"/>
+        </w:rPr>
+      </w:pPr>
+      <w:r>
+        <w:rPr>
+          <w:rFonts w:cstheme="minorHAnsi"/>
+          <w:sz w:val="20"/>
+          <w:szCs w:val="20"/>
+        </w:rPr>
+        <w:t>2</w:t>
+      </w:r>
+      <w:r>
+        <w:rPr>
+          <w:rFonts w:cstheme="minorHAnsi"/>
+          <w:sz w:val="20"/>
+          <w:szCs w:val="20"/>
+        </w:rPr>
+        <w:t>:</w:t>
+      </w:r>
+      <w:r>
+        <w:rPr>
+          <w:rFonts w:cstheme="minorHAnsi"/>
+          <w:sz w:val="20"/>
+          <w:szCs w:val="20"/>
+        </w:rPr>
+        <w:t>34</w:t>
+      </w:r>
+      <w:r>
+        <w:rPr>
+          <w:rFonts w:cstheme="minorHAnsi"/>
+          <w:sz w:val="20"/>
+          <w:szCs w:val="20"/>
+        </w:rPr>
+        <w:t>/33:42</w:t>
+      </w:r>
+    </w:p>
+    <w:p>
+      <w:pPr>
+        <w:rPr>
+          <w:rFonts w:cstheme="minorHAnsi"/>
+          <w:sz w:val="20"/>
+          <w:szCs w:val="20"/>
+        </w:rPr>
+      </w:pPr>
+      <w:r>
+        <w:rPr>
+          <w:rFonts w:cstheme="minorHAnsi"/>
+          <w:sz w:val="20"/>
+          <w:szCs w:val="20"/>
+        </w:rPr>
+        <w:drawing>
+          <wp:inline distT="0" distB="0" distL="0" distR="0" wp14:anchorId="4CBE52B6" wp14:editId="7E3E60D8">
+            <wp:extent cx="5943600" cy="1074420"/>
+            <wp:effectExtent l="0" t="0" r="0" b="0"/>
+            <wp:docPr id="1426311085" name="Picture 1"/>
+            <wp:cNvGraphicFramePr>
+              <a:graphicFrameLocks xmlns:a="http://schemas.openxmlformats.org/drawingml/2006/main" noChangeAspect="1"/>
+            </wp:cNvGraphicFramePr>
+            <a:graphic xmlns:a="http://schemas.openxmlformats.org/drawingml/2006/main">
+              <a:graphicData uri="http://schemas.openxmlformats.org/drawingml/2006/picture">
+                <pic:pic xmlns:pic="http://schemas.openxmlformats.org/drawingml/2006/picture">
+                  <pic:nvPicPr>
+                    <pic:cNvPr id="1426311085" name=""/>
+                    <pic:cNvPicPr/>
+                  </pic:nvPicPr>
+                  <pic:blipFill>
+                    <a:blip r:embed="rId23"/>
+                    <a:stretch>
+                      <a:fillRect/>
+                    </a:stretch>
+                  </pic:blipFill>
+                  <pic:spPr>
+                    <a:xfrm>
+                      <a:off x="0" y="0"/>
+                      <a:ext cx="5943600" cy="1074420"/>
+                    </a:xfrm>
+                    <a:prstGeom prst="rect">
+                      <a:avLst/>
+                    </a:prstGeom>
+                  </pic:spPr>
+                </pic:pic>
+              </a:graphicData>
+            </a:graphic>
+          </wp:inline>
+        </w:drawing>
+      </w:r>
+    </w:p>
+    <w:p>
+      <w:pPr>
+        <w:rPr>
+          <w:rFonts w:cstheme="minorHAnsi"/>
+          <w:sz w:val="20"/>
+          <w:szCs w:val="20"/>
+        </w:rPr>
+      </w:pPr>
+      <w:r>
+        <w:rPr>
+          <w:rFonts w:cstheme="minorHAnsi"/>
+          <w:sz w:val="20"/>
+          <w:szCs w:val="20"/>
+        </w:rPr>
+        <w:t>In Italian and New Jersey culture, we never apologize</w:t>
+      </w:r>
+      <w:r>
+        <w:rPr>
+          <w:rFonts w:cstheme="minorHAnsi"/>
+          <w:sz w:val="20"/>
+          <w:szCs w:val="20"/>
+        </w:rPr>
+        <w:t xml:space="preserve"> and repentance.</w:t>
+      </w:r>
+      <w:r>
+        <w:rPr>
+          <w:rFonts w:cstheme="minorHAnsi"/>
+          <w:sz w:val="20"/>
+          <w:szCs w:val="20"/>
+        </w:rPr>
+        <w:t xml:space="preserve"> We never have to say sorry.</w:t>
+      </w:r>
+      <w:r>
+        <w:rPr>
+          <w:rFonts w:cstheme="minorHAnsi"/>
+          <w:sz w:val="20"/>
+          <w:szCs w:val="20"/>
+        </w:rPr>
+        <w:t xml:space="preserve"> Time heals all wounds</w:t>
+      </w:r>
+      <w:r>
+        <w:rPr>
+          <w:rFonts w:cstheme="minorHAnsi"/>
+          <w:sz w:val="20"/>
+          <w:szCs w:val="20"/>
+        </w:rPr>
+        <w:t xml:space="preserve">. </w:t>
+      </w:r>
+    </w:p>
+    <w:p>
+      <w:pPr>
+        <w:rPr>
+          <w:rFonts w:cstheme="minorHAnsi"/>
+          <w:sz w:val="20"/>
+          <w:szCs w:val="20"/>
+        </w:rPr>
+      </w:pPr>
+      <w:r>
+        <w:rPr>
+          <w:rFonts w:cstheme="minorHAnsi"/>
+          <w:sz w:val="20"/>
+          <w:szCs w:val="20"/>
+        </w:rPr>
+        <w:t xml:space="preserve"> </w:t>
+      </w:r>
+    </w:p>
+    <w:p>
+      <w:pPr>
+        <w:rPr>
+          <w:rFonts w:cstheme="minorHAnsi"/>
+          <w:sz w:val="20"/>
+          <w:szCs w:val="20"/>
+        </w:rPr>
+      </w:pPr>
+      <w:r>
+        <w:rPr>
+          <w:rFonts w:cstheme="minorHAnsi"/>
+          <w:sz w:val="20"/>
+          <w:szCs w:val="20"/>
+        </w:rPr>
+        <w:t>3</w:t>
+      </w:r>
+      <w:r>
+        <w:rPr>
+          <w:rFonts w:cstheme="minorHAnsi"/>
+          <w:sz w:val="20"/>
+          <w:szCs w:val="20"/>
+        </w:rPr>
+        <w:t>:</w:t>
+      </w:r>
+      <w:r>
+        <w:rPr>
+          <w:rFonts w:cstheme="minorHAnsi"/>
+          <w:sz w:val="20"/>
+          <w:szCs w:val="20"/>
+        </w:rPr>
+        <w:t>15</w:t>
+      </w:r>
+      <w:r>
+        <w:rPr>
+          <w:rFonts w:cstheme="minorHAnsi"/>
+          <w:sz w:val="20"/>
+          <w:szCs w:val="20"/>
+        </w:rPr>
+        <w:t>/33:42</w:t>
+      </w:r>
+    </w:p>
+    <w:p>
+      <w:pPr>
+        <w:rPr>
+          <w:rFonts w:cstheme="minorHAnsi"/>
+          <w:sz w:val="20"/>
+          <w:szCs w:val="20"/>
+        </w:rPr>
+      </w:pPr>
+      <w:r>
+        <w:rPr>
+          <w:rFonts w:cstheme="minorHAnsi"/>
+          <w:sz w:val="20"/>
+          <w:szCs w:val="20"/>
+        </w:rPr>
+        <w:lastRenderedPageBreak/>
+        <w:drawing>
+          <wp:inline distT="0" distB="0" distL="0" distR="0" wp14:anchorId="7ABFEDBA" wp14:editId="16906495">
+            <wp:extent cx="2924175" cy="2875974"/>
+            <wp:effectExtent l="0" t="0" r="0" b="635"/>
+            <wp:docPr id="1790398829" name="Picture 1"/>
+            <wp:cNvGraphicFramePr>
+              <a:graphicFrameLocks xmlns:a="http://schemas.openxmlformats.org/drawingml/2006/main" noChangeAspect="1"/>
+            </wp:cNvGraphicFramePr>
+            <a:graphic xmlns:a="http://schemas.openxmlformats.org/drawingml/2006/main">
+              <a:graphicData uri="http://schemas.openxmlformats.org/drawingml/2006/picture">
+                <pic:pic xmlns:pic="http://schemas.openxmlformats.org/drawingml/2006/picture">
+                  <pic:nvPicPr>
+                    <pic:cNvPr id="1790398829" name=""/>
+                    <pic:cNvPicPr/>
+                  </pic:nvPicPr>
+                  <pic:blipFill>
+                    <a:blip r:embed="rId24"/>
+                    <a:stretch>
+                      <a:fillRect/>
+                    </a:stretch>
+                  </pic:blipFill>
+                  <pic:spPr>
+                    <a:xfrm>
+                      <a:off x="0" y="0"/>
+                      <a:ext cx="2926315" cy="2878079"/>
+                    </a:xfrm>
+                    <a:prstGeom prst="rect">
+                      <a:avLst/>
+                    </a:prstGeom>
+                  </pic:spPr>
+                </pic:pic>
+              </a:graphicData>
+            </a:graphic>
+          </wp:inline>
+        </w:drawing>
+      </w:r>
+    </w:p>
+    <w:p>
+      <w:pPr>
+        <w:rPr>
+          <w:rFonts w:cstheme="minorHAnsi"/>
+          <w:sz w:val="20"/>
+          <w:szCs w:val="20"/>
+        </w:rPr>
+      </w:pPr>
+      <w:r>
+        <w:rPr>
+          <w:rFonts w:cstheme="minorHAnsi"/>
+          <w:sz w:val="20"/>
+          <w:szCs w:val="20"/>
+        </w:rPr>
+        <w:t>In family, men fight and without apologize. They met with tomato plant.</w:t>
+      </w:r>
+      <w:r>
+        <w:rPr>
+          <w:rFonts w:cstheme="minorHAnsi"/>
+          <w:sz w:val="20"/>
+          <w:szCs w:val="20"/>
+        </w:rPr>
+        <w:t xml:space="preserve"> The sacred tomato plant is extended and received</w:t>
+      </w:r>
+      <w:r>
+        <w:rPr>
+          <w:rFonts w:cstheme="minorHAnsi"/>
+          <w:sz w:val="20"/>
+          <w:szCs w:val="20"/>
+        </w:rPr>
+        <w:t>, and espresso</w:t>
+      </w:r>
+      <w:r>
+        <w:rPr>
+          <w:rFonts w:cstheme="minorHAnsi"/>
+          <w:sz w:val="20"/>
+          <w:szCs w:val="20"/>
+        </w:rPr>
+        <w:t xml:space="preserve"> (quickly expressed out)</w:t>
+      </w:r>
+      <w:r>
+        <w:rPr>
+          <w:rFonts w:cstheme="minorHAnsi"/>
+          <w:sz w:val="20"/>
+          <w:szCs w:val="20"/>
+        </w:rPr>
+        <w:t>. That is. There is no words exchanged, no expression of apology, no forgiveness, just a tomato plant.</w:t>
+      </w:r>
+    </w:p>
+    <w:p>
+      <w:pPr>
+        <w:rPr>
+          <w:rFonts w:cstheme="minorHAnsi"/>
+          <w:sz w:val="20"/>
+          <w:szCs w:val="20"/>
+        </w:rPr>
+      </w:pPr>
+    </w:p>
+    <w:p>
+      <w:pPr>
+        <w:rPr>
+          <w:rFonts w:cstheme="minorHAnsi"/>
+          <w:sz w:val="20"/>
+          <w:szCs w:val="20"/>
+        </w:rPr>
+      </w:pPr>
+      <w:r>
+        <w:rPr>
+          <w:rFonts w:cstheme="minorHAnsi"/>
+          <w:sz w:val="20"/>
+          <w:szCs w:val="20"/>
+        </w:rPr>
+        <w:t>************</w:t>
+      </w:r>
+    </w:p>
+    <w:p>
+      <w:pPr>
+        <w:rPr>
+          <w:rFonts w:cstheme="minorHAnsi"/>
+          <w:sz w:val="20"/>
+          <w:szCs w:val="20"/>
+        </w:rPr>
+      </w:pPr>
+      <w:r>
+        <w:rPr>
+          <w:rFonts w:cstheme="minorHAnsi"/>
+          <w:sz w:val="20"/>
+          <w:szCs w:val="20"/>
+        </w:rPr>
+        <w:t>************</w:t>
+      </w:r>
+    </w:p>
+    <w:p>
+      <w:pPr>
+        <w:rPr>
+          <w:rFonts w:cstheme="minorHAnsi"/>
+          <w:sz w:val="20"/>
+          <w:szCs w:val="20"/>
+        </w:rPr>
+      </w:pPr>
+      <w:r>
+        <w:rPr>
+          <w:rFonts w:cstheme="minorHAnsi"/>
+          <w:sz w:val="20"/>
+          <w:szCs w:val="20"/>
+        </w:rPr>
+        <w:t>0</w:t>
+      </w:r>
+      <w:r>
+        <w:rPr>
+          <w:rFonts w:cstheme="minorHAnsi"/>
+          <w:sz w:val="20"/>
+          <w:szCs w:val="20"/>
+        </w:rPr>
+        <w:t>9</w:t>
+      </w:r>
+      <w:r>
+        <w:rPr>
+          <w:rFonts w:cstheme="minorHAnsi"/>
+          <w:sz w:val="20"/>
+          <w:szCs w:val="20"/>
+        </w:rPr>
+        <w:t>/</w:t>
+      </w:r>
+      <w:r>
+        <w:rPr>
+          <w:rFonts w:cstheme="minorHAnsi"/>
+          <w:sz w:val="20"/>
+          <w:szCs w:val="20"/>
+        </w:rPr>
+        <w:t>19</w:t>
+      </w:r>
+      <w:r>
+        <w:rPr>
+          <w:rFonts w:cstheme="minorHAnsi"/>
+          <w:sz w:val="20"/>
+          <w:szCs w:val="20"/>
+        </w:rPr>
+        <w:t>/2026, Menlo Church Worship (Summary of last week, 0</w:t>
+      </w:r>
+      <w:r>
+        <w:rPr>
+          <w:rFonts w:cstheme="minorHAnsi"/>
+          <w:sz w:val="20"/>
+          <w:szCs w:val="20"/>
+        </w:rPr>
+        <w:t>9</w:t>
+      </w:r>
+      <w:r>
+        <w:rPr>
+          <w:rFonts w:cstheme="minorHAnsi"/>
+          <w:sz w:val="20"/>
+          <w:szCs w:val="20"/>
+        </w:rPr>
+        <w:t>/</w:t>
+      </w:r>
+      <w:r>
+        <w:rPr>
+          <w:rFonts w:cstheme="minorHAnsi"/>
+          <w:sz w:val="20"/>
+          <w:szCs w:val="20"/>
+        </w:rPr>
+        <w:t>13</w:t>
+      </w:r>
+      <w:r>
+        <w:rPr>
+          <w:rFonts w:cstheme="minorHAnsi"/>
+          <w:sz w:val="20"/>
+          <w:szCs w:val="20"/>
+        </w:rPr>
+        <w:t>/2026)</w:t>
+      </w:r>
+    </w:p>
+    <w:p>
+      <w:hyperlink r:id="rId25" w:history="1">
         <w:r>
           <w:rPr>
             <w:rStyle w:val="Hyperlink"/>
@@ -1484,7 +1904,7 @@
           <w:szCs w:val="20"/>
         </w:rPr>
       </w:pPr>
-      <w:hyperlink r:id="rId23" w:history="1">
+      <w:hyperlink r:id="rId26" w:history="1">
         <w:r>
           <w:rPr>
             <w:rStyle w:val="Hyperlink"/>
@@ -1568,7 +1988,7 @@
       </w:pPr>
     </w:p>
     <w:sectPr>
-      <w:footerReference w:type="default" r:id="rId24"/>
+      <w:footerReference w:type="default" r:id="rId27"/>
       <w:pgSz w:w="12240" w:h="15840"/>
       <w:pgMar w:top="1440" w:right="1440" w:bottom="1530" w:left="1440" w:header="0" w:footer="720" w:gutter="0"/>
       <w:cols w:space="720"/>

--- a/Church/2026/2026_0919_MenloChurch.docx
+++ b/Church/2026/2026_0919_MenloChurch.docx
@@ -1759,7 +1759,23 @@
           <w:sz w:val="20"/>
           <w:szCs w:val="20"/>
         </w:rPr>
-        <w:t>. That is. There is no words exchanged, no expression of apology, no forgiveness, just a tomato plant.</w:t>
+        <w:t xml:space="preserve">. That is. There </w:t>
+      </w:r>
+      <w:r>
+        <w:rPr>
+          <w:rFonts w:cstheme="minorHAnsi"/>
+          <w:sz w:val="20"/>
+          <w:szCs w:val="20"/>
+        </w:rPr>
+        <w:t>are</w:t>
+      </w:r>
+      <w:r>
+        <w:rPr>
+          <w:rFonts w:cstheme="minorHAnsi"/>
+          <w:sz w:val="20"/>
+          <w:szCs w:val="20"/>
+        </w:rPr>
+        <w:t xml:space="preserve"> no words exchanged, no expression of apology, no forgiveness, just a tomato plant.</w:t>
       </w:r>
     </w:p>
     <w:p>
@@ -1785,7 +1801,31 @@
           <w:sz w:val="20"/>
           <w:szCs w:val="20"/>
         </w:rPr>
-        <w:t>************</w:t>
+        <w:t>4</w:t>
+      </w:r>
+      <w:r>
+        <w:rPr>
+          <w:rFonts w:cstheme="minorHAnsi"/>
+          <w:sz w:val="20"/>
+          <w:szCs w:val="20"/>
+        </w:rPr>
+        <w:t>:</w:t>
+      </w:r>
+      <w:r>
+        <w:rPr>
+          <w:rFonts w:cstheme="minorHAnsi"/>
+          <w:sz w:val="20"/>
+          <w:szCs w:val="20"/>
+        </w:rPr>
+        <w:t>02</w:t>
+      </w:r>
+      <w:r>
+        <w:rPr>
+          <w:rFonts w:cstheme="minorHAnsi"/>
+          <w:sz w:val="20"/>
+          <w:szCs w:val="20"/>
+        </w:rPr>
+        <w:t>/33:42</w:t>
       </w:r>
     </w:p>
     <w:p>
@@ -1802,7 +1842,41 @@
           <w:sz w:val="20"/>
           <w:szCs w:val="20"/>
         </w:rPr>
-        <w:t>************</w:t>
+        <w:drawing>
+          <wp:inline distT="0" distB="0" distL="0" distR="0" wp14:anchorId="228D13BB" wp14:editId="5900EDD5">
+            <wp:extent cx="2581275" cy="3502674"/>
+            <wp:effectExtent l="0" t="0" r="0" b="2540"/>
+            <wp:docPr id="630609240" name="Picture 1"/>
+            <wp:cNvGraphicFramePr>
+              <a:graphicFrameLocks xmlns:a="http://schemas.openxmlformats.org/drawingml/2006/main" noChangeAspect="1"/>
+            </wp:cNvGraphicFramePr>
+            <a:graphic xmlns:a="http://schemas.openxmlformats.org/drawingml/2006/main">
+              <a:graphicData uri="http://schemas.openxmlformats.org/drawingml/2006/picture">
+                <pic:pic xmlns:pic="http://schemas.openxmlformats.org/drawingml/2006/picture">
+                  <pic:nvPicPr>
+                    <pic:cNvPr id="630609240" name=""/>
+                    <pic:cNvPicPr/>
+                  </pic:nvPicPr>
+                  <pic:blipFill>
+                    <a:blip r:embed="rId25"/>
+                    <a:stretch>
+                      <a:fillRect/>
+                    </a:stretch>
+                  </pic:blipFill>
+                  <pic:spPr>
+                    <a:xfrm>
+                      <a:off x="0" y="0"/>
+                      <a:ext cx="2584677" cy="3507291"/>
+                    </a:xfrm>
+                    <a:prstGeom prst="rect">
+                      <a:avLst/>
+                    </a:prstGeom>
+                  </pic:spPr>
+                </pic:pic>
+              </a:graphicData>
+            </a:graphic>
+          </wp:inline>
+        </w:drawing>
       </w:r>
     </w:p>
     <w:p>
@@ -1819,75 +1893,643 @@
           <w:sz w:val="20"/>
           <w:szCs w:val="20"/>
         </w:rPr>
-        <w:t>0</w:t>
-      </w:r>
-      <w:r>
-        <w:rPr>
-          <w:rFonts w:cstheme="minorHAnsi"/>
-          <w:sz w:val="20"/>
-          <w:szCs w:val="20"/>
-        </w:rPr>
-        <w:t>9</w:t>
-      </w:r>
-      <w:r>
-        <w:rPr>
-          <w:rFonts w:cstheme="minorHAnsi"/>
-          <w:sz w:val="20"/>
-          <w:szCs w:val="20"/>
-        </w:rPr>
-        <w:t>/</w:t>
-      </w:r>
-      <w:r>
-        <w:rPr>
-          <w:rFonts w:cstheme="minorHAnsi"/>
-          <w:sz w:val="20"/>
-          <w:szCs w:val="20"/>
-        </w:rPr>
-        <w:t>19</w:t>
-      </w:r>
-      <w:r>
-        <w:rPr>
-          <w:rFonts w:cstheme="minorHAnsi"/>
-          <w:sz w:val="20"/>
-          <w:szCs w:val="20"/>
-        </w:rPr>
-        <w:t>/2026, Menlo Church Worship (Summary of last week, 0</w:t>
-      </w:r>
-      <w:r>
-        <w:rPr>
-          <w:rFonts w:cstheme="minorHAnsi"/>
-          <w:sz w:val="20"/>
-          <w:szCs w:val="20"/>
-        </w:rPr>
-        <w:t>9</w:t>
-      </w:r>
-      <w:r>
-        <w:rPr>
-          <w:rFonts w:cstheme="minorHAnsi"/>
-          <w:sz w:val="20"/>
-          <w:szCs w:val="20"/>
-        </w:rPr>
-        <w:t>/</w:t>
-      </w:r>
-      <w:r>
-        <w:rPr>
-          <w:rFonts w:cstheme="minorHAnsi"/>
-          <w:sz w:val="20"/>
-          <w:szCs w:val="20"/>
-        </w:rPr>
-        <w:t>13</w:t>
-      </w:r>
-      <w:r>
-        <w:rPr>
-          <w:rFonts w:cstheme="minorHAnsi"/>
-          <w:sz w:val="20"/>
-          <w:szCs w:val="20"/>
-        </w:rPr>
-        <w:t>/2026)</w:t>
+        <w:t>In England, if you impolite ask for help. No one will help you.</w:t>
+      </w:r>
+      <w:r>
+        <w:rPr>
+          <w:rFonts w:cstheme="minorHAnsi"/>
+          <w:sz w:val="20"/>
+          <w:szCs w:val="20"/>
+        </w:rPr>
+        <w:t xml:space="preserve"> You need to apologize first,</w:t>
       </w:r>
     </w:p>
     <w:p>
-      <w:hyperlink r:id="rId25" w:history="1">
+      <w:pPr>
+        <w:rPr>
+          <w:rFonts w:cstheme="minorHAnsi"/>
+          <w:sz w:val="20"/>
+          <w:szCs w:val="20"/>
+        </w:rPr>
+      </w:pPr>
+    </w:p>
+    <w:p>
+      <w:pPr>
+        <w:rPr>
+          <w:rFonts w:cstheme="minorHAnsi"/>
+          <w:sz w:val="20"/>
+          <w:szCs w:val="20"/>
+        </w:rPr>
+      </w:pPr>
+      <w:r>
+        <w:rPr>
+          <w:rFonts w:cstheme="minorHAnsi"/>
+          <w:sz w:val="20"/>
+          <w:szCs w:val="20"/>
+        </w:rPr>
+        <w:t>4:0</w:t>
+      </w:r>
+      <w:r>
+        <w:rPr>
+          <w:rFonts w:cstheme="minorHAnsi"/>
+          <w:sz w:val="20"/>
+          <w:szCs w:val="20"/>
+        </w:rPr>
+        <w:t>8</w:t>
+      </w:r>
+      <w:r>
+        <w:rPr>
+          <w:rFonts w:cstheme="minorHAnsi"/>
+          <w:sz w:val="20"/>
+          <w:szCs w:val="20"/>
+        </w:rPr>
+        <w:t>/33:42</w:t>
+      </w:r>
+    </w:p>
+    <w:p>
+      <w:pPr>
+        <w:rPr>
+          <w:rFonts w:cstheme="minorHAnsi"/>
+          <w:sz w:val="20"/>
+          <w:szCs w:val="20"/>
+        </w:rPr>
+      </w:pPr>
+    </w:p>
+    <w:p>
+      <w:pPr>
+        <w:rPr>
+          <w:rFonts w:cstheme="minorHAnsi"/>
+          <w:sz w:val="20"/>
+          <w:szCs w:val="20"/>
+        </w:rPr>
+      </w:pPr>
+      <w:r>
+        <w:rPr>
+          <w:rFonts w:cstheme="minorHAnsi"/>
+          <w:sz w:val="20"/>
+          <w:szCs w:val="20"/>
+        </w:rPr>
+        <w:lastRenderedPageBreak/>
+        <w:drawing>
+          <wp:inline distT="0" distB="0" distL="0" distR="0" wp14:anchorId="6970CCC3" wp14:editId="47A74086">
+            <wp:extent cx="2515216" cy="3457575"/>
+            <wp:effectExtent l="0" t="0" r="0" b="0"/>
+            <wp:docPr id="52105552" name="Picture 1"/>
+            <wp:cNvGraphicFramePr>
+              <a:graphicFrameLocks xmlns:a="http://schemas.openxmlformats.org/drawingml/2006/main" noChangeAspect="1"/>
+            </wp:cNvGraphicFramePr>
+            <a:graphic xmlns:a="http://schemas.openxmlformats.org/drawingml/2006/main">
+              <a:graphicData uri="http://schemas.openxmlformats.org/drawingml/2006/picture">
+                <pic:pic xmlns:pic="http://schemas.openxmlformats.org/drawingml/2006/picture">
+                  <pic:nvPicPr>
+                    <pic:cNvPr id="52105552" name=""/>
+                    <pic:cNvPicPr/>
+                  </pic:nvPicPr>
+                  <pic:blipFill>
+                    <a:blip r:embed="rId26"/>
+                    <a:stretch>
+                      <a:fillRect/>
+                    </a:stretch>
+                  </pic:blipFill>
+                  <pic:spPr>
+                    <a:xfrm>
+                      <a:off x="0" y="0"/>
+                      <a:ext cx="2523681" cy="3469212"/>
+                    </a:xfrm>
+                    <a:prstGeom prst="rect">
+                      <a:avLst/>
+                    </a:prstGeom>
+                  </pic:spPr>
+                </pic:pic>
+              </a:graphicData>
+            </a:graphic>
+          </wp:inline>
+        </w:drawing>
+      </w:r>
+    </w:p>
+    <w:p>
+      <w:pPr>
+        <w:rPr>
+          <w:rFonts w:cstheme="minorHAnsi"/>
+          <w:sz w:val="20"/>
+          <w:szCs w:val="20"/>
+        </w:rPr>
+      </w:pPr>
+      <w:r>
+        <w:rPr>
+          <w:rFonts w:cstheme="minorHAnsi"/>
+          <w:sz w:val="20"/>
+          <w:szCs w:val="20"/>
+        </w:rPr>
+        <w:t>You ask for help. You need to apologize first, “Excuse me, I am</w:t>
+      </w:r>
+      <w:r>
+        <w:rPr>
+          <w:rFonts w:cstheme="minorHAnsi"/>
+          <w:sz w:val="20"/>
+          <w:szCs w:val="20"/>
+        </w:rPr>
+        <w:t xml:space="preserve"> </w:t>
+      </w:r>
+      <w:r>
+        <w:rPr>
+          <w:rFonts w:cstheme="minorHAnsi"/>
+          <w:sz w:val="20"/>
+          <w:szCs w:val="20"/>
+        </w:rPr>
+        <w:t>terribly</w:t>
+      </w:r>
+      <w:r>
+        <w:rPr>
+          <w:rFonts w:cstheme="minorHAnsi"/>
+          <w:sz w:val="20"/>
+          <w:szCs w:val="20"/>
+        </w:rPr>
+        <w:t xml:space="preserve"> sorry</w:t>
+      </w:r>
+      <w:r>
+        <w:rPr>
+          <w:rFonts w:cstheme="minorHAnsi"/>
+          <w:sz w:val="20"/>
+          <w:szCs w:val="20"/>
+        </w:rPr>
+        <w:t xml:space="preserve"> to bother you.</w:t>
+      </w:r>
+      <w:r>
+        <w:rPr>
+          <w:rFonts w:cstheme="minorHAnsi"/>
+          <w:sz w:val="20"/>
+          <w:szCs w:val="20"/>
+        </w:rPr>
+        <w:t>” Then you ask for help “I am drowned. I need help.”</w:t>
+      </w:r>
+    </w:p>
+    <w:p>
+      <w:pPr>
+        <w:spacing w:after="160" w:line="278" w:lineRule="auto"/>
+        <w:rPr>
+          <w:rFonts w:cstheme="minorHAnsi"/>
+          <w:sz w:val="20"/>
+          <w:szCs w:val="20"/>
+        </w:rPr>
+      </w:pPr>
+      <w:r>
+        <w:rPr>
+          <w:rFonts w:cstheme="minorHAnsi"/>
+          <w:sz w:val="20"/>
+          <w:szCs w:val="20"/>
+        </w:rPr>
+        <w:br w:type="page"/>
+      </w:r>
+    </w:p>
+    <w:p>
+      <w:pPr>
+        <w:rPr>
+          <w:rFonts w:cstheme="minorHAnsi"/>
+          <w:sz w:val="20"/>
+          <w:szCs w:val="20"/>
+        </w:rPr>
+      </w:pPr>
+      <w:r>
+        <w:rPr>
+          <w:rFonts w:cstheme="minorHAnsi"/>
+          <w:sz w:val="20"/>
+          <w:szCs w:val="20"/>
+        </w:rPr>
+        <w:lastRenderedPageBreak/>
+        <w:t>4:</w:t>
+      </w:r>
+      <w:r>
+        <w:rPr>
+          <w:rFonts w:cstheme="minorHAnsi"/>
+          <w:sz w:val="20"/>
+          <w:szCs w:val="20"/>
+        </w:rPr>
+        <w:t>52</w:t>
+      </w:r>
+      <w:r>
+        <w:rPr>
+          <w:rFonts w:cstheme="minorHAnsi"/>
+          <w:sz w:val="20"/>
+          <w:szCs w:val="20"/>
+        </w:rPr>
+        <w:t>/33:42</w:t>
+      </w:r>
+    </w:p>
+    <w:p>
+      <w:pPr>
+        <w:rPr>
+          <w:rFonts w:cstheme="minorHAnsi"/>
+          <w:sz w:val="20"/>
+          <w:szCs w:val="20"/>
+        </w:rPr>
+      </w:pPr>
+      <w:r>
+        <w:rPr>
+          <w:rFonts w:cstheme="minorHAnsi"/>
+          <w:sz w:val="20"/>
+          <w:szCs w:val="20"/>
+        </w:rPr>
+        <w:drawing>
+          <wp:inline distT="0" distB="0" distL="0" distR="0" wp14:anchorId="21F17622" wp14:editId="0240DC50">
+            <wp:extent cx="5943600" cy="1046480"/>
+            <wp:effectExtent l="0" t="0" r="0" b="1270"/>
+            <wp:docPr id="2012527187" name="Picture 1"/>
+            <wp:cNvGraphicFramePr>
+              <a:graphicFrameLocks xmlns:a="http://schemas.openxmlformats.org/drawingml/2006/main" noChangeAspect="1"/>
+            </wp:cNvGraphicFramePr>
+            <a:graphic xmlns:a="http://schemas.openxmlformats.org/drawingml/2006/main">
+              <a:graphicData uri="http://schemas.openxmlformats.org/drawingml/2006/picture">
+                <pic:pic xmlns:pic="http://schemas.openxmlformats.org/drawingml/2006/picture">
+                  <pic:nvPicPr>
+                    <pic:cNvPr id="2012527187" name=""/>
+                    <pic:cNvPicPr/>
+                  </pic:nvPicPr>
+                  <pic:blipFill>
+                    <a:blip r:embed="rId27"/>
+                    <a:stretch>
+                      <a:fillRect/>
+                    </a:stretch>
+                  </pic:blipFill>
+                  <pic:spPr>
+                    <a:xfrm>
+                      <a:off x="0" y="0"/>
+                      <a:ext cx="5943600" cy="1046480"/>
+                    </a:xfrm>
+                    <a:prstGeom prst="rect">
+                      <a:avLst/>
+                    </a:prstGeom>
+                  </pic:spPr>
+                </pic:pic>
+              </a:graphicData>
+            </a:graphic>
+          </wp:inline>
+        </w:drawing>
+      </w:r>
+    </w:p>
+    <w:p>
+      <w:pPr>
+        <w:rPr>
+          <w:rFonts w:cstheme="minorHAnsi"/>
+          <w:sz w:val="20"/>
+          <w:szCs w:val="20"/>
+        </w:rPr>
+      </w:pPr>
+      <w:r>
+        <w:rPr>
+          <w:rFonts w:cstheme="minorHAnsi"/>
+          <w:sz w:val="20"/>
+          <w:szCs w:val="20"/>
+        </w:rPr>
+        <w:t>British people always say sorry first.</w:t>
+      </w:r>
+    </w:p>
+    <w:p>
+      <w:pPr>
+        <w:rPr>
+          <w:rFonts w:cstheme="minorHAnsi"/>
+          <w:sz w:val="20"/>
+          <w:szCs w:val="20"/>
+        </w:rPr>
+      </w:pPr>
+    </w:p>
+    <w:p>
+      <w:pPr>
+        <w:rPr>
+          <w:rFonts w:cstheme="minorHAnsi"/>
+          <w:sz w:val="20"/>
+          <w:szCs w:val="20"/>
+        </w:rPr>
+      </w:pPr>
+    </w:p>
+    <w:p>
+      <w:pPr>
+        <w:rPr>
+          <w:rFonts w:cstheme="minorHAnsi"/>
+          <w:sz w:val="20"/>
+          <w:szCs w:val="20"/>
+        </w:rPr>
+      </w:pPr>
+      <w:r>
+        <w:rPr>
+          <w:rFonts w:cstheme="minorHAnsi"/>
+          <w:sz w:val="20"/>
+          <w:szCs w:val="20"/>
+        </w:rPr>
+        <w:t>6</w:t>
+      </w:r>
+      <w:r>
+        <w:rPr>
+          <w:rFonts w:cstheme="minorHAnsi"/>
+          <w:sz w:val="20"/>
+          <w:szCs w:val="20"/>
+        </w:rPr>
+        <w:t>:</w:t>
+      </w:r>
+      <w:r>
+        <w:rPr>
+          <w:rFonts w:cstheme="minorHAnsi"/>
+          <w:sz w:val="20"/>
+          <w:szCs w:val="20"/>
+        </w:rPr>
+        <w:t>36</w:t>
+      </w:r>
+      <w:r>
+        <w:rPr>
+          <w:rFonts w:cstheme="minorHAnsi"/>
+          <w:sz w:val="20"/>
+          <w:szCs w:val="20"/>
+        </w:rPr>
+        <w:t>/33:42</w:t>
+      </w:r>
+    </w:p>
+    <w:p>
+      <w:pPr>
+        <w:rPr>
+          <w:rFonts w:cstheme="minorHAnsi"/>
+          <w:sz w:val="20"/>
+          <w:szCs w:val="20"/>
+        </w:rPr>
+      </w:pPr>
+      <w:r>
+        <w:rPr>
+          <w:rFonts w:cstheme="minorHAnsi"/>
+          <w:sz w:val="20"/>
+          <w:szCs w:val="20"/>
+        </w:rPr>
+        <w:drawing>
+          <wp:inline distT="0" distB="0" distL="0" distR="0" wp14:anchorId="55A60712" wp14:editId="5D6A2C6E">
+            <wp:extent cx="3591426" cy="4829849"/>
+            <wp:effectExtent l="0" t="0" r="9525" b="8890"/>
+            <wp:docPr id="452080018" name="Picture 1"/>
+            <wp:cNvGraphicFramePr>
+              <a:graphicFrameLocks xmlns:a="http://schemas.openxmlformats.org/drawingml/2006/main" noChangeAspect="1"/>
+            </wp:cNvGraphicFramePr>
+            <a:graphic xmlns:a="http://schemas.openxmlformats.org/drawingml/2006/main">
+              <a:graphicData uri="http://schemas.openxmlformats.org/drawingml/2006/picture">
+                <pic:pic xmlns:pic="http://schemas.openxmlformats.org/drawingml/2006/picture">
+                  <pic:nvPicPr>
+                    <pic:cNvPr id="452080018" name=""/>
+                    <pic:cNvPicPr/>
+                  </pic:nvPicPr>
+                  <pic:blipFill>
+                    <a:blip r:embed="rId28"/>
+                    <a:stretch>
+                      <a:fillRect/>
+                    </a:stretch>
+                  </pic:blipFill>
+                  <pic:spPr>
+                    <a:xfrm>
+                      <a:off x="0" y="0"/>
+                      <a:ext cx="3591426" cy="4829849"/>
+                    </a:xfrm>
+                    <a:prstGeom prst="rect">
+                      <a:avLst/>
+                    </a:prstGeom>
+                  </pic:spPr>
+                </pic:pic>
+              </a:graphicData>
+            </a:graphic>
+          </wp:inline>
+        </w:drawing>
+      </w:r>
+    </w:p>
+    <w:p>
+      <w:pPr>
+        <w:rPr>
+          <w:rFonts w:cstheme="minorHAnsi"/>
+          <w:sz w:val="20"/>
+          <w:szCs w:val="20"/>
+        </w:rPr>
+      </w:pPr>
+      <w:r>
+        <w:rPr>
+          <w:rFonts w:cstheme="minorHAnsi"/>
+          <w:sz w:val="20"/>
+          <w:szCs w:val="20"/>
+        </w:rPr>
+        <w:t>Psalm 32:3-4</w:t>
+      </w:r>
+    </w:p>
+    <w:p>
+      <w:pPr>
+        <w:rPr>
+          <w:rFonts w:cstheme="minorHAnsi"/>
+          <w:sz w:val="20"/>
+          <w:szCs w:val="20"/>
+        </w:rPr>
+      </w:pPr>
+      <w:r>
+        <w:rPr>
+          <w:rFonts w:cstheme="minorHAnsi"/>
+          <w:sz w:val="20"/>
+          <w:szCs w:val="20"/>
+        </w:rPr>
+        <w:t>King David writes 73 of 150 Psalm.</w:t>
+      </w:r>
+    </w:p>
+    <w:p>
+      <w:pPr>
+        <w:rPr>
+          <w:rFonts w:cstheme="minorHAnsi"/>
+          <w:sz w:val="20"/>
+          <w:szCs w:val="20"/>
+        </w:rPr>
+      </w:pPr>
+    </w:p>
+    <w:p>
+      <w:pPr>
+        <w:rPr>
+          <w:rFonts w:cstheme="minorHAnsi"/>
+          <w:sz w:val="20"/>
+          <w:szCs w:val="20"/>
+        </w:rPr>
+      </w:pPr>
+      <w:r>
+        <w:rPr>
+          <w:rFonts w:cstheme="minorHAnsi"/>
+          <w:sz w:val="20"/>
+          <w:szCs w:val="20"/>
+        </w:rPr>
+        <w:t xml:space="preserve">King David </w:t>
+      </w:r>
+      <w:r>
+        <w:rPr>
+          <w:rFonts w:cstheme="minorHAnsi"/>
+          <w:sz w:val="20"/>
+          <w:szCs w:val="20"/>
+        </w:rPr>
+        <w:t xml:space="preserve">write </w:t>
+      </w:r>
+      <w:r>
+        <w:rPr>
+          <w:rFonts w:cstheme="minorHAnsi"/>
+          <w:sz w:val="20"/>
+          <w:szCs w:val="20"/>
+        </w:rPr>
+        <w:t>Psalm 32:3-4</w:t>
+      </w:r>
+      <w:r>
+        <w:rPr>
+          <w:rFonts w:cstheme="minorHAnsi"/>
+          <w:sz w:val="20"/>
+          <w:szCs w:val="20"/>
+        </w:rPr>
+        <w:t xml:space="preserve">, </w:t>
+      </w:r>
+      <w:r>
+        <w:rPr>
+          <w:rFonts w:cstheme="minorHAnsi"/>
+          <w:sz w:val="20"/>
+          <w:szCs w:val="20"/>
+        </w:rPr>
+        <w:t>“</w:t>
+      </w:r>
+      <w:r>
+        <w:rPr>
+          <w:rFonts w:cstheme="minorHAnsi"/>
+          <w:sz w:val="20"/>
+          <w:szCs w:val="20"/>
+        </w:rPr>
+        <w:t>"When I kept silent, my bones wasted away through my groaning all day long. For day and night your hand was heavy on me; my strength was sapped as in the heat of summer."</w:t>
+      </w:r>
+    </w:p>
+    <w:p>
+      <w:pPr>
+        <w:rPr>
+          <w:rFonts w:cstheme="minorHAnsi"/>
+          <w:sz w:val="20"/>
+          <w:szCs w:val="20"/>
+        </w:rPr>
+      </w:pPr>
+    </w:p>
+    <w:p>
+      <w:pPr>
+        <w:rPr>
+          <w:rFonts w:cstheme="minorHAnsi"/>
+          <w:sz w:val="20"/>
+          <w:szCs w:val="20"/>
+        </w:rPr>
+      </w:pPr>
+    </w:p>
+    <w:p>
+      <w:pPr>
+        <w:rPr>
+          <w:rFonts w:cstheme="minorHAnsi"/>
+          <w:sz w:val="20"/>
+          <w:szCs w:val="20"/>
+        </w:rPr>
+      </w:pPr>
+      <w:r>
+        <w:rPr>
+          <w:rFonts w:cstheme="minorHAnsi"/>
+          <w:sz w:val="20"/>
+          <w:szCs w:val="20"/>
+        </w:rPr>
+        <w:t>************</w:t>
+      </w:r>
+    </w:p>
+    <w:p>
+      <w:pPr>
+        <w:rPr>
+          <w:rFonts w:cstheme="minorHAnsi"/>
+          <w:sz w:val="20"/>
+          <w:szCs w:val="20"/>
+        </w:rPr>
+      </w:pPr>
+      <w:r>
+        <w:rPr>
+          <w:rFonts w:cstheme="minorHAnsi"/>
+          <w:sz w:val="20"/>
+          <w:szCs w:val="20"/>
+        </w:rPr>
+        <w:t>************</w:t>
+      </w:r>
+    </w:p>
+    <w:p>
+      <w:pPr>
+        <w:rPr>
+          <w:rFonts w:cstheme="minorHAnsi"/>
+          <w:sz w:val="20"/>
+          <w:szCs w:val="20"/>
+        </w:rPr>
+      </w:pPr>
+      <w:r>
+        <w:rPr>
+          <w:rFonts w:cstheme="minorHAnsi"/>
+          <w:sz w:val="20"/>
+          <w:szCs w:val="20"/>
+        </w:rPr>
+        <w:lastRenderedPageBreak/>
+        <w:t>0</w:t>
+      </w:r>
+      <w:r>
+        <w:rPr>
+          <w:rFonts w:cstheme="minorHAnsi"/>
+          <w:sz w:val="20"/>
+          <w:szCs w:val="20"/>
+        </w:rPr>
+        <w:t>9</w:t>
+      </w:r>
+      <w:r>
+        <w:rPr>
+          <w:rFonts w:cstheme="minorHAnsi"/>
+          <w:sz w:val="20"/>
+          <w:szCs w:val="20"/>
+        </w:rPr>
+        <w:t>/</w:t>
+      </w:r>
+      <w:r>
+        <w:rPr>
+          <w:rFonts w:cstheme="minorHAnsi"/>
+          <w:sz w:val="20"/>
+          <w:szCs w:val="20"/>
+        </w:rPr>
+        <w:t>19</w:t>
+      </w:r>
+      <w:r>
+        <w:rPr>
+          <w:rFonts w:cstheme="minorHAnsi"/>
+          <w:sz w:val="20"/>
+          <w:szCs w:val="20"/>
+        </w:rPr>
+        <w:t>/2026, Menlo Church Worship (Summary of last week, 0</w:t>
+      </w:r>
+      <w:r>
+        <w:rPr>
+          <w:rFonts w:cstheme="minorHAnsi"/>
+          <w:sz w:val="20"/>
+          <w:szCs w:val="20"/>
+        </w:rPr>
+        <w:t>9</w:t>
+      </w:r>
+      <w:r>
+        <w:rPr>
+          <w:rFonts w:cstheme="minorHAnsi"/>
+          <w:sz w:val="20"/>
+          <w:szCs w:val="20"/>
+        </w:rPr>
+        <w:t>/</w:t>
+      </w:r>
+      <w:r>
+        <w:rPr>
+          <w:rFonts w:cstheme="minorHAnsi"/>
+          <w:sz w:val="20"/>
+          <w:szCs w:val="20"/>
+        </w:rPr>
+        <w:t>13</w:t>
+      </w:r>
+      <w:r>
+        <w:rPr>
+          <w:rFonts w:cstheme="minorHAnsi"/>
+          <w:sz w:val="20"/>
+          <w:szCs w:val="20"/>
+        </w:rPr>
+        <w:t>/2026)</w:t>
+      </w:r>
+    </w:p>
+    <w:p>
+      <w:hyperlink r:id="rId29" w:history="1">
         <w:r>
           <w:rPr>
             <w:rStyle w:val="Hyperlink"/>
@@ -1904,7 +2546,7 @@
           <w:szCs w:val="20"/>
         </w:rPr>
       </w:pPr>
-      <w:hyperlink r:id="rId26" w:history="1">
+      <w:hyperlink r:id="rId30" w:history="1">
         <w:r>
           <w:rPr>
             <w:rStyle w:val="Hyperlink"/>
@@ -1988,7 +2630,7 @@
       </w:pPr>
     </w:p>
     <w:sectPr>
-      <w:footerReference w:type="default" r:id="rId27"/>
+      <w:footerReference w:type="default" r:id="rId31"/>
       <w:pgSz w:w="12240" w:h="15840"/>
       <w:pgMar w:top="1440" w:right="1440" w:bottom="1530" w:left="1440" w:header="0" w:footer="720" w:gutter="0"/>
       <w:cols w:space="720"/>

--- a/Church/2026/2026_0919_MenloChurch.docx
+++ b/Church/2026/2026_0919_MenloChurch.docx
@@ -1314,23 +1314,7 @@
           <w:sz w:val="20"/>
           <w:szCs w:val="20"/>
         </w:rPr>
-        <w:t>1:</w:t>
-      </w:r>
-      <w:r>
-        <w:rPr>
-          <w:rFonts w:cstheme="minorHAnsi"/>
-          <w:sz w:val="20"/>
-          <w:szCs w:val="20"/>
-        </w:rPr>
-        <w:t>54</w:t>
-      </w:r>
-      <w:r>
-        <w:rPr>
-          <w:rFonts w:cstheme="minorHAnsi"/>
-          <w:sz w:val="20"/>
-          <w:szCs w:val="20"/>
-        </w:rPr>
-        <w:t>/33:42</w:t>
+        <w:t>1:54/33:42</w:t>
       </w:r>
     </w:p>
     <w:p>
@@ -1344,6 +1328,7 @@
       <w:r>
         <w:rPr>
           <w:rFonts w:cstheme="minorHAnsi"/>
+          <w:noProof/>
           <w:sz w:val="20"/>
           <w:szCs w:val="20"/>
         </w:rPr>
@@ -1476,31 +1461,7 @@
           <w:sz w:val="20"/>
           <w:szCs w:val="20"/>
         </w:rPr>
-        <w:t>2</w:t>
-      </w:r>
-      <w:r>
-        <w:rPr>
-          <w:rFonts w:cstheme="minorHAnsi"/>
-          <w:sz w:val="20"/>
-          <w:szCs w:val="20"/>
-        </w:rPr>
-        <w:t>:</w:t>
-      </w:r>
-      <w:r>
-        <w:rPr>
-          <w:rFonts w:cstheme="minorHAnsi"/>
-          <w:sz w:val="20"/>
-          <w:szCs w:val="20"/>
-        </w:rPr>
-        <w:t>34</w:t>
-      </w:r>
-      <w:r>
-        <w:rPr>
-          <w:rFonts w:cstheme="minorHAnsi"/>
-          <w:sz w:val="20"/>
-          <w:szCs w:val="20"/>
-        </w:rPr>
-        <w:t>/33:42</w:t>
+        <w:t>2:34/33:42</w:t>
       </w:r>
     </w:p>
     <w:p>
@@ -1514,6 +1475,7 @@
       <w:r>
         <w:rPr>
           <w:rFonts w:cstheme="minorHAnsi"/>
+          <w:noProof/>
           <w:sz w:val="20"/>
           <w:szCs w:val="20"/>
         </w:rPr>
@@ -1634,31 +1596,7 @@
           <w:sz w:val="20"/>
           <w:szCs w:val="20"/>
         </w:rPr>
-        <w:t>3</w:t>
-      </w:r>
-      <w:r>
-        <w:rPr>
-          <w:rFonts w:cstheme="minorHAnsi"/>
-          <w:sz w:val="20"/>
-          <w:szCs w:val="20"/>
-        </w:rPr>
-        <w:t>:</w:t>
-      </w:r>
-      <w:r>
-        <w:rPr>
-          <w:rFonts w:cstheme="minorHAnsi"/>
-          <w:sz w:val="20"/>
-          <w:szCs w:val="20"/>
-        </w:rPr>
-        <w:t>15</w:t>
-      </w:r>
-      <w:r>
-        <w:rPr>
-          <w:rFonts w:cstheme="minorHAnsi"/>
-          <w:sz w:val="20"/>
-          <w:szCs w:val="20"/>
-        </w:rPr>
-        <w:t>/33:42</w:t>
+        <w:t>3:15/33:42</w:t>
       </w:r>
     </w:p>
     <w:p>
@@ -1672,6 +1610,7 @@
       <w:r>
         <w:rPr>
           <w:rFonts w:cstheme="minorHAnsi"/>
+          <w:noProof/>
           <w:sz w:val="20"/>
           <w:szCs w:val="20"/>
         </w:rPr>
@@ -1801,31 +1740,7 @@
           <w:sz w:val="20"/>
           <w:szCs w:val="20"/>
         </w:rPr>
-        <w:t>4</w:t>
-      </w:r>
-      <w:r>
-        <w:rPr>
-          <w:rFonts w:cstheme="minorHAnsi"/>
-          <w:sz w:val="20"/>
-          <w:szCs w:val="20"/>
-        </w:rPr>
-        <w:t>:</w:t>
-      </w:r>
-      <w:r>
-        <w:rPr>
-          <w:rFonts w:cstheme="minorHAnsi"/>
-          <w:sz w:val="20"/>
-          <w:szCs w:val="20"/>
-        </w:rPr>
-        <w:t>02</w:t>
-      </w:r>
-      <w:r>
-        <w:rPr>
-          <w:rFonts w:cstheme="minorHAnsi"/>
-          <w:sz w:val="20"/>
-          <w:szCs w:val="20"/>
-        </w:rPr>
-        <w:t>/33:42</w:t>
+        <w:t>4:02/33:42</w:t>
       </w:r>
     </w:p>
     <w:p>
@@ -1839,6 +1754,7 @@
       <w:r>
         <w:rPr>
           <w:rFonts w:cstheme="minorHAnsi"/>
+          <w:noProof/>
           <w:sz w:val="20"/>
           <w:szCs w:val="20"/>
         </w:rPr>
@@ -1927,23 +1843,7 @@
           <w:sz w:val="20"/>
           <w:szCs w:val="20"/>
         </w:rPr>
-        <w:t>4:0</w:t>
-      </w:r>
-      <w:r>
-        <w:rPr>
-          <w:rFonts w:cstheme="minorHAnsi"/>
-          <w:sz w:val="20"/>
-          <w:szCs w:val="20"/>
-        </w:rPr>
-        <w:t>8</w:t>
-      </w:r>
-      <w:r>
-        <w:rPr>
-          <w:rFonts w:cstheme="minorHAnsi"/>
-          <w:sz w:val="20"/>
-          <w:szCs w:val="20"/>
-        </w:rPr>
-        <w:t>/33:42</w:t>
+        <w:t>4:08/33:42</w:t>
       </w:r>
     </w:p>
     <w:p>
@@ -1966,6 +1866,7 @@
       <w:r>
         <w:rPr>
           <w:rFonts w:cstheme="minorHAnsi"/>
+          <w:noProof/>
           <w:sz w:val="20"/>
           <w:szCs w:val="20"/>
         </w:rPr>
@@ -2097,23 +1998,7 @@
           <w:szCs w:val="20"/>
         </w:rPr>
         <w:lastRenderedPageBreak/>
-        <w:t>4:</w:t>
-      </w:r>
-      <w:r>
-        <w:rPr>
-          <w:rFonts w:cstheme="minorHAnsi"/>
-          <w:sz w:val="20"/>
-          <w:szCs w:val="20"/>
-        </w:rPr>
-        <w:t>52</w:t>
-      </w:r>
-      <w:r>
-        <w:rPr>
-          <w:rFonts w:cstheme="minorHAnsi"/>
-          <w:sz w:val="20"/>
-          <w:szCs w:val="20"/>
-        </w:rPr>
-        <w:t>/33:42</w:t>
+        <w:t>4:52/33:42</w:t>
       </w:r>
     </w:p>
     <w:p>
@@ -2127,6 +2012,7 @@
       <w:r>
         <w:rPr>
           <w:rFonts w:cstheme="minorHAnsi"/>
+          <w:noProof/>
           <w:sz w:val="20"/>
           <w:szCs w:val="20"/>
         </w:rPr>
@@ -2216,31 +2102,7 @@
           <w:sz w:val="20"/>
           <w:szCs w:val="20"/>
         </w:rPr>
-        <w:t>6</w:t>
-      </w:r>
-      <w:r>
-        <w:rPr>
-          <w:rFonts w:cstheme="minorHAnsi"/>
-          <w:sz w:val="20"/>
-          <w:szCs w:val="20"/>
-        </w:rPr>
-        <w:t>:</w:t>
-      </w:r>
-      <w:r>
-        <w:rPr>
-          <w:rFonts w:cstheme="minorHAnsi"/>
-          <w:sz w:val="20"/>
-          <w:szCs w:val="20"/>
-        </w:rPr>
-        <w:t>36</w:t>
-      </w:r>
-      <w:r>
-        <w:rPr>
-          <w:rFonts w:cstheme="minorHAnsi"/>
-          <w:sz w:val="20"/>
-          <w:szCs w:val="20"/>
-        </w:rPr>
-        <w:t>/33:42</w:t>
+        <w:t>6:36/33:42</w:t>
       </w:r>
     </w:p>
     <w:p>
@@ -2254,6 +2116,7 @@
       <w:r>
         <w:rPr>
           <w:rFonts w:cstheme="minorHAnsi"/>
+          <w:noProof/>
           <w:sz w:val="20"/>
           <w:szCs w:val="20"/>
         </w:rPr>
@@ -2359,15 +2222,7 @@
           <w:sz w:val="20"/>
           <w:szCs w:val="20"/>
         </w:rPr>
-        <w:t xml:space="preserve">write </w:t>
-      </w:r>
-      <w:r>
-        <w:rPr>
-          <w:rFonts w:cstheme="minorHAnsi"/>
-          <w:sz w:val="20"/>
-          <w:szCs w:val="20"/>
-        </w:rPr>
-        <w:t>Psalm 32:3-4</w:t>
+        <w:t>write Psalm 32:3-4</w:t>
       </w:r>
       <w:r>
         <w:rPr>
@@ -2376,14 +2231,6 @@
           <w:szCs w:val="20"/>
         </w:rPr>
         <w:t xml:space="preserve">, </w:t>
-      </w:r>
-      <w:r>
-        <w:rPr>
-          <w:rFonts w:cstheme="minorHAnsi"/>
-          <w:sz w:val="20"/>
-          <w:szCs w:val="20"/>
-        </w:rPr>
-        <w:t>“</w:t>
       </w:r>
       <w:r>
         <w:rPr>
@@ -2411,6 +2258,50 @@
           <w:szCs w:val="20"/>
         </w:rPr>
       </w:pPr>
+      <w:r>
+        <w:rPr>
+          <w:rFonts w:cstheme="minorHAnsi"/>
+          <w:sz w:val="20"/>
+          <w:szCs w:val="20"/>
+        </w:rPr>
+        <w:t xml:space="preserve"> </w:t>
+      </w:r>
+      <w:r>
+        <w:rPr>
+          <w:rFonts w:cstheme="minorHAnsi"/>
+          <w:b/>
+          <w:bCs/>
+          <w:sz w:val="20"/>
+          <w:szCs w:val="20"/>
+        </w:rPr>
+        <w:t>"When I kept silent..."</w:t>
+      </w:r>
+      <w:r>
+        <w:rPr>
+          <w:rFonts w:cstheme="minorHAnsi"/>
+          <w:sz w:val="20"/>
+          <w:szCs w:val="20"/>
+        </w:rPr>
+        <w:t xml:space="preserve"> relates to </w:t>
+      </w:r>
+      <w:r>
+        <w:rPr>
+          <w:rFonts w:cstheme="minorHAnsi"/>
+          <w:b/>
+          <w:bCs/>
+          <w:sz w:val="20"/>
+          <w:szCs w:val="20"/>
+        </w:rPr>
+        <w:t>"Hiding sin from God..."</w:t>
+      </w:r>
+      <w:r>
+        <w:rPr>
+          <w:rFonts w:cstheme="minorHAnsi"/>
+          <w:sz w:val="20"/>
+          <w:szCs w:val="20"/>
+        </w:rPr>
+        <w:t xml:space="preserve"> because keeping silent means choosing not to confess wrong behavior.</w:t>
+      </w:r>
     </w:p>
     <w:p>
       <w:pPr>
@@ -2423,10 +2314,39 @@
       <w:r>
         <w:rPr>
           <w:rFonts w:cstheme="minorHAnsi"/>
-          <w:sz w:val="20"/>
-          <w:szCs w:val="20"/>
-        </w:rPr>
-        <w:t>************</w:t>
+          <w:b/>
+          <w:bCs/>
+          <w:sz w:val="20"/>
+          <w:szCs w:val="20"/>
+        </w:rPr>
+        <w:lastRenderedPageBreak/>
+        <w:t>"...my bones wasted away through my groaning all day long. For day and night your hand was heavy on me..."</w:t>
+      </w:r>
+      <w:r>
+        <w:rPr>
+          <w:rFonts w:cstheme="minorHAnsi"/>
+          <w:sz w:val="20"/>
+          <w:szCs w:val="20"/>
+        </w:rPr>
+        <w:t xml:space="preserve"> relates to </w:t>
+      </w:r>
+      <w:r>
+        <w:rPr>
+          <w:rFonts w:cstheme="minorHAnsi"/>
+          <w:b/>
+          <w:bCs/>
+          <w:sz w:val="20"/>
+          <w:szCs w:val="20"/>
+        </w:rPr>
+        <w:t>"...brings deep pain..."</w:t>
+      </w:r>
+      <w:r>
+        <w:rPr>
+          <w:rFonts w:cstheme="minorHAnsi"/>
+          <w:sz w:val="20"/>
+          <w:szCs w:val="20"/>
+        </w:rPr>
+        <w:t xml:space="preserve"> because it describes constant crying out from heavy physical and emotional suffering.</w:t>
       </w:r>
     </w:p>
     <w:p>
@@ -2440,10 +2360,38 @@
       <w:r>
         <w:rPr>
           <w:rFonts w:cstheme="minorHAnsi"/>
-          <w:sz w:val="20"/>
-          <w:szCs w:val="20"/>
-        </w:rPr>
-        <w:t>************</w:t>
+          <w:b/>
+          <w:bCs/>
+          <w:sz w:val="20"/>
+          <w:szCs w:val="20"/>
+        </w:rPr>
+        <w:t>"...my strength was sapped as in the heat of summer"</w:t>
+      </w:r>
+      <w:r>
+        <w:rPr>
+          <w:rFonts w:cstheme="minorHAnsi"/>
+          <w:sz w:val="20"/>
+          <w:szCs w:val="20"/>
+        </w:rPr>
+        <w:t xml:space="preserve"> relates to </w:t>
+      </w:r>
+      <w:r>
+        <w:rPr>
+          <w:rFonts w:cstheme="minorHAnsi"/>
+          <w:b/>
+          <w:bCs/>
+          <w:sz w:val="20"/>
+          <w:szCs w:val="20"/>
+        </w:rPr>
+        <w:t>"...and drains a person's life and energy."</w:t>
+      </w:r>
+      <w:r>
+        <w:rPr>
+          <w:rFonts w:cstheme="minorHAnsi"/>
+          <w:sz w:val="20"/>
+          <w:szCs w:val="20"/>
+        </w:rPr>
+        <w:t xml:space="preserve"> because it means the person felt completely dried up, tired, and weak.</w:t>
       </w:r>
     </w:p>
     <w:p>
@@ -2454,82 +2402,745 @@
           <w:szCs w:val="20"/>
         </w:rPr>
       </w:pPr>
-      <w:r>
-        <w:rPr>
-          <w:rFonts w:cstheme="minorHAnsi"/>
-          <w:sz w:val="20"/>
-          <w:szCs w:val="20"/>
-        </w:rPr>
-        <w:lastRenderedPageBreak/>
-        <w:t>0</w:t>
-      </w:r>
-      <w:r>
-        <w:rPr>
-          <w:rFonts w:cstheme="minorHAnsi"/>
-          <w:sz w:val="20"/>
-          <w:szCs w:val="20"/>
-        </w:rPr>
-        <w:t>9</w:t>
-      </w:r>
-      <w:r>
-        <w:rPr>
-          <w:rFonts w:cstheme="minorHAnsi"/>
-          <w:sz w:val="20"/>
-          <w:szCs w:val="20"/>
-        </w:rPr>
-        <w:t>/</w:t>
-      </w:r>
-      <w:r>
-        <w:rPr>
-          <w:rFonts w:cstheme="minorHAnsi"/>
-          <w:sz w:val="20"/>
-          <w:szCs w:val="20"/>
-        </w:rPr>
-        <w:t>19</w:t>
-      </w:r>
-      <w:r>
-        <w:rPr>
-          <w:rFonts w:cstheme="minorHAnsi"/>
-          <w:sz w:val="20"/>
-          <w:szCs w:val="20"/>
-        </w:rPr>
-        <w:t>/2026, Menlo Church Worship (Summary of last week, 0</w:t>
-      </w:r>
-      <w:r>
-        <w:rPr>
-          <w:rFonts w:cstheme="minorHAnsi"/>
-          <w:sz w:val="20"/>
-          <w:szCs w:val="20"/>
-        </w:rPr>
-        <w:t>9</w:t>
-      </w:r>
-      <w:r>
-        <w:rPr>
-          <w:rFonts w:cstheme="minorHAnsi"/>
-          <w:sz w:val="20"/>
-          <w:szCs w:val="20"/>
-        </w:rPr>
-        <w:t>/</w:t>
-      </w:r>
-      <w:r>
-        <w:rPr>
-          <w:rFonts w:cstheme="minorHAnsi"/>
-          <w:sz w:val="20"/>
-          <w:szCs w:val="20"/>
-        </w:rPr>
-        <w:t>13</w:t>
-      </w:r>
-      <w:r>
-        <w:rPr>
-          <w:rFonts w:cstheme="minorHAnsi"/>
-          <w:sz w:val="20"/>
-          <w:szCs w:val="20"/>
-        </w:rPr>
-        <w:t>/2026)</w:t>
-      </w:r>
     </w:p>
     <w:p>
-      <w:hyperlink r:id="rId29" w:history="1">
+      <w:pPr>
+        <w:rPr>
+          <w:rFonts w:cstheme="minorHAnsi"/>
+          <w:sz w:val="20"/>
+          <w:szCs w:val="20"/>
+        </w:rPr>
+      </w:pPr>
+      <w:r>
+        <w:rPr>
+          <w:rFonts w:cstheme="minorHAnsi"/>
+          <w:sz w:val="20"/>
+          <w:szCs w:val="20"/>
+        </w:rPr>
+        <w:t>Hiding sin from God brings deep pain and drains a person's life and energy.</w:t>
+      </w:r>
+    </w:p>
+    <w:p>
+      <w:pPr>
+        <w:rPr>
+          <w:rFonts w:cstheme="minorHAnsi"/>
+          <w:sz w:val="20"/>
+          <w:szCs w:val="20"/>
+        </w:rPr>
+      </w:pPr>
+    </w:p>
+    <w:p>
+      <w:pPr>
+        <w:rPr>
+          <w:rFonts w:cstheme="minorHAnsi"/>
+          <w:sz w:val="20"/>
+          <w:szCs w:val="20"/>
+        </w:rPr>
+      </w:pPr>
+      <w:r>
+        <w:rPr>
+          <w:rFonts w:cstheme="minorHAnsi"/>
+          <w:sz w:val="20"/>
+          <w:szCs w:val="20"/>
+        </w:rPr>
+        <w:t>9</w:t>
+      </w:r>
+      <w:r>
+        <w:rPr>
+          <w:rFonts w:cstheme="minorHAnsi"/>
+          <w:sz w:val="20"/>
+          <w:szCs w:val="20"/>
+        </w:rPr>
+        <w:t>:</w:t>
+      </w:r>
+      <w:r>
+        <w:rPr>
+          <w:rFonts w:cstheme="minorHAnsi"/>
+          <w:sz w:val="20"/>
+          <w:szCs w:val="20"/>
+        </w:rPr>
+        <w:t>43</w:t>
+      </w:r>
+      <w:r>
+        <w:rPr>
+          <w:rFonts w:cstheme="minorHAnsi"/>
+          <w:sz w:val="20"/>
+          <w:szCs w:val="20"/>
+        </w:rPr>
+        <w:t>/33:42</w:t>
+      </w:r>
+    </w:p>
+    <w:p>
+      <w:pPr>
+        <w:rPr>
+          <w:rFonts w:cstheme="minorHAnsi"/>
+          <w:sz w:val="20"/>
+          <w:szCs w:val="20"/>
+        </w:rPr>
+      </w:pPr>
+      <w:r>
+        <w:rPr>
+          <w:rFonts w:cstheme="minorHAnsi"/>
+          <w:sz w:val="20"/>
+          <w:szCs w:val="20"/>
+        </w:rPr>
+        <w:drawing>
+          <wp:inline distT="0" distB="0" distL="0" distR="0" wp14:anchorId="0FC99582" wp14:editId="43794F67">
+            <wp:extent cx="3172268" cy="4067743"/>
+            <wp:effectExtent l="0" t="0" r="9525" b="9525"/>
+            <wp:docPr id="2099544775" name="Picture 1"/>
+            <wp:cNvGraphicFramePr>
+              <a:graphicFrameLocks xmlns:a="http://schemas.openxmlformats.org/drawingml/2006/main" noChangeAspect="1"/>
+            </wp:cNvGraphicFramePr>
+            <a:graphic xmlns:a="http://schemas.openxmlformats.org/drawingml/2006/main">
+              <a:graphicData uri="http://schemas.openxmlformats.org/drawingml/2006/picture">
+                <pic:pic xmlns:pic="http://schemas.openxmlformats.org/drawingml/2006/picture">
+                  <pic:nvPicPr>
+                    <pic:cNvPr id="2099544775" name=""/>
+                    <pic:cNvPicPr/>
+                  </pic:nvPicPr>
+                  <pic:blipFill>
+                    <a:blip r:embed="rId29"/>
+                    <a:stretch>
+                      <a:fillRect/>
+                    </a:stretch>
+                  </pic:blipFill>
+                  <pic:spPr>
+                    <a:xfrm>
+                      <a:off x="0" y="0"/>
+                      <a:ext cx="3172268" cy="4067743"/>
+                    </a:xfrm>
+                    <a:prstGeom prst="rect">
+                      <a:avLst/>
+                    </a:prstGeom>
+                  </pic:spPr>
+                </pic:pic>
+              </a:graphicData>
+            </a:graphic>
+          </wp:inline>
+        </w:drawing>
+      </w:r>
+    </w:p>
+    <w:p>
+      <w:pPr>
+        <w:rPr>
+          <w:rFonts w:cstheme="minorHAnsi"/>
+          <w:sz w:val="20"/>
+          <w:szCs w:val="20"/>
+        </w:rPr>
+      </w:pPr>
+      <w:r>
+        <w:rPr>
+          <w:rFonts w:cstheme="minorHAnsi"/>
+          <w:sz w:val="20"/>
+          <w:szCs w:val="20"/>
+        </w:rPr>
+        <w:t>Matthew 3:2</w:t>
+      </w:r>
+    </w:p>
+    <w:p>
+      <w:pPr>
+        <w:rPr>
+          <w:rFonts w:cstheme="minorHAnsi"/>
+          <w:sz w:val="20"/>
+          <w:szCs w:val="20"/>
+        </w:rPr>
+      </w:pPr>
+      <w:r>
+        <w:rPr>
+          <w:rFonts w:cstheme="minorHAnsi"/>
+          <w:sz w:val="20"/>
+          <w:szCs w:val="20"/>
+        </w:rPr>
+        <w:t>New International Version</w:t>
+      </w:r>
+    </w:p>
+    <w:p>
+      <w:pPr>
+        <w:rPr>
+          <w:rFonts w:cstheme="minorHAnsi"/>
+          <w:sz w:val="20"/>
+          <w:szCs w:val="20"/>
+        </w:rPr>
+      </w:pPr>
+      <w:r>
+        <w:rPr>
+          <w:rFonts w:cstheme="minorHAnsi"/>
+          <w:b/>
+          <w:bCs/>
+          <w:sz w:val="20"/>
+          <w:szCs w:val="20"/>
+          <w:vertAlign w:val="superscript"/>
+        </w:rPr>
+        <w:t>2 </w:t>
+      </w:r>
+      <w:r>
+        <w:rPr>
+          <w:rFonts w:cstheme="minorHAnsi"/>
+          <w:sz w:val="20"/>
+          <w:szCs w:val="20"/>
+        </w:rPr>
+        <w:t>and saying, “Repent, for the kingdom of heaven has come near.”</w:t>
+      </w:r>
+    </w:p>
+    <w:p>
+      <w:pPr>
+        <w:rPr>
+          <w:rFonts w:cstheme="minorHAnsi"/>
+          <w:sz w:val="20"/>
+          <w:szCs w:val="20"/>
+        </w:rPr>
+      </w:pPr>
+    </w:p>
+    <w:p>
+      <w:pPr>
+        <w:rPr>
+          <w:rFonts w:cstheme="minorHAnsi"/>
+          <w:b/>
+          <w:bCs/>
+          <w:sz w:val="20"/>
+          <w:szCs w:val="20"/>
+        </w:rPr>
+      </w:pPr>
+      <w:r>
+        <w:rPr>
+          <w:rFonts w:cstheme="minorHAnsi"/>
+          <w:b/>
+          <w:bCs/>
+          <w:sz w:val="20"/>
+          <w:szCs w:val="20"/>
+        </w:rPr>
+        <w:t>Key Meaning</w:t>
+      </w:r>
+    </w:p>
+    <w:p>
+      <w:pPr>
+        <w:numPr>
+          <w:ilvl w:val="0"/>
+          <w:numId w:val="49"/>
+        </w:numPr>
+        <w:rPr>
+          <w:rFonts w:cstheme="minorHAnsi"/>
+          <w:sz w:val="20"/>
+          <w:szCs w:val="20"/>
+        </w:rPr>
+      </w:pPr>
+      <w:r>
+        <w:rPr>
+          <w:rFonts w:cstheme="minorHAnsi"/>
+          <w:b/>
+          <w:bCs/>
+          <w:sz w:val="20"/>
+          <w:szCs w:val="20"/>
+        </w:rPr>
+        <w:t>The Speaker:</w:t>
+      </w:r>
+      <w:r>
+        <w:rPr>
+          <w:rFonts w:cstheme="minorHAnsi"/>
+          <w:sz w:val="20"/>
+          <w:szCs w:val="20"/>
+        </w:rPr>
+        <w:t xml:space="preserve"> John the Baptist spoke these words in the wilderness of Judea.</w:t>
+      </w:r>
+    </w:p>
+    <w:p>
+      <w:pPr>
+        <w:numPr>
+          <w:ilvl w:val="0"/>
+          <w:numId w:val="49"/>
+        </w:numPr>
+        <w:rPr>
+          <w:rFonts w:cstheme="minorHAnsi"/>
+          <w:sz w:val="20"/>
+          <w:szCs w:val="20"/>
+        </w:rPr>
+      </w:pPr>
+      <w:r>
+        <w:rPr>
+          <w:rFonts w:cstheme="minorHAnsi"/>
+          <w:b/>
+          <w:bCs/>
+          <w:sz w:val="20"/>
+          <w:szCs w:val="20"/>
+        </w:rPr>
+        <w:t>Repent:</w:t>
+      </w:r>
+      <w:r>
+        <w:rPr>
+          <w:rFonts w:cstheme="minorHAnsi"/>
+          <w:sz w:val="20"/>
+          <w:szCs w:val="20"/>
+        </w:rPr>
+        <w:t xml:space="preserve"> This means to change your mind, turn away from sin, and turn back to God.</w:t>
+      </w:r>
+    </w:p>
+    <w:p>
+      <w:pPr>
+        <w:numPr>
+          <w:ilvl w:val="0"/>
+          <w:numId w:val="49"/>
+        </w:numPr>
+        <w:rPr>
+          <w:rFonts w:cstheme="minorHAnsi"/>
+          <w:sz w:val="20"/>
+          <w:szCs w:val="20"/>
+        </w:rPr>
+      </w:pPr>
+      <w:r>
+        <w:rPr>
+          <w:rFonts w:cstheme="minorHAnsi"/>
+          <w:b/>
+          <w:bCs/>
+          <w:sz w:val="20"/>
+          <w:szCs w:val="20"/>
+        </w:rPr>
+        <w:t>The Kingdom of Heaven:</w:t>
+      </w:r>
+      <w:r>
+        <w:rPr>
+          <w:rFonts w:cstheme="minorHAnsi"/>
+          <w:sz w:val="20"/>
+          <w:szCs w:val="20"/>
+        </w:rPr>
+        <w:t xml:space="preserve"> This phrase refers to God's rule and presence coming to earth through the Messiah, Jesus.</w:t>
+      </w:r>
+    </w:p>
+    <w:p>
+      <w:pPr>
+        <w:numPr>
+          <w:ilvl w:val="0"/>
+          <w:numId w:val="49"/>
+        </w:numPr>
+        <w:rPr>
+          <w:rFonts w:cstheme="minorHAnsi"/>
+          <w:sz w:val="20"/>
+          <w:szCs w:val="20"/>
+        </w:rPr>
+      </w:pPr>
+      <w:r>
+        <w:rPr>
+          <w:rFonts w:cstheme="minorHAnsi"/>
+          <w:b/>
+          <w:bCs/>
+          <w:sz w:val="20"/>
+          <w:szCs w:val="20"/>
+        </w:rPr>
+        <w:t>Near: The arrival of Jesus meant that God's promised kingdom was right at hand. [</w:t>
+      </w:r>
+      <w:hyperlink r:id="rId30" w:history="1">
+        <w:r>
+          <w:rPr>
+            <w:rStyle w:val="Hyperlink"/>
+            <w:rFonts w:cstheme="minorHAnsi"/>
+            <w:b/>
+            <w:bCs/>
+            <w:sz w:val="20"/>
+            <w:szCs w:val="20"/>
+          </w:rPr>
+          <w:t>1</w:t>
+        </w:r>
+      </w:hyperlink>
+      <w:r>
+        <w:rPr>
+          <w:rFonts w:cstheme="minorHAnsi"/>
+          <w:b/>
+          <w:bCs/>
+          <w:sz w:val="20"/>
+          <w:szCs w:val="20"/>
+        </w:rPr>
+        <w:t xml:space="preserve">, </w:t>
+      </w:r>
+      <w:hyperlink r:id="rId31" w:history="1">
+        <w:r>
+          <w:rPr>
+            <w:rStyle w:val="Hyperlink"/>
+            <w:rFonts w:cstheme="minorHAnsi"/>
+            <w:b/>
+            <w:bCs/>
+            <w:sz w:val="20"/>
+            <w:szCs w:val="20"/>
+          </w:rPr>
+          <w:t>2</w:t>
+        </w:r>
+      </w:hyperlink>
+      <w:r>
+        <w:rPr>
+          <w:rFonts w:cstheme="minorHAnsi"/>
+          <w:b/>
+          <w:bCs/>
+          <w:sz w:val="20"/>
+          <w:szCs w:val="20"/>
+        </w:rPr>
+        <w:t xml:space="preserve">, </w:t>
+      </w:r>
+      <w:hyperlink r:id="rId32" w:history="1">
+        <w:r>
+          <w:rPr>
+            <w:rStyle w:val="Hyperlink"/>
+            <w:rFonts w:cstheme="minorHAnsi"/>
+            <w:b/>
+            <w:bCs/>
+            <w:sz w:val="20"/>
+            <w:szCs w:val="20"/>
+          </w:rPr>
+          <w:t>3</w:t>
+        </w:r>
+      </w:hyperlink>
+      <w:r>
+        <w:rPr>
+          <w:rFonts w:cstheme="minorHAnsi"/>
+          <w:b/>
+          <w:bCs/>
+          <w:sz w:val="20"/>
+          <w:szCs w:val="20"/>
+        </w:rPr>
+        <w:t>]</w:t>
+      </w:r>
+    </w:p>
+    <w:p>
+      <w:pPr>
+        <w:rPr>
+          <w:rFonts w:cstheme="minorHAnsi"/>
+          <w:sz w:val="20"/>
+          <w:szCs w:val="20"/>
+        </w:rPr>
+      </w:pPr>
+    </w:p>
+    <w:p>
+      <w:pPr>
+        <w:rPr>
+          <w:rFonts w:cstheme="minorHAnsi"/>
+          <w:sz w:val="20"/>
+          <w:szCs w:val="20"/>
+        </w:rPr>
+      </w:pPr>
+      <w:r>
+        <w:rPr>
+          <w:rFonts w:cstheme="minorHAnsi"/>
+          <w:sz w:val="20"/>
+          <w:szCs w:val="20"/>
+        </w:rPr>
+        <w:t>9:</w:t>
+      </w:r>
+      <w:r>
+        <w:rPr>
+          <w:rFonts w:cstheme="minorHAnsi"/>
+          <w:sz w:val="20"/>
+          <w:szCs w:val="20"/>
+        </w:rPr>
+        <w:t>52</w:t>
+      </w:r>
+      <w:r>
+        <w:rPr>
+          <w:rFonts w:cstheme="minorHAnsi"/>
+          <w:sz w:val="20"/>
+          <w:szCs w:val="20"/>
+        </w:rPr>
+        <w:t>/33:42</w:t>
+      </w:r>
+    </w:p>
+    <w:p>
+      <w:pPr>
+        <w:rPr>
+          <w:rFonts w:cstheme="minorHAnsi"/>
+          <w:sz w:val="20"/>
+          <w:szCs w:val="20"/>
+        </w:rPr>
+      </w:pPr>
+      <w:r>
+        <w:rPr>
+          <w:rFonts w:cstheme="minorHAnsi"/>
+          <w:sz w:val="20"/>
+          <w:szCs w:val="20"/>
+        </w:rPr>
+        <w:lastRenderedPageBreak/>
+        <w:drawing>
+          <wp:inline distT="0" distB="0" distL="0" distR="0" wp14:anchorId="4F6101B9" wp14:editId="14F3DB43">
+            <wp:extent cx="2714625" cy="3448307"/>
+            <wp:effectExtent l="0" t="0" r="0" b="0"/>
+            <wp:docPr id="932020261" name="Picture 1"/>
+            <wp:cNvGraphicFramePr>
+              <a:graphicFrameLocks xmlns:a="http://schemas.openxmlformats.org/drawingml/2006/main" noChangeAspect="1"/>
+            </wp:cNvGraphicFramePr>
+            <a:graphic xmlns:a="http://schemas.openxmlformats.org/drawingml/2006/main">
+              <a:graphicData uri="http://schemas.openxmlformats.org/drawingml/2006/picture">
+                <pic:pic xmlns:pic="http://schemas.openxmlformats.org/drawingml/2006/picture">
+                  <pic:nvPicPr>
+                    <pic:cNvPr id="932020261" name=""/>
+                    <pic:cNvPicPr/>
+                  </pic:nvPicPr>
+                  <pic:blipFill>
+                    <a:blip r:embed="rId33"/>
+                    <a:stretch>
+                      <a:fillRect/>
+                    </a:stretch>
+                  </pic:blipFill>
+                  <pic:spPr>
+                    <a:xfrm>
+                      <a:off x="0" y="0"/>
+                      <a:ext cx="2717862" cy="3452418"/>
+                    </a:xfrm>
+                    <a:prstGeom prst="rect">
+                      <a:avLst/>
+                    </a:prstGeom>
+                  </pic:spPr>
+                </pic:pic>
+              </a:graphicData>
+            </a:graphic>
+          </wp:inline>
+        </w:drawing>
+      </w:r>
+    </w:p>
+    <w:p>
+      <w:pPr>
+        <w:rPr>
+          <w:rFonts w:cstheme="minorHAnsi"/>
+          <w:sz w:val="20"/>
+          <w:szCs w:val="20"/>
+        </w:rPr>
+      </w:pPr>
+      <w:r>
+        <w:rPr>
+          <w:rFonts w:cstheme="minorHAnsi"/>
+          <w:sz w:val="20"/>
+          <w:szCs w:val="20"/>
+        </w:rPr>
+        <w:t>Acts 2:38</w:t>
+      </w:r>
+    </w:p>
+    <w:p>
+      <w:pPr>
+        <w:rPr>
+          <w:rFonts w:cstheme="minorHAnsi"/>
+          <w:sz w:val="20"/>
+          <w:szCs w:val="20"/>
+        </w:rPr>
+      </w:pPr>
+      <w:r>
+        <w:rPr>
+          <w:rFonts w:cstheme="minorHAnsi"/>
+          <w:sz w:val="20"/>
+          <w:szCs w:val="20"/>
+        </w:rPr>
+        <w:t>New International Version</w:t>
+      </w:r>
+    </w:p>
+    <w:p>
+      <w:pPr>
+        <w:rPr>
+          <w:rFonts w:cstheme="minorHAnsi"/>
+          <w:sz w:val="20"/>
+          <w:szCs w:val="20"/>
+        </w:rPr>
+      </w:pPr>
+      <w:r>
+        <w:rPr>
+          <w:rFonts w:cstheme="minorHAnsi"/>
+          <w:b/>
+          <w:bCs/>
+          <w:sz w:val="20"/>
+          <w:szCs w:val="20"/>
+          <w:vertAlign w:val="superscript"/>
+        </w:rPr>
+        <w:t>38 </w:t>
+      </w:r>
+      <w:r>
+        <w:rPr>
+          <w:rFonts w:cstheme="minorHAnsi"/>
+          <w:sz w:val="20"/>
+          <w:szCs w:val="20"/>
+        </w:rPr>
+        <w:t>Peter replied, “Repent and be baptized, every one of you, in the name of Jesus Christ for the forgiveness of your sins. And you will receive the gift of the Holy Spirit.</w:t>
+      </w:r>
+    </w:p>
+    <w:p>
+      <w:pPr>
+        <w:rPr>
+          <w:rFonts w:cstheme="minorHAnsi"/>
+          <w:sz w:val="20"/>
+          <w:szCs w:val="20"/>
+        </w:rPr>
+      </w:pPr>
+    </w:p>
+    <w:p>
+      <w:pPr>
+        <w:rPr>
+          <w:rFonts w:cstheme="minorHAnsi"/>
+          <w:sz w:val="20"/>
+          <w:szCs w:val="20"/>
+        </w:rPr>
+      </w:pPr>
+      <w:r>
+        <w:rPr>
+          <w:rFonts w:cstheme="minorHAnsi"/>
+          <w:sz w:val="20"/>
+          <w:szCs w:val="20"/>
+        </w:rPr>
+        <w:t>Y</w:t>
+      </w:r>
+      <w:r>
+        <w:rPr>
+          <w:rFonts w:cstheme="minorHAnsi"/>
+          <w:sz w:val="20"/>
+          <w:szCs w:val="20"/>
+        </w:rPr>
+        <w:t>ou must turn away from sin and be baptized to receive God's forgiveness and the gift of the Holy Spirit.</w:t>
+      </w:r>
+    </w:p>
+    <w:p>
+      <w:pPr>
+        <w:rPr>
+          <w:rFonts w:cstheme="minorHAnsi"/>
+          <w:sz w:val="20"/>
+          <w:szCs w:val="20"/>
+        </w:rPr>
+      </w:pPr>
+    </w:p>
+    <w:p>
+      <w:pPr>
+        <w:rPr>
+          <w:rFonts w:cstheme="minorHAnsi"/>
+          <w:sz w:val="20"/>
+          <w:szCs w:val="20"/>
+        </w:rPr>
+      </w:pPr>
+    </w:p>
+    <w:p>
+      <w:pPr>
+        <w:rPr>
+          <w:rFonts w:cstheme="minorHAnsi"/>
+          <w:sz w:val="20"/>
+          <w:szCs w:val="20"/>
+        </w:rPr>
+      </w:pPr>
+    </w:p>
+    <w:p>
+      <w:pPr>
+        <w:rPr>
+          <w:rFonts w:cstheme="minorHAnsi"/>
+          <w:sz w:val="20"/>
+          <w:szCs w:val="20"/>
+        </w:rPr>
+      </w:pPr>
+    </w:p>
+    <w:p>
+      <w:pPr>
+        <w:rPr>
+          <w:rFonts w:cstheme="minorHAnsi"/>
+          <w:sz w:val="20"/>
+          <w:szCs w:val="20"/>
+        </w:rPr>
+      </w:pPr>
+      <w:r>
+        <w:rPr>
+          <w:rFonts w:cstheme="minorHAnsi"/>
+          <w:sz w:val="20"/>
+          <w:szCs w:val="20"/>
+        </w:rPr>
+        <w:t>************</w:t>
+      </w:r>
+    </w:p>
+    <w:p>
+      <w:pPr>
+        <w:rPr>
+          <w:rFonts w:cstheme="minorHAnsi"/>
+          <w:sz w:val="20"/>
+          <w:szCs w:val="20"/>
+        </w:rPr>
+      </w:pPr>
+      <w:r>
+        <w:rPr>
+          <w:rFonts w:cstheme="minorHAnsi"/>
+          <w:sz w:val="20"/>
+          <w:szCs w:val="20"/>
+        </w:rPr>
+        <w:t>************</w:t>
+      </w:r>
+    </w:p>
+    <w:p>
+      <w:pPr>
+        <w:rPr>
+          <w:rFonts w:cstheme="minorHAnsi"/>
+          <w:sz w:val="20"/>
+          <w:szCs w:val="20"/>
+        </w:rPr>
+      </w:pPr>
+      <w:r>
+        <w:rPr>
+          <w:rFonts w:cstheme="minorHAnsi"/>
+          <w:sz w:val="20"/>
+          <w:szCs w:val="20"/>
+        </w:rPr>
+        <w:t>0</w:t>
+      </w:r>
+      <w:r>
+        <w:rPr>
+          <w:rFonts w:cstheme="minorHAnsi"/>
+          <w:sz w:val="20"/>
+          <w:szCs w:val="20"/>
+        </w:rPr>
+        <w:t>9</w:t>
+      </w:r>
+      <w:r>
+        <w:rPr>
+          <w:rFonts w:cstheme="minorHAnsi"/>
+          <w:sz w:val="20"/>
+          <w:szCs w:val="20"/>
+        </w:rPr>
+        <w:t>/</w:t>
+      </w:r>
+      <w:r>
+        <w:rPr>
+          <w:rFonts w:cstheme="minorHAnsi"/>
+          <w:sz w:val="20"/>
+          <w:szCs w:val="20"/>
+        </w:rPr>
+        <w:t>19</w:t>
+      </w:r>
+      <w:r>
+        <w:rPr>
+          <w:rFonts w:cstheme="minorHAnsi"/>
+          <w:sz w:val="20"/>
+          <w:szCs w:val="20"/>
+        </w:rPr>
+        <w:t>/2026, Menlo Church Worship (Summary of last week, 0</w:t>
+      </w:r>
+      <w:r>
+        <w:rPr>
+          <w:rFonts w:cstheme="minorHAnsi"/>
+          <w:sz w:val="20"/>
+          <w:szCs w:val="20"/>
+        </w:rPr>
+        <w:t>9</w:t>
+      </w:r>
+      <w:r>
+        <w:rPr>
+          <w:rFonts w:cstheme="minorHAnsi"/>
+          <w:sz w:val="20"/>
+          <w:szCs w:val="20"/>
+        </w:rPr>
+        <w:t>/</w:t>
+      </w:r>
+      <w:r>
+        <w:rPr>
+          <w:rFonts w:cstheme="minorHAnsi"/>
+          <w:sz w:val="20"/>
+          <w:szCs w:val="20"/>
+        </w:rPr>
+        <w:t>13</w:t>
+      </w:r>
+      <w:r>
+        <w:rPr>
+          <w:rFonts w:cstheme="minorHAnsi"/>
+          <w:sz w:val="20"/>
+          <w:szCs w:val="20"/>
+        </w:rPr>
+        <w:t>/2026)</w:t>
+      </w:r>
+    </w:p>
+    <w:p>
+      <w:hyperlink r:id="rId34" w:history="1">
         <w:r>
           <w:rPr>
             <w:rStyle w:val="Hyperlink"/>
@@ -2546,7 +3157,7 @@
           <w:szCs w:val="20"/>
         </w:rPr>
       </w:pPr>
-      <w:hyperlink r:id="rId30" w:history="1">
+      <w:hyperlink r:id="rId35" w:history="1">
         <w:r>
           <w:rPr>
             <w:rStyle w:val="Hyperlink"/>
@@ -2630,7 +3241,7 @@
       </w:pPr>
     </w:p>
     <w:sectPr>
-      <w:footerReference w:type="default" r:id="rId31"/>
+      <w:footerReference w:type="default" r:id="rId36"/>
       <w:pgSz w:w="12240" w:h="15840"/>
       <w:pgMar w:top="1440" w:right="1440" w:bottom="1530" w:left="1440" w:header="0" w:footer="720" w:gutter="0"/>
       <w:cols w:space="720"/>
@@ -4485,6 +5096,155 @@
     </w:lvl>
   </w:abstractNum>
   <w:abstractNum w:abstractNumId="12" w15:restartNumberingAfterBreak="0">
+    <w:nsid w:val="1E182EDC"/>
+    <w:multiLevelType w:val="multilevel"/>
+    <w:tmpl w:val="E51AB39A"/>
+    <w:lvl w:ilvl="0">
+      <w:start w:val="1"/>
+      <w:numFmt w:val="bullet"/>
+      <w:lvlText w:val=""/>
+      <w:lvlJc w:val="left"/>
+      <w:pPr>
+        <w:tabs>
+          <w:tab w:val="num" w:pos="720"/>
+        </w:tabs>
+        <w:ind w:left="720" w:hanging="360"/>
+      </w:pPr>
+      <w:rPr>
+        <w:rFonts w:ascii="Symbol" w:hAnsi="Symbol" w:hint="default"/>
+        <w:sz w:val="20"/>
+      </w:rPr>
+    </w:lvl>
+    <w:lvl w:ilvl="1" w:tentative="1">
+      <w:start w:val="1"/>
+      <w:numFmt w:val="bullet"/>
+      <w:lvlText w:val="o"/>
+      <w:lvlJc w:val="left"/>
+      <w:pPr>
+        <w:tabs>
+          <w:tab w:val="num" w:pos="1440"/>
+        </w:tabs>
+        <w:ind w:left="1440" w:hanging="360"/>
+      </w:pPr>
+      <w:rPr>
+        <w:rFonts w:ascii="Courier New" w:hAnsi="Courier New" w:hint="default"/>
+        <w:sz w:val="20"/>
+      </w:rPr>
+    </w:lvl>
+    <w:lvl w:ilvl="2" w:tentative="1">
+      <w:start w:val="1"/>
+      <w:numFmt w:val="bullet"/>
+      <w:lvlText w:val=""/>
+      <w:lvlJc w:val="left"/>
+      <w:pPr>
+        <w:tabs>
+          <w:tab w:val="num" w:pos="2160"/>
+        </w:tabs>
+        <w:ind w:left="2160" w:hanging="360"/>
+      </w:pPr>
+      <w:rPr>
+        <w:rFonts w:ascii="Wingdings" w:hAnsi="Wingdings" w:hint="default"/>
+        <w:sz w:val="20"/>
+      </w:rPr>
+    </w:lvl>
+    <w:lvl w:ilvl="3" w:tentative="1">
+      <w:start w:val="1"/>
+      <w:numFmt w:val="bullet"/>
+      <w:lvlText w:val=""/>
+      <w:lvlJc w:val="left"/>
+      <w:pPr>
+        <w:tabs>
+          <w:tab w:val="num" w:pos="2880"/>
+        </w:tabs>
+        <w:ind w:left="2880" w:hanging="360"/>
+      </w:pPr>
+      <w:rPr>
+        <w:rFonts w:ascii="Wingdings" w:hAnsi="Wingdings" w:hint="default"/>
+        <w:sz w:val="20"/>
+      </w:rPr>
+    </w:lvl>
+    <w:lvl w:ilvl="4" w:tentative="1">
+      <w:start w:val="1"/>
+      <w:numFmt w:val="bullet"/>
+      <w:lvlText w:val=""/>
+      <w:lvlJc w:val="left"/>
+      <w:pPr>
+        <w:tabs>
+          <w:tab w:val="num" w:pos="3600"/>
+        </w:tabs>
+        <w:ind w:left="3600" w:hanging="360"/>
+      </w:pPr>
+      <w:rPr>
+        <w:rFonts w:ascii="Wingdings" w:hAnsi="Wingdings" w:hint="default"/>
+        <w:sz w:val="20"/>
+      </w:rPr>
+    </w:lvl>
+    <w:lvl w:ilvl="5" w:tentative="1">
+      <w:start w:val="1"/>
+      <w:numFmt w:val="bullet"/>
+      <w:lvlText w:val=""/>
+      <w:lvlJc w:val="left"/>
+      <w:pPr>
+        <w:tabs>
+          <w:tab w:val="num" w:pos="4320"/>
+        </w:tabs>
+        <w:ind w:left="4320" w:hanging="360"/>
+      </w:pPr>
+      <w:rPr>
+        <w:rFonts w:ascii="Wingdings" w:hAnsi="Wingdings" w:hint="default"/>
+        <w:sz w:val="20"/>
+      </w:rPr>
+    </w:lvl>
+    <w:lvl w:ilvl="6" w:tentative="1">
+      <w:start w:val="1"/>
+      <w:numFmt w:val="bullet"/>
+      <w:lvlText w:val=""/>
+      <w:lvlJc w:val="left"/>
+      <w:pPr>
+        <w:tabs>
+          <w:tab w:val="num" w:pos="5040"/>
+        </w:tabs>
+        <w:ind w:left="5040" w:hanging="360"/>
+      </w:pPr>
+      <w:rPr>
+        <w:rFonts w:ascii="Wingdings" w:hAnsi="Wingdings" w:hint="default"/>
+        <w:sz w:val="20"/>
+      </w:rPr>
+    </w:lvl>
+    <w:lvl w:ilvl="7" w:tentative="1">
+      <w:start w:val="1"/>
+      <w:numFmt w:val="bullet"/>
+      <w:lvlText w:val=""/>
+      <w:lvlJc w:val="left"/>
+      <w:pPr>
+        <w:tabs>
+          <w:tab w:val="num" w:pos="5760"/>
+        </w:tabs>
+        <w:ind w:left="5760" w:hanging="360"/>
+      </w:pPr>
+      <w:rPr>
+        <w:rFonts w:ascii="Wingdings" w:hAnsi="Wingdings" w:hint="default"/>
+        <w:sz w:val="20"/>
+      </w:rPr>
+    </w:lvl>
+    <w:lvl w:ilvl="8" w:tentative="1">
+      <w:start w:val="1"/>
+      <w:numFmt w:val="bullet"/>
+      <w:lvlText w:val=""/>
+      <w:lvlJc w:val="left"/>
+      <w:pPr>
+        <w:tabs>
+          <w:tab w:val="num" w:pos="6480"/>
+        </w:tabs>
+        <w:ind w:left="6480" w:hanging="360"/>
+      </w:pPr>
+      <w:rPr>
+        <w:rFonts w:ascii="Wingdings" w:hAnsi="Wingdings" w:hint="default"/>
+        <w:sz w:val="20"/>
+      </w:rPr>
+    </w:lvl>
+  </w:abstractNum>
+  <w:abstractNum w:abstractNumId="13" w15:restartNumberingAfterBreak="0">
     <w:nsid w:val="1E8053DB"/>
     <w:multiLevelType w:val="multilevel"/>
     <w:tmpl w:val="6DF49C6E"/>
@@ -4633,7 +5393,7 @@
       </w:rPr>
     </w:lvl>
   </w:abstractNum>
-  <w:abstractNum w:abstractNumId="13" w15:restartNumberingAfterBreak="0">
+  <w:abstractNum w:abstractNumId="14" w15:restartNumberingAfterBreak="0">
     <w:nsid w:val="1F083D8C"/>
     <w:multiLevelType w:val="multilevel"/>
     <w:tmpl w:val="C3C279F2"/>
@@ -4782,7 +5542,7 @@
       </w:rPr>
     </w:lvl>
   </w:abstractNum>
-  <w:abstractNum w:abstractNumId="14" w15:restartNumberingAfterBreak="0">
+  <w:abstractNum w:abstractNumId="15" w15:restartNumberingAfterBreak="0">
     <w:nsid w:val="21BD1903"/>
     <w:multiLevelType w:val="multilevel"/>
     <w:tmpl w:val="7D9A015E"/>
@@ -4931,7 +5691,7 @@
       </w:rPr>
     </w:lvl>
   </w:abstractNum>
-  <w:abstractNum w:abstractNumId="15" w15:restartNumberingAfterBreak="0">
+  <w:abstractNum w:abstractNumId="16" w15:restartNumberingAfterBreak="0">
     <w:nsid w:val="253767D1"/>
     <w:multiLevelType w:val="multilevel"/>
     <w:tmpl w:val="F82A04B2"/>
@@ -5080,7 +5840,7 @@
       </w:rPr>
     </w:lvl>
   </w:abstractNum>
-  <w:abstractNum w:abstractNumId="16" w15:restartNumberingAfterBreak="0">
+  <w:abstractNum w:abstractNumId="17" w15:restartNumberingAfterBreak="0">
     <w:nsid w:val="265E2F28"/>
     <w:multiLevelType w:val="multilevel"/>
     <w:tmpl w:val="BB867B6C"/>
@@ -5229,7 +5989,7 @@
       </w:rPr>
     </w:lvl>
   </w:abstractNum>
-  <w:abstractNum w:abstractNumId="17" w15:restartNumberingAfterBreak="0">
+  <w:abstractNum w:abstractNumId="18" w15:restartNumberingAfterBreak="0">
     <w:nsid w:val="2A954C87"/>
     <w:multiLevelType w:val="multilevel"/>
     <w:tmpl w:val="417C8A5A"/>
@@ -5378,7 +6138,7 @@
       </w:rPr>
     </w:lvl>
   </w:abstractNum>
-  <w:abstractNum w:abstractNumId="18" w15:restartNumberingAfterBreak="0">
+  <w:abstractNum w:abstractNumId="19" w15:restartNumberingAfterBreak="0">
     <w:nsid w:val="2B406A3C"/>
     <w:multiLevelType w:val="multilevel"/>
     <w:tmpl w:val="7C727D58"/>
@@ -5527,7 +6287,7 @@
       </w:rPr>
     </w:lvl>
   </w:abstractNum>
-  <w:abstractNum w:abstractNumId="19" w15:restartNumberingAfterBreak="0">
+  <w:abstractNum w:abstractNumId="20" w15:restartNumberingAfterBreak="0">
     <w:nsid w:val="2C223E73"/>
     <w:multiLevelType w:val="multilevel"/>
     <w:tmpl w:val="228225D0"/>
@@ -5676,7 +6436,7 @@
       </w:rPr>
     </w:lvl>
   </w:abstractNum>
-  <w:abstractNum w:abstractNumId="20" w15:restartNumberingAfterBreak="0">
+  <w:abstractNum w:abstractNumId="21" w15:restartNumberingAfterBreak="0">
     <w:nsid w:val="2D5E2663"/>
     <w:multiLevelType w:val="multilevel"/>
     <w:tmpl w:val="AE06BBD6"/>
@@ -5825,7 +6585,7 @@
       </w:rPr>
     </w:lvl>
   </w:abstractNum>
-  <w:abstractNum w:abstractNumId="21" w15:restartNumberingAfterBreak="0">
+  <w:abstractNum w:abstractNumId="22" w15:restartNumberingAfterBreak="0">
     <w:nsid w:val="36371728"/>
     <w:multiLevelType w:val="multilevel"/>
     <w:tmpl w:val="28A805EA"/>
@@ -5974,7 +6734,7 @@
       </w:rPr>
     </w:lvl>
   </w:abstractNum>
-  <w:abstractNum w:abstractNumId="22" w15:restartNumberingAfterBreak="0">
+  <w:abstractNum w:abstractNumId="23" w15:restartNumberingAfterBreak="0">
     <w:nsid w:val="384B41DC"/>
     <w:multiLevelType w:val="multilevel"/>
     <w:tmpl w:val="A31E3AC6"/>
@@ -6123,7 +6883,7 @@
       </w:rPr>
     </w:lvl>
   </w:abstractNum>
-  <w:abstractNum w:abstractNumId="23" w15:restartNumberingAfterBreak="0">
+  <w:abstractNum w:abstractNumId="24" w15:restartNumberingAfterBreak="0">
     <w:nsid w:val="387F2942"/>
     <w:multiLevelType w:val="multilevel"/>
     <w:tmpl w:val="13A022AA"/>
@@ -6272,7 +7032,7 @@
       </w:rPr>
     </w:lvl>
   </w:abstractNum>
-  <w:abstractNum w:abstractNumId="24" w15:restartNumberingAfterBreak="0">
+  <w:abstractNum w:abstractNumId="25" w15:restartNumberingAfterBreak="0">
     <w:nsid w:val="3A4A5D43"/>
     <w:multiLevelType w:val="multilevel"/>
     <w:tmpl w:val="50E60C10"/>
@@ -6421,7 +7181,7 @@
       </w:rPr>
     </w:lvl>
   </w:abstractNum>
-  <w:abstractNum w:abstractNumId="25" w15:restartNumberingAfterBreak="0">
+  <w:abstractNum w:abstractNumId="26" w15:restartNumberingAfterBreak="0">
     <w:nsid w:val="3B1F4E5C"/>
     <w:multiLevelType w:val="multilevel"/>
     <w:tmpl w:val="C8DC3704"/>
@@ -6570,7 +7330,156 @@
       </w:rPr>
     </w:lvl>
   </w:abstractNum>
-  <w:abstractNum w:abstractNumId="26" w15:restartNumberingAfterBreak="0">
+  <w:abstractNum w:abstractNumId="27" w15:restartNumberingAfterBreak="0">
+    <w:nsid w:val="3CE55CE7"/>
+    <w:multiLevelType w:val="multilevel"/>
+    <w:tmpl w:val="9D7AE8A8"/>
+    <w:lvl w:ilvl="0">
+      <w:start w:val="1"/>
+      <w:numFmt w:val="bullet"/>
+      <w:lvlText w:val=""/>
+      <w:lvlJc w:val="left"/>
+      <w:pPr>
+        <w:tabs>
+          <w:tab w:val="num" w:pos="720"/>
+        </w:tabs>
+        <w:ind w:left="720" w:hanging="360"/>
+      </w:pPr>
+      <w:rPr>
+        <w:rFonts w:ascii="Symbol" w:hAnsi="Symbol" w:hint="default"/>
+        <w:sz w:val="20"/>
+      </w:rPr>
+    </w:lvl>
+    <w:lvl w:ilvl="1" w:tentative="1">
+      <w:start w:val="1"/>
+      <w:numFmt w:val="bullet"/>
+      <w:lvlText w:val="o"/>
+      <w:lvlJc w:val="left"/>
+      <w:pPr>
+        <w:tabs>
+          <w:tab w:val="num" w:pos="1440"/>
+        </w:tabs>
+        <w:ind w:left="1440" w:hanging="360"/>
+      </w:pPr>
+      <w:rPr>
+        <w:rFonts w:ascii="Courier New" w:hAnsi="Courier New" w:hint="default"/>
+        <w:sz w:val="20"/>
+      </w:rPr>
+    </w:lvl>
+    <w:lvl w:ilvl="2" w:tentative="1">
+      <w:start w:val="1"/>
+      <w:numFmt w:val="bullet"/>
+      <w:lvlText w:val=""/>
+      <w:lvlJc w:val="left"/>
+      <w:pPr>
+        <w:tabs>
+          <w:tab w:val="num" w:pos="2160"/>
+        </w:tabs>
+        <w:ind w:left="2160" w:hanging="360"/>
+      </w:pPr>
+      <w:rPr>
+        <w:rFonts w:ascii="Wingdings" w:hAnsi="Wingdings" w:hint="default"/>
+        <w:sz w:val="20"/>
+      </w:rPr>
+    </w:lvl>
+    <w:lvl w:ilvl="3" w:tentative="1">
+      <w:start w:val="1"/>
+      <w:numFmt w:val="bullet"/>
+      <w:lvlText w:val=""/>
+      <w:lvlJc w:val="left"/>
+      <w:pPr>
+        <w:tabs>
+          <w:tab w:val="num" w:pos="2880"/>
+        </w:tabs>
+        <w:ind w:left="2880" w:hanging="360"/>
+      </w:pPr>
+      <w:rPr>
+        <w:rFonts w:ascii="Wingdings" w:hAnsi="Wingdings" w:hint="default"/>
+        <w:sz w:val="20"/>
+      </w:rPr>
+    </w:lvl>
+    <w:lvl w:ilvl="4" w:tentative="1">
+      <w:start w:val="1"/>
+      <w:numFmt w:val="bullet"/>
+      <w:lvlText w:val=""/>
+      <w:lvlJc w:val="left"/>
+      <w:pPr>
+        <w:tabs>
+          <w:tab w:val="num" w:pos="3600"/>
+        </w:tabs>
+        <w:ind w:left="3600" w:hanging="360"/>
+      </w:pPr>
+      <w:rPr>
+        <w:rFonts w:ascii="Wingdings" w:hAnsi="Wingdings" w:hint="default"/>
+        <w:sz w:val="20"/>
+      </w:rPr>
+    </w:lvl>
+    <w:lvl w:ilvl="5" w:tentative="1">
+      <w:start w:val="1"/>
+      <w:numFmt w:val="bullet"/>
+      <w:lvlText w:val=""/>
+      <w:lvlJc w:val="left"/>
+      <w:pPr>
+        <w:tabs>
+          <w:tab w:val="num" w:pos="4320"/>
+        </w:tabs>
+        <w:ind w:left="4320" w:hanging="360"/>
+      </w:pPr>
+      <w:rPr>
+        <w:rFonts w:ascii="Wingdings" w:hAnsi="Wingdings" w:hint="default"/>
+        <w:sz w:val="20"/>
+      </w:rPr>
+    </w:lvl>
+    <w:lvl w:ilvl="6" w:tentative="1">
+      <w:start w:val="1"/>
+      <w:numFmt w:val="bullet"/>
+      <w:lvlText w:val=""/>
+      <w:lvlJc w:val="left"/>
+      <w:pPr>
+        <w:tabs>
+          <w:tab w:val="num" w:pos="5040"/>
+        </w:tabs>
+        <w:ind w:left="5040" w:hanging="360"/>
+      </w:pPr>
+      <w:rPr>
+        <w:rFonts w:ascii="Wingdings" w:hAnsi="Wingdings" w:hint="default"/>
+        <w:sz w:val="20"/>
+      </w:rPr>
+    </w:lvl>
+    <w:lvl w:ilvl="7" w:tentative="1">
+      <w:start w:val="1"/>
+      <w:numFmt w:val="bullet"/>
+      <w:lvlText w:val=""/>
+      <w:lvlJc w:val="left"/>
+      <w:pPr>
+        <w:tabs>
+          <w:tab w:val="num" w:pos="5760"/>
+        </w:tabs>
+        <w:ind w:left="5760" w:hanging="360"/>
+      </w:pPr>
+      <w:rPr>
+        <w:rFonts w:ascii="Wingdings" w:hAnsi="Wingdings" w:hint="default"/>
+        <w:sz w:val="20"/>
+      </w:rPr>
+    </w:lvl>
+    <w:lvl w:ilvl="8" w:tentative="1">
+      <w:start w:val="1"/>
+      <w:numFmt w:val="bullet"/>
+      <w:lvlText w:val=""/>
+      <w:lvlJc w:val="left"/>
+      <w:pPr>
+        <w:tabs>
+          <w:tab w:val="num" w:pos="6480"/>
+        </w:tabs>
+        <w:ind w:left="6480" w:hanging="360"/>
+      </w:pPr>
+      <w:rPr>
+        <w:rFonts w:ascii="Wingdings" w:hAnsi="Wingdings" w:hint="default"/>
+        <w:sz w:val="20"/>
+      </w:rPr>
+    </w:lvl>
+  </w:abstractNum>
+  <w:abstractNum w:abstractNumId="28" w15:restartNumberingAfterBreak="0">
     <w:nsid w:val="3D2F6733"/>
     <w:multiLevelType w:val="multilevel"/>
     <w:tmpl w:val="B9243440"/>
@@ -6719,7 +7628,7 @@
       </w:rPr>
     </w:lvl>
   </w:abstractNum>
-  <w:abstractNum w:abstractNumId="27" w15:restartNumberingAfterBreak="0">
+  <w:abstractNum w:abstractNumId="29" w15:restartNumberingAfterBreak="0">
     <w:nsid w:val="40B52536"/>
     <w:multiLevelType w:val="multilevel"/>
     <w:tmpl w:val="7F0E9BEE"/>
@@ -6868,7 +7777,7 @@
       </w:rPr>
     </w:lvl>
   </w:abstractNum>
-  <w:abstractNum w:abstractNumId="28" w15:restartNumberingAfterBreak="0">
+  <w:abstractNum w:abstractNumId="30" w15:restartNumberingAfterBreak="0">
     <w:nsid w:val="440E0CA8"/>
     <w:multiLevelType w:val="multilevel"/>
     <w:tmpl w:val="9666386E"/>
@@ -7017,7 +7926,7 @@
       </w:rPr>
     </w:lvl>
   </w:abstractNum>
-  <w:abstractNum w:abstractNumId="29" w15:restartNumberingAfterBreak="0">
+  <w:abstractNum w:abstractNumId="31" w15:restartNumberingAfterBreak="0">
     <w:nsid w:val="49AD3FA6"/>
     <w:multiLevelType w:val="multilevel"/>
     <w:tmpl w:val="016C008E"/>
@@ -7166,7 +8075,7 @@
       </w:rPr>
     </w:lvl>
   </w:abstractNum>
-  <w:abstractNum w:abstractNumId="30" w15:restartNumberingAfterBreak="0">
+  <w:abstractNum w:abstractNumId="32" w15:restartNumberingAfterBreak="0">
     <w:nsid w:val="51591C76"/>
     <w:multiLevelType w:val="multilevel"/>
     <w:tmpl w:val="3C7479DA"/>
@@ -7315,7 +8224,7 @@
       </w:rPr>
     </w:lvl>
   </w:abstractNum>
-  <w:abstractNum w:abstractNumId="31" w15:restartNumberingAfterBreak="0">
+  <w:abstractNum w:abstractNumId="33" w15:restartNumberingAfterBreak="0">
     <w:nsid w:val="51FD15E0"/>
     <w:multiLevelType w:val="multilevel"/>
     <w:tmpl w:val="EAE05A36"/>
@@ -7464,7 +8373,7 @@
       </w:rPr>
     </w:lvl>
   </w:abstractNum>
-  <w:abstractNum w:abstractNumId="32" w15:restartNumberingAfterBreak="0">
+  <w:abstractNum w:abstractNumId="34" w15:restartNumberingAfterBreak="0">
     <w:nsid w:val="52AC58C6"/>
     <w:multiLevelType w:val="multilevel"/>
     <w:tmpl w:val="BBEE5348"/>
@@ -7613,7 +8522,156 @@
       </w:rPr>
     </w:lvl>
   </w:abstractNum>
-  <w:abstractNum w:abstractNumId="33" w15:restartNumberingAfterBreak="0">
+  <w:abstractNum w:abstractNumId="35" w15:restartNumberingAfterBreak="0">
+    <w:nsid w:val="54A17901"/>
+    <w:multiLevelType w:val="multilevel"/>
+    <w:tmpl w:val="FA1EE278"/>
+    <w:lvl w:ilvl="0">
+      <w:start w:val="1"/>
+      <w:numFmt w:val="bullet"/>
+      <w:lvlText w:val=""/>
+      <w:lvlJc w:val="left"/>
+      <w:pPr>
+        <w:tabs>
+          <w:tab w:val="num" w:pos="720"/>
+        </w:tabs>
+        <w:ind w:left="720" w:hanging="360"/>
+      </w:pPr>
+      <w:rPr>
+        <w:rFonts w:ascii="Symbol" w:hAnsi="Symbol" w:hint="default"/>
+        <w:sz w:val="20"/>
+      </w:rPr>
+    </w:lvl>
+    <w:lvl w:ilvl="1" w:tentative="1">
+      <w:start w:val="1"/>
+      <w:numFmt w:val="bullet"/>
+      <w:lvlText w:val="o"/>
+      <w:lvlJc w:val="left"/>
+      <w:pPr>
+        <w:tabs>
+          <w:tab w:val="num" w:pos="1440"/>
+        </w:tabs>
+        <w:ind w:left="1440" w:hanging="360"/>
+      </w:pPr>
+      <w:rPr>
+        <w:rFonts w:ascii="Courier New" w:hAnsi="Courier New" w:hint="default"/>
+        <w:sz w:val="20"/>
+      </w:rPr>
+    </w:lvl>
+    <w:lvl w:ilvl="2" w:tentative="1">
+      <w:start w:val="1"/>
+      <w:numFmt w:val="bullet"/>
+      <w:lvlText w:val=""/>
+      <w:lvlJc w:val="left"/>
+      <w:pPr>
+        <w:tabs>
+          <w:tab w:val="num" w:pos="2160"/>
+        </w:tabs>
+        <w:ind w:left="2160" w:hanging="360"/>
+      </w:pPr>
+      <w:rPr>
+        <w:rFonts w:ascii="Wingdings" w:hAnsi="Wingdings" w:hint="default"/>
+        <w:sz w:val="20"/>
+      </w:rPr>
+    </w:lvl>
+    <w:lvl w:ilvl="3" w:tentative="1">
+      <w:start w:val="1"/>
+      <w:numFmt w:val="bullet"/>
+      <w:lvlText w:val=""/>
+      <w:lvlJc w:val="left"/>
+      <w:pPr>
+        <w:tabs>
+          <w:tab w:val="num" w:pos="2880"/>
+        </w:tabs>
+        <w:ind w:left="2880" w:hanging="360"/>
+      </w:pPr>
+      <w:rPr>
+        <w:rFonts w:ascii="Wingdings" w:hAnsi="Wingdings" w:hint="default"/>
+        <w:sz w:val="20"/>
+      </w:rPr>
+    </w:lvl>
+    <w:lvl w:ilvl="4" w:tentative="1">
+      <w:start w:val="1"/>
+      <w:numFmt w:val="bullet"/>
+      <w:lvlText w:val=""/>
+      <w:lvlJc w:val="left"/>
+      <w:pPr>
+        <w:tabs>
+          <w:tab w:val="num" w:pos="3600"/>
+        </w:tabs>
+        <w:ind w:left="3600" w:hanging="360"/>
+      </w:pPr>
+      <w:rPr>
+        <w:rFonts w:ascii="Wingdings" w:hAnsi="Wingdings" w:hint="default"/>
+        <w:sz w:val="20"/>
+      </w:rPr>
+    </w:lvl>
+    <w:lvl w:ilvl="5" w:tentative="1">
+      <w:start w:val="1"/>
+      <w:numFmt w:val="bullet"/>
+      <w:lvlText w:val=""/>
+      <w:lvlJc w:val="left"/>
+      <w:pPr>
+        <w:tabs>
+          <w:tab w:val="num" w:pos="4320"/>
+        </w:tabs>
+        <w:ind w:left="4320" w:hanging="360"/>
+      </w:pPr>
+      <w:rPr>
+        <w:rFonts w:ascii="Wingdings" w:hAnsi="Wingdings" w:hint="default"/>
+        <w:sz w:val="20"/>
+      </w:rPr>
+    </w:lvl>
+    <w:lvl w:ilvl="6" w:tentative="1">
+      <w:start w:val="1"/>
+      <w:numFmt w:val="bullet"/>
+      <w:lvlText w:val=""/>
+      <w:lvlJc w:val="left"/>
+      <w:pPr>
+        <w:tabs>
+          <w:tab w:val="num" w:pos="5040"/>
+        </w:tabs>
+        <w:ind w:left="5040" w:hanging="360"/>
+      </w:pPr>
+      <w:rPr>
+        <w:rFonts w:ascii="Wingdings" w:hAnsi="Wingdings" w:hint="default"/>
+        <w:sz w:val="20"/>
+      </w:rPr>
+    </w:lvl>
+    <w:lvl w:ilvl="7" w:tentative="1">
+      <w:start w:val="1"/>
+      <w:numFmt w:val="bullet"/>
+      <w:lvlText w:val=""/>
+      <w:lvlJc w:val="left"/>
+      <w:pPr>
+        <w:tabs>
+          <w:tab w:val="num" w:pos="5760"/>
+        </w:tabs>
+        <w:ind w:left="5760" w:hanging="360"/>
+      </w:pPr>
+      <w:rPr>
+        <w:rFonts w:ascii="Wingdings" w:hAnsi="Wingdings" w:hint="default"/>
+        <w:sz w:val="20"/>
+      </w:rPr>
+    </w:lvl>
+    <w:lvl w:ilvl="8" w:tentative="1">
+      <w:start w:val="1"/>
+      <w:numFmt w:val="bullet"/>
+      <w:lvlText w:val=""/>
+      <w:lvlJc w:val="left"/>
+      <w:pPr>
+        <w:tabs>
+          <w:tab w:val="num" w:pos="6480"/>
+        </w:tabs>
+        <w:ind w:left="6480" w:hanging="360"/>
+      </w:pPr>
+      <w:rPr>
+        <w:rFonts w:ascii="Wingdings" w:hAnsi="Wingdings" w:hint="default"/>
+        <w:sz w:val="20"/>
+      </w:rPr>
+    </w:lvl>
+  </w:abstractNum>
+  <w:abstractNum w:abstractNumId="36" w15:restartNumberingAfterBreak="0">
     <w:nsid w:val="608226D7"/>
     <w:multiLevelType w:val="multilevel"/>
     <w:tmpl w:val="62FCD154"/>
@@ -7762,7 +8820,7 @@
       </w:rPr>
     </w:lvl>
   </w:abstractNum>
-  <w:abstractNum w:abstractNumId="34" w15:restartNumberingAfterBreak="0">
+  <w:abstractNum w:abstractNumId="37" w15:restartNumberingAfterBreak="0">
     <w:nsid w:val="63981415"/>
     <w:multiLevelType w:val="multilevel"/>
     <w:tmpl w:val="37EEED2E"/>
@@ -7911,7 +8969,7 @@
       </w:rPr>
     </w:lvl>
   </w:abstractNum>
-  <w:abstractNum w:abstractNumId="35" w15:restartNumberingAfterBreak="0">
+  <w:abstractNum w:abstractNumId="38" w15:restartNumberingAfterBreak="0">
     <w:nsid w:val="63FD33A9"/>
     <w:multiLevelType w:val="multilevel"/>
     <w:tmpl w:val="30DE29C4"/>
@@ -8060,7 +9118,7 @@
       </w:rPr>
     </w:lvl>
   </w:abstractNum>
-  <w:abstractNum w:abstractNumId="36" w15:restartNumberingAfterBreak="0">
+  <w:abstractNum w:abstractNumId="39" w15:restartNumberingAfterBreak="0">
     <w:nsid w:val="647A5B10"/>
     <w:multiLevelType w:val="multilevel"/>
     <w:tmpl w:val="A1527222"/>
@@ -8209,7 +9267,7 @@
       </w:rPr>
     </w:lvl>
   </w:abstractNum>
-  <w:abstractNum w:abstractNumId="37" w15:restartNumberingAfterBreak="0">
+  <w:abstractNum w:abstractNumId="40" w15:restartNumberingAfterBreak="0">
     <w:nsid w:val="68217A55"/>
     <w:multiLevelType w:val="multilevel"/>
     <w:tmpl w:val="C3C84A40"/>
@@ -8358,7 +9416,7 @@
       </w:rPr>
     </w:lvl>
   </w:abstractNum>
-  <w:abstractNum w:abstractNumId="38" w15:restartNumberingAfterBreak="0">
+  <w:abstractNum w:abstractNumId="41" w15:restartNumberingAfterBreak="0">
     <w:nsid w:val="6D814B6E"/>
     <w:multiLevelType w:val="multilevel"/>
     <w:tmpl w:val="0434C234"/>
@@ -8507,7 +9565,7 @@
       </w:rPr>
     </w:lvl>
   </w:abstractNum>
-  <w:abstractNum w:abstractNumId="39" w15:restartNumberingAfterBreak="0">
+  <w:abstractNum w:abstractNumId="42" w15:restartNumberingAfterBreak="0">
     <w:nsid w:val="6D9F3871"/>
     <w:multiLevelType w:val="multilevel"/>
     <w:tmpl w:val="049A011A"/>
@@ -8656,7 +9714,7 @@
       </w:rPr>
     </w:lvl>
   </w:abstractNum>
-  <w:abstractNum w:abstractNumId="40" w15:restartNumberingAfterBreak="0">
+  <w:abstractNum w:abstractNumId="43" w15:restartNumberingAfterBreak="0">
     <w:nsid w:val="6E410EDC"/>
     <w:multiLevelType w:val="multilevel"/>
     <w:tmpl w:val="A52277D0"/>
@@ -8805,7 +9863,7 @@
       </w:rPr>
     </w:lvl>
   </w:abstractNum>
-  <w:abstractNum w:abstractNumId="41" w15:restartNumberingAfterBreak="0">
+  <w:abstractNum w:abstractNumId="44" w15:restartNumberingAfterBreak="0">
     <w:nsid w:val="6FA31C71"/>
     <w:multiLevelType w:val="multilevel"/>
     <w:tmpl w:val="AA5AD366"/>
@@ -8954,7 +10012,7 @@
       </w:rPr>
     </w:lvl>
   </w:abstractNum>
-  <w:abstractNum w:abstractNumId="42" w15:restartNumberingAfterBreak="0">
+  <w:abstractNum w:abstractNumId="45" w15:restartNumberingAfterBreak="0">
     <w:nsid w:val="71260ECE"/>
     <w:multiLevelType w:val="multilevel"/>
     <w:tmpl w:val="3592A554"/>
@@ -9103,7 +10161,7 @@
       </w:rPr>
     </w:lvl>
   </w:abstractNum>
-  <w:abstractNum w:abstractNumId="43" w15:restartNumberingAfterBreak="0">
+  <w:abstractNum w:abstractNumId="46" w15:restartNumberingAfterBreak="0">
     <w:nsid w:val="75B4584C"/>
     <w:multiLevelType w:val="multilevel"/>
     <w:tmpl w:val="5360FBFA"/>
@@ -9252,7 +10310,7 @@
       </w:rPr>
     </w:lvl>
   </w:abstractNum>
-  <w:abstractNum w:abstractNumId="44" w15:restartNumberingAfterBreak="0">
+  <w:abstractNum w:abstractNumId="47" w15:restartNumberingAfterBreak="0">
     <w:nsid w:val="7C4A6E81"/>
     <w:multiLevelType w:val="multilevel"/>
     <w:tmpl w:val="0F882C30"/>
@@ -9401,7 +10459,7 @@
       </w:rPr>
     </w:lvl>
   </w:abstractNum>
-  <w:abstractNum w:abstractNumId="45" w15:restartNumberingAfterBreak="0">
+  <w:abstractNum w:abstractNumId="48" w15:restartNumberingAfterBreak="0">
     <w:nsid w:val="7D2005DA"/>
     <w:multiLevelType w:val="multilevel"/>
     <w:tmpl w:val="6D607822"/>
@@ -9551,16 +10609,16 @@
     </w:lvl>
   </w:abstractNum>
   <w:num w:numId="1" w16cid:durableId="589042534">
-    <w:abstractNumId w:val="45"/>
+    <w:abstractNumId w:val="48"/>
   </w:num>
   <w:num w:numId="2" w16cid:durableId="632755494">
-    <w:abstractNumId w:val="31"/>
+    <w:abstractNumId w:val="33"/>
   </w:num>
   <w:num w:numId="3" w16cid:durableId="718167228">
-    <w:abstractNumId w:val="43"/>
+    <w:abstractNumId w:val="46"/>
   </w:num>
   <w:num w:numId="4" w16cid:durableId="426275593">
-    <w:abstractNumId w:val="30"/>
+    <w:abstractNumId w:val="32"/>
   </w:num>
   <w:num w:numId="5" w16cid:durableId="1223519436">
     <w:abstractNumId w:val="3"/>
@@ -9569,34 +10627,34 @@
     <w:abstractNumId w:val="6"/>
   </w:num>
   <w:num w:numId="7" w16cid:durableId="97801216">
-    <w:abstractNumId w:val="40"/>
+    <w:abstractNumId w:val="43"/>
   </w:num>
   <w:num w:numId="8" w16cid:durableId="498891688">
-    <w:abstractNumId w:val="24"/>
+    <w:abstractNumId w:val="25"/>
   </w:num>
   <w:num w:numId="9" w16cid:durableId="801315586">
-    <w:abstractNumId w:val="16"/>
+    <w:abstractNumId w:val="17"/>
   </w:num>
   <w:num w:numId="10" w16cid:durableId="2098136264">
-    <w:abstractNumId w:val="26"/>
+    <w:abstractNumId w:val="28"/>
   </w:num>
   <w:num w:numId="11" w16cid:durableId="926234776">
-    <w:abstractNumId w:val="41"/>
+    <w:abstractNumId w:val="44"/>
   </w:num>
   <w:num w:numId="12" w16cid:durableId="1155995746">
-    <w:abstractNumId w:val="39"/>
+    <w:abstractNumId w:val="42"/>
   </w:num>
   <w:num w:numId="13" w16cid:durableId="1281690872">
     <w:abstractNumId w:val="5"/>
   </w:num>
   <w:num w:numId="14" w16cid:durableId="1401293231">
-    <w:abstractNumId w:val="44"/>
+    <w:abstractNumId w:val="47"/>
   </w:num>
   <w:num w:numId="15" w16cid:durableId="927733132">
-    <w:abstractNumId w:val="32"/>
+    <w:abstractNumId w:val="34"/>
   </w:num>
   <w:num w:numId="16" w16cid:durableId="124586206">
-    <w:abstractNumId w:val="25"/>
+    <w:abstractNumId w:val="26"/>
   </w:num>
   <w:num w:numId="17" w16cid:durableId="687488457">
     <w:abstractNumId w:val="4"/>
@@ -9605,49 +10663,49 @@
     <w:abstractNumId w:val="10"/>
   </w:num>
   <w:num w:numId="19" w16cid:durableId="69161788">
-    <w:abstractNumId w:val="36"/>
+    <w:abstractNumId w:val="39"/>
   </w:num>
   <w:num w:numId="20" w16cid:durableId="308630020">
     <w:abstractNumId w:val="0"/>
   </w:num>
   <w:num w:numId="21" w16cid:durableId="206189579">
-    <w:abstractNumId w:val="33"/>
+    <w:abstractNumId w:val="36"/>
   </w:num>
   <w:num w:numId="22" w16cid:durableId="191383602">
     <w:abstractNumId w:val="7"/>
   </w:num>
   <w:num w:numId="23" w16cid:durableId="1357076129">
-    <w:abstractNumId w:val="34"/>
+    <w:abstractNumId w:val="37"/>
   </w:num>
   <w:num w:numId="24" w16cid:durableId="1885484536">
-    <w:abstractNumId w:val="19"/>
+    <w:abstractNumId w:val="20"/>
   </w:num>
   <w:num w:numId="25" w16cid:durableId="1231694018">
-    <w:abstractNumId w:val="20"/>
+    <w:abstractNumId w:val="21"/>
   </w:num>
   <w:num w:numId="26" w16cid:durableId="1108624604">
-    <w:abstractNumId w:val="29"/>
+    <w:abstractNumId w:val="31"/>
   </w:num>
   <w:num w:numId="27" w16cid:durableId="472452667">
-    <w:abstractNumId w:val="42"/>
+    <w:abstractNumId w:val="45"/>
   </w:num>
   <w:num w:numId="28" w16cid:durableId="1555390318">
-    <w:abstractNumId w:val="13"/>
+    <w:abstractNumId w:val="14"/>
   </w:num>
   <w:num w:numId="29" w16cid:durableId="125004879">
-    <w:abstractNumId w:val="17"/>
+    <w:abstractNumId w:val="18"/>
   </w:num>
   <w:num w:numId="30" w16cid:durableId="1560239218">
-    <w:abstractNumId w:val="35"/>
+    <w:abstractNumId w:val="38"/>
   </w:num>
   <w:num w:numId="31" w16cid:durableId="130023498">
-    <w:abstractNumId w:val="22"/>
+    <w:abstractNumId w:val="23"/>
   </w:num>
   <w:num w:numId="32" w16cid:durableId="1718234499">
-    <w:abstractNumId w:val="38"/>
+    <w:abstractNumId w:val="41"/>
   </w:num>
   <w:num w:numId="33" w16cid:durableId="1769158101">
-    <w:abstractNumId w:val="37"/>
+    <w:abstractNumId w:val="40"/>
   </w:num>
   <w:num w:numId="34" w16cid:durableId="257103172">
     <w:abstractNumId w:val="1"/>
@@ -9656,19 +10714,19 @@
     <w:abstractNumId w:val="9"/>
   </w:num>
   <w:num w:numId="36" w16cid:durableId="751970827">
-    <w:abstractNumId w:val="28"/>
+    <w:abstractNumId w:val="30"/>
   </w:num>
   <w:num w:numId="37" w16cid:durableId="408962335">
-    <w:abstractNumId w:val="18"/>
+    <w:abstractNumId w:val="19"/>
   </w:num>
   <w:num w:numId="38" w16cid:durableId="801311238">
-    <w:abstractNumId w:val="27"/>
+    <w:abstractNumId w:val="29"/>
   </w:num>
   <w:num w:numId="39" w16cid:durableId="438456969">
-    <w:abstractNumId w:val="23"/>
+    <w:abstractNumId w:val="24"/>
   </w:num>
   <w:num w:numId="40" w16cid:durableId="1470050347">
-    <w:abstractNumId w:val="14"/>
+    <w:abstractNumId w:val="15"/>
   </w:num>
   <w:num w:numId="41" w16cid:durableId="1343555370">
     <w:abstractNumId w:val="11"/>
@@ -9677,16 +10735,25 @@
     <w:abstractNumId w:val="2"/>
   </w:num>
   <w:num w:numId="43" w16cid:durableId="775175909">
-    <w:abstractNumId w:val="15"/>
+    <w:abstractNumId w:val="16"/>
   </w:num>
   <w:num w:numId="44" w16cid:durableId="1760298291">
     <w:abstractNumId w:val="8"/>
   </w:num>
   <w:num w:numId="45" w16cid:durableId="344719613">
-    <w:abstractNumId w:val="21"/>
+    <w:abstractNumId w:val="22"/>
   </w:num>
   <w:num w:numId="46" w16cid:durableId="1206453241">
+    <w:abstractNumId w:val="13"/>
+  </w:num>
+  <w:num w:numId="47" w16cid:durableId="1758014705">
     <w:abstractNumId w:val="12"/>
+  </w:num>
+  <w:num w:numId="48" w16cid:durableId="1233547358">
+    <w:abstractNumId w:val="35"/>
+  </w:num>
+  <w:num w:numId="49" w16cid:durableId="2067802961">
+    <w:abstractNumId w:val="27"/>
   </w:num>
   <w:numIdMacAtCleanup w:val="4"/>
 </w:numbering>

--- a/Church/2026/2026_0919_MenloChurch.docx
+++ b/Church/2026/2026_0919_MenloChurch.docx
@@ -2856,9 +2856,9 @@
         </w:rPr>
         <w:lastRenderedPageBreak/>
         <w:drawing>
-          <wp:inline distT="0" distB="0" distL="0" distR="0" wp14:anchorId="4F6101B9" wp14:editId="14F3DB43">
-            <wp:extent cx="2714625" cy="3448307"/>
-            <wp:effectExtent l="0" t="0" r="0" b="0"/>
+          <wp:inline distT="0" distB="0" distL="0" distR="0" wp14:anchorId="4F6101B9" wp14:editId="11A628D9">
+            <wp:extent cx="1942898" cy="2468005"/>
+            <wp:effectExtent l="0" t="0" r="635" b="8890"/>
             <wp:docPr id="932020261" name="Picture 1"/>
             <wp:cNvGraphicFramePr>
               <a:graphicFrameLocks xmlns:a="http://schemas.openxmlformats.org/drawingml/2006/main" noChangeAspect="1"/>
@@ -2879,7 +2879,7 @@
                   <pic:spPr>
                     <a:xfrm>
                       <a:off x="0" y="0"/>
-                      <a:ext cx="2717862" cy="3452418"/>
+                      <a:ext cx="1950302" cy="2477410"/>
                     </a:xfrm>
                     <a:prstGeom prst="rect">
                       <a:avLst/>
@@ -3005,6 +3005,867 @@
           <w:szCs w:val="20"/>
         </w:rPr>
       </w:pPr>
+      <w:r>
+        <w:rPr>
+          <w:rFonts w:cstheme="minorHAnsi"/>
+          <w:sz w:val="20"/>
+          <w:szCs w:val="20"/>
+        </w:rPr>
+        <w:t>11</w:t>
+      </w:r>
+      <w:r>
+        <w:rPr>
+          <w:rFonts w:cstheme="minorHAnsi"/>
+          <w:sz w:val="20"/>
+          <w:szCs w:val="20"/>
+        </w:rPr>
+        <w:t>:</w:t>
+      </w:r>
+      <w:r>
+        <w:rPr>
+          <w:rFonts w:cstheme="minorHAnsi"/>
+          <w:sz w:val="20"/>
+          <w:szCs w:val="20"/>
+        </w:rPr>
+        <w:t>12</w:t>
+      </w:r>
+      <w:r>
+        <w:rPr>
+          <w:rFonts w:cstheme="minorHAnsi"/>
+          <w:sz w:val="20"/>
+          <w:szCs w:val="20"/>
+        </w:rPr>
+        <w:t>/33:42</w:t>
+      </w:r>
+    </w:p>
+    <w:p>
+      <w:pPr>
+        <w:rPr>
+          <w:rFonts w:cstheme="minorHAnsi"/>
+          <w:sz w:val="20"/>
+          <w:szCs w:val="20"/>
+        </w:rPr>
+      </w:pPr>
+      <w:r>
+        <w:rPr>
+          <w:rFonts w:cstheme="minorHAnsi"/>
+          <w:sz w:val="20"/>
+          <w:szCs w:val="20"/>
+        </w:rPr>
+        <w:drawing>
+          <wp:inline distT="0" distB="0" distL="0" distR="0" wp14:anchorId="5D0C7E02" wp14:editId="06B95B27">
+            <wp:extent cx="1564281" cy="2219325"/>
+            <wp:effectExtent l="0" t="0" r="0" b="0"/>
+            <wp:docPr id="492715330" name="Picture 1"/>
+            <wp:cNvGraphicFramePr>
+              <a:graphicFrameLocks xmlns:a="http://schemas.openxmlformats.org/drawingml/2006/main" noChangeAspect="1"/>
+            </wp:cNvGraphicFramePr>
+            <a:graphic xmlns:a="http://schemas.openxmlformats.org/drawingml/2006/main">
+              <a:graphicData uri="http://schemas.openxmlformats.org/drawingml/2006/picture">
+                <pic:pic xmlns:pic="http://schemas.openxmlformats.org/drawingml/2006/picture">
+                  <pic:nvPicPr>
+                    <pic:cNvPr id="492715330" name=""/>
+                    <pic:cNvPicPr/>
+                  </pic:nvPicPr>
+                  <pic:blipFill>
+                    <a:blip r:embed="rId34"/>
+                    <a:stretch>
+                      <a:fillRect/>
+                    </a:stretch>
+                  </pic:blipFill>
+                  <pic:spPr>
+                    <a:xfrm>
+                      <a:off x="0" y="0"/>
+                      <a:ext cx="1567172" cy="2223426"/>
+                    </a:xfrm>
+                    <a:prstGeom prst="rect">
+                      <a:avLst/>
+                    </a:prstGeom>
+                  </pic:spPr>
+                </pic:pic>
+              </a:graphicData>
+            </a:graphic>
+          </wp:inline>
+        </w:drawing>
+      </w:r>
+      <w:r>
+        <w:rPr>
+          <w:rFonts w:cstheme="minorHAnsi"/>
+          <w:sz w:val="20"/>
+          <w:szCs w:val="20"/>
+        </w:rPr>
+        <w:t xml:space="preserve">  </w:t>
+      </w:r>
+      <w:r>
+        <w:rPr>
+          <w:rFonts w:cstheme="minorHAnsi"/>
+          <w:sz w:val="20"/>
+          <w:szCs w:val="20"/>
+        </w:rPr>
+        <w:drawing>
+          <wp:inline distT="0" distB="0" distL="0" distR="0" wp14:anchorId="52FDECB0" wp14:editId="5110B56C">
+            <wp:extent cx="1628775" cy="2259741"/>
+            <wp:effectExtent l="0" t="0" r="0" b="7620"/>
+            <wp:docPr id="524391139" name="Picture 1"/>
+            <wp:cNvGraphicFramePr>
+              <a:graphicFrameLocks xmlns:a="http://schemas.openxmlformats.org/drawingml/2006/main" noChangeAspect="1"/>
+            </wp:cNvGraphicFramePr>
+            <a:graphic xmlns:a="http://schemas.openxmlformats.org/drawingml/2006/main">
+              <a:graphicData uri="http://schemas.openxmlformats.org/drawingml/2006/picture">
+                <pic:pic xmlns:pic="http://schemas.openxmlformats.org/drawingml/2006/picture">
+                  <pic:nvPicPr>
+                    <pic:cNvPr id="524391139" name=""/>
+                    <pic:cNvPicPr/>
+                  </pic:nvPicPr>
+                  <pic:blipFill>
+                    <a:blip r:embed="rId35"/>
+                    <a:stretch>
+                      <a:fillRect/>
+                    </a:stretch>
+                  </pic:blipFill>
+                  <pic:spPr>
+                    <a:xfrm>
+                      <a:off x="0" y="0"/>
+                      <a:ext cx="1633909" cy="2266863"/>
+                    </a:xfrm>
+                    <a:prstGeom prst="rect">
+                      <a:avLst/>
+                    </a:prstGeom>
+                  </pic:spPr>
+                </pic:pic>
+              </a:graphicData>
+            </a:graphic>
+          </wp:inline>
+        </w:drawing>
+      </w:r>
+    </w:p>
+    <w:p>
+      <w:pPr>
+        <w:rPr>
+          <w:rFonts w:cstheme="minorHAnsi"/>
+          <w:sz w:val="20"/>
+          <w:szCs w:val="20"/>
+        </w:rPr>
+      </w:pPr>
+    </w:p>
+    <w:p>
+      <w:pPr>
+        <w:rPr>
+          <w:rFonts w:cstheme="minorHAnsi"/>
+          <w:sz w:val="20"/>
+          <w:szCs w:val="20"/>
+        </w:rPr>
+      </w:pPr>
+      <w:r>
+        <w:rPr>
+          <w:rFonts w:cstheme="minorHAnsi"/>
+          <w:b/>
+          <w:bCs/>
+          <w:sz w:val="20"/>
+          <w:szCs w:val="20"/>
+        </w:rPr>
+        <w:t>Repentance for the Rest of US</w:t>
+      </w:r>
+    </w:p>
+    <w:p>
+      <w:pPr>
+        <w:rPr>
+          <w:rFonts w:cstheme="minorHAnsi"/>
+          <w:sz w:val="20"/>
+          <w:szCs w:val="20"/>
+        </w:rPr>
+      </w:pPr>
+      <w:r>
+        <w:rPr>
+          <w:rFonts w:cstheme="minorHAnsi"/>
+          <w:sz w:val="20"/>
+          <w:szCs w:val="20"/>
+        </w:rPr>
+        <w:t>“On the Lord’s own day gather together and break bread and give thanks, having first confessed your sins... But let no one who has a quarrel with a companion join you until they have been reconciled.”</w:t>
+      </w:r>
+    </w:p>
+    <w:p>
+      <w:pPr>
+        <w:rPr>
+          <w:rFonts w:cstheme="minorHAnsi"/>
+          <w:sz w:val="20"/>
+          <w:szCs w:val="20"/>
+        </w:rPr>
+      </w:pPr>
+      <w:r>
+        <w:rPr>
+          <w:rFonts w:cstheme="minorHAnsi"/>
+          <w:i/>
+          <w:iCs/>
+          <w:sz w:val="20"/>
+          <w:szCs w:val="20"/>
+        </w:rPr>
+        <w:t>Didache (first century)</w:t>
+      </w:r>
+    </w:p>
+    <w:p>
+      <w:pPr>
+        <w:rPr>
+          <w:rFonts w:cstheme="minorHAnsi"/>
+          <w:sz w:val="20"/>
+          <w:szCs w:val="20"/>
+        </w:rPr>
+      </w:pPr>
+      <w:r>
+        <w:rPr>
+          <w:rFonts w:cstheme="minorHAnsi"/>
+          <w:sz w:val="20"/>
+          <w:szCs w:val="20"/>
+        </w:rPr>
+        <w:t>“If anyone wrongs his or her neighbor, let no one speak to that person, nor let that one hear a word from you, until he or she repents.”</w:t>
+      </w:r>
+    </w:p>
+    <w:p>
+      <w:pPr>
+        <w:rPr>
+          <w:rFonts w:cstheme="minorHAnsi"/>
+          <w:sz w:val="20"/>
+          <w:szCs w:val="20"/>
+        </w:rPr>
+      </w:pPr>
+      <w:r>
+        <w:rPr>
+          <w:rFonts w:cstheme="minorHAnsi"/>
+          <w:i/>
+          <w:iCs/>
+          <w:sz w:val="20"/>
+          <w:szCs w:val="20"/>
+        </w:rPr>
+        <w:t>Didache (first century)</w:t>
+      </w:r>
+    </w:p>
+    <w:p>
+      <w:pPr>
+        <w:rPr>
+          <w:rFonts w:cstheme="minorHAnsi"/>
+          <w:sz w:val="20"/>
+          <w:szCs w:val="20"/>
+        </w:rPr>
+      </w:pPr>
+    </w:p>
+    <w:p>
+      <w:pPr>
+        <w:rPr>
+          <w:rFonts w:cstheme="minorHAnsi"/>
+          <w:sz w:val="20"/>
+          <w:szCs w:val="20"/>
+        </w:rPr>
+      </w:pPr>
+      <w:r>
+        <w:rPr>
+          <w:rFonts w:cstheme="minorHAnsi"/>
+          <w:i/>
+          <w:iCs/>
+          <w:sz w:val="20"/>
+          <w:szCs w:val="20"/>
+        </w:rPr>
+        <w:t>Didache</w:t>
+      </w:r>
+      <w:r>
+        <w:rPr>
+          <w:rFonts w:cstheme="minorHAnsi"/>
+          <w:sz w:val="20"/>
+          <w:szCs w:val="20"/>
+        </w:rPr>
+        <w:t>, pronounce</w:t>
+      </w:r>
+      <w:r>
+        <w:rPr>
+          <w:rFonts w:cstheme="minorHAnsi"/>
+          <w:sz w:val="20"/>
+          <w:szCs w:val="20"/>
+        </w:rPr>
+        <w:t xml:space="preserve"> </w:t>
+      </w:r>
+      <w:r>
+        <w:rPr>
+          <w:rFonts w:cstheme="minorHAnsi"/>
+          <w:sz w:val="20"/>
+          <w:szCs w:val="20"/>
+        </w:rPr>
+        <w:t>“</w:t>
+      </w:r>
+      <w:r>
+        <w:rPr>
+          <w:rFonts w:cstheme="minorHAnsi"/>
+          <w:sz w:val="20"/>
+          <w:szCs w:val="20"/>
+        </w:rPr>
+        <w:t>Did-ah-kay"</w:t>
+      </w:r>
+      <w:r>
+        <w:rPr>
+          <w:rFonts w:cstheme="minorHAnsi"/>
+          <w:sz w:val="20"/>
+          <w:szCs w:val="20"/>
+        </w:rPr>
+        <w:t>.</w:t>
+      </w:r>
+    </w:p>
+    <w:p>
+      <w:pPr>
+        <w:rPr>
+          <w:rFonts w:cstheme="minorHAnsi"/>
+          <w:sz w:val="20"/>
+          <w:szCs w:val="20"/>
+        </w:rPr>
+      </w:pPr>
+      <w:r>
+        <w:rPr>
+          <w:rFonts w:cstheme="minorHAnsi"/>
+          <w:sz w:val="20"/>
+          <w:szCs w:val="20"/>
+        </w:rPr>
+        <w:t>The Didache is a first-century Christian handbook that outlines early church teachings on morality, worship rituals like baptism and communion, and community organization.</w:t>
+      </w:r>
+    </w:p>
+    <w:p>
+      <w:pPr>
+        <w:rPr>
+          <w:rFonts w:cstheme="minorHAnsi"/>
+          <w:sz w:val="20"/>
+          <w:szCs w:val="20"/>
+        </w:rPr>
+      </w:pPr>
+    </w:p>
+    <w:p>
+      <w:pPr>
+        <w:rPr>
+          <w:rFonts w:cstheme="minorHAnsi"/>
+          <w:sz w:val="20"/>
+          <w:szCs w:val="20"/>
+        </w:rPr>
+      </w:pPr>
+      <w:r>
+        <w:rPr>
+          <w:rFonts w:cstheme="minorHAnsi"/>
+          <w:sz w:val="20"/>
+          <w:szCs w:val="20"/>
+        </w:rPr>
+        <w:t>In easy sentence:</w:t>
+      </w:r>
+    </w:p>
+    <w:p>
+      <w:pPr>
+        <w:rPr>
+          <w:rFonts w:cstheme="minorHAnsi"/>
+          <w:sz w:val="20"/>
+          <w:szCs w:val="20"/>
+        </w:rPr>
+      </w:pPr>
+      <w:r>
+        <w:rPr>
+          <w:rFonts w:cstheme="minorHAnsi"/>
+          <w:sz w:val="20"/>
+          <w:szCs w:val="20"/>
+        </w:rPr>
+        <w:lastRenderedPageBreak/>
+        <w:t xml:space="preserve">1. </w:t>
+      </w:r>
+      <w:r>
+        <w:rPr>
+          <w:rFonts w:cstheme="minorHAnsi"/>
+          <w:sz w:val="20"/>
+          <w:szCs w:val="20"/>
+        </w:rPr>
+        <w:t>Gather together every Sunday to share the Lord's Supper and give thanks, but make sure to confess your sins and make peace with others first.</w:t>
+      </w:r>
+    </w:p>
+    <w:p>
+      <w:pPr>
+        <w:rPr>
+          <w:rFonts w:cstheme="minorHAnsi"/>
+          <w:sz w:val="20"/>
+          <w:szCs w:val="20"/>
+        </w:rPr>
+      </w:pPr>
+      <w:r>
+        <w:rPr>
+          <w:rFonts w:cstheme="minorHAnsi"/>
+          <w:sz w:val="20"/>
+          <w:szCs w:val="20"/>
+        </w:rPr>
+        <w:t xml:space="preserve">2. </w:t>
+      </w:r>
+      <w:r>
+        <w:rPr>
+          <w:rFonts w:cstheme="minorHAnsi"/>
+          <w:sz w:val="20"/>
+          <w:szCs w:val="20"/>
+        </w:rPr>
+        <w:t>If someone treats their neighbor badly, do not talk to them or listen to them until they say sorry and change their ways.</w:t>
+      </w:r>
+    </w:p>
+    <w:p>
+      <w:pPr>
+        <w:rPr>
+          <w:rFonts w:cstheme="minorHAnsi"/>
+          <w:sz w:val="20"/>
+          <w:szCs w:val="20"/>
+        </w:rPr>
+      </w:pPr>
+    </w:p>
+    <w:p>
+      <w:pPr>
+        <w:rPr>
+          <w:rFonts w:cstheme="minorHAnsi"/>
+          <w:sz w:val="20"/>
+          <w:szCs w:val="20"/>
+        </w:rPr>
+      </w:pPr>
+    </w:p>
+    <w:p>
+      <w:pPr>
+        <w:rPr>
+          <w:rFonts w:cstheme="minorHAnsi"/>
+          <w:sz w:val="20"/>
+          <w:szCs w:val="20"/>
+        </w:rPr>
+      </w:pPr>
+      <w:r>
+        <w:rPr>
+          <w:rFonts w:cstheme="minorHAnsi"/>
+          <w:sz w:val="20"/>
+          <w:szCs w:val="20"/>
+        </w:rPr>
+        <w:t>11:</w:t>
+      </w:r>
+      <w:r>
+        <w:rPr>
+          <w:rFonts w:cstheme="minorHAnsi"/>
+          <w:sz w:val="20"/>
+          <w:szCs w:val="20"/>
+        </w:rPr>
+        <w:t>54</w:t>
+      </w:r>
+      <w:r>
+        <w:rPr>
+          <w:rFonts w:cstheme="minorHAnsi"/>
+          <w:sz w:val="20"/>
+          <w:szCs w:val="20"/>
+        </w:rPr>
+        <w:t>/33:42</w:t>
+      </w:r>
+    </w:p>
+    <w:p>
+      <w:pPr>
+        <w:rPr>
+          <w:rFonts w:cstheme="minorHAnsi"/>
+          <w:sz w:val="20"/>
+          <w:szCs w:val="20"/>
+        </w:rPr>
+      </w:pPr>
+      <w:r>
+        <w:rPr>
+          <w:rFonts w:cstheme="minorHAnsi"/>
+          <w:sz w:val="20"/>
+          <w:szCs w:val="20"/>
+        </w:rPr>
+        <w:drawing>
+          <wp:inline distT="0" distB="0" distL="0" distR="0" wp14:anchorId="1EE9B26A" wp14:editId="038DF4A9">
+            <wp:extent cx="5943600" cy="899160"/>
+            <wp:effectExtent l="0" t="0" r="0" b="0"/>
+            <wp:docPr id="1423206339" name="Picture 1"/>
+            <wp:cNvGraphicFramePr>
+              <a:graphicFrameLocks xmlns:a="http://schemas.openxmlformats.org/drawingml/2006/main" noChangeAspect="1"/>
+            </wp:cNvGraphicFramePr>
+            <a:graphic xmlns:a="http://schemas.openxmlformats.org/drawingml/2006/main">
+              <a:graphicData uri="http://schemas.openxmlformats.org/drawingml/2006/picture">
+                <pic:pic xmlns:pic="http://schemas.openxmlformats.org/drawingml/2006/picture">
+                  <pic:nvPicPr>
+                    <pic:cNvPr id="1423206339" name=""/>
+                    <pic:cNvPicPr/>
+                  </pic:nvPicPr>
+                  <pic:blipFill>
+                    <a:blip r:embed="rId36"/>
+                    <a:stretch>
+                      <a:fillRect/>
+                    </a:stretch>
+                  </pic:blipFill>
+                  <pic:spPr>
+                    <a:xfrm>
+                      <a:off x="0" y="0"/>
+                      <a:ext cx="5943600" cy="899160"/>
+                    </a:xfrm>
+                    <a:prstGeom prst="rect">
+                      <a:avLst/>
+                    </a:prstGeom>
+                  </pic:spPr>
+                </pic:pic>
+              </a:graphicData>
+            </a:graphic>
+          </wp:inline>
+        </w:drawing>
+      </w:r>
+    </w:p>
+    <w:p>
+      <w:pPr>
+        <w:rPr>
+          <w:rFonts w:cstheme="minorHAnsi"/>
+          <w:sz w:val="20"/>
+          <w:szCs w:val="20"/>
+        </w:rPr>
+      </w:pPr>
+      <w:r>
+        <w:rPr>
+          <w:rFonts w:cstheme="minorHAnsi"/>
+          <w:sz w:val="20"/>
+          <w:szCs w:val="20"/>
+        </w:rPr>
+        <w:t>Why we don’t see repenting in church?</w:t>
+      </w:r>
+    </w:p>
+    <w:p>
+      <w:pPr>
+        <w:rPr>
+          <w:rFonts w:cstheme="minorHAnsi"/>
+          <w:sz w:val="20"/>
+          <w:szCs w:val="20"/>
+        </w:rPr>
+      </w:pPr>
+    </w:p>
+    <w:p>
+      <w:pPr>
+        <w:rPr>
+          <w:rFonts w:cstheme="minorHAnsi"/>
+          <w:sz w:val="20"/>
+          <w:szCs w:val="20"/>
+        </w:rPr>
+      </w:pPr>
+      <w:r>
+        <w:rPr>
+          <w:rFonts w:cstheme="minorHAnsi"/>
+          <w:sz w:val="20"/>
+          <w:szCs w:val="20"/>
+        </w:rPr>
+        <w:t>1</w:t>
+      </w:r>
+      <w:r>
+        <w:rPr>
+          <w:rFonts w:cstheme="minorHAnsi"/>
+          <w:sz w:val="20"/>
+          <w:szCs w:val="20"/>
+        </w:rPr>
+        <w:t>2</w:t>
+      </w:r>
+      <w:r>
+        <w:rPr>
+          <w:rFonts w:cstheme="minorHAnsi"/>
+          <w:sz w:val="20"/>
+          <w:szCs w:val="20"/>
+        </w:rPr>
+        <w:t>:</w:t>
+      </w:r>
+      <w:r>
+        <w:rPr>
+          <w:rFonts w:cstheme="minorHAnsi"/>
+          <w:sz w:val="20"/>
+          <w:szCs w:val="20"/>
+        </w:rPr>
+        <w:t>57</w:t>
+      </w:r>
+      <w:r>
+        <w:rPr>
+          <w:rFonts w:cstheme="minorHAnsi"/>
+          <w:sz w:val="20"/>
+          <w:szCs w:val="20"/>
+        </w:rPr>
+        <w:t>/33:42</w:t>
+      </w:r>
+    </w:p>
+    <w:p>
+      <w:pPr>
+        <w:rPr>
+          <w:rFonts w:cstheme="minorHAnsi"/>
+          <w:sz w:val="20"/>
+          <w:szCs w:val="20"/>
+        </w:rPr>
+      </w:pPr>
+      <w:r>
+        <w:rPr>
+          <w:rFonts w:cstheme="minorHAnsi"/>
+          <w:sz w:val="20"/>
+          <w:szCs w:val="20"/>
+        </w:rPr>
+        <w:drawing>
+          <wp:inline distT="0" distB="0" distL="0" distR="0" wp14:anchorId="5ADF8107" wp14:editId="6DDA0033">
+            <wp:extent cx="5943600" cy="1007110"/>
+            <wp:effectExtent l="0" t="0" r="0" b="2540"/>
+            <wp:docPr id="69243920" name="Picture 1"/>
+            <wp:cNvGraphicFramePr>
+              <a:graphicFrameLocks xmlns:a="http://schemas.openxmlformats.org/drawingml/2006/main" noChangeAspect="1"/>
+            </wp:cNvGraphicFramePr>
+            <a:graphic xmlns:a="http://schemas.openxmlformats.org/drawingml/2006/main">
+              <a:graphicData uri="http://schemas.openxmlformats.org/drawingml/2006/picture">
+                <pic:pic xmlns:pic="http://schemas.openxmlformats.org/drawingml/2006/picture">
+                  <pic:nvPicPr>
+                    <pic:cNvPr id="69243920" name=""/>
+                    <pic:cNvPicPr/>
+                  </pic:nvPicPr>
+                  <pic:blipFill>
+                    <a:blip r:embed="rId37"/>
+                    <a:stretch>
+                      <a:fillRect/>
+                    </a:stretch>
+                  </pic:blipFill>
+                  <pic:spPr>
+                    <a:xfrm>
+                      <a:off x="0" y="0"/>
+                      <a:ext cx="5943600" cy="1007110"/>
+                    </a:xfrm>
+                    <a:prstGeom prst="rect">
+                      <a:avLst/>
+                    </a:prstGeom>
+                  </pic:spPr>
+                </pic:pic>
+              </a:graphicData>
+            </a:graphic>
+          </wp:inline>
+        </w:drawing>
+      </w:r>
+      <w:r>
+        <w:rPr>
+          <w:rFonts w:cstheme="minorHAnsi"/>
+          <w:b/>
+          <w:bCs/>
+          <w:sz w:val="20"/>
+          <w:szCs w:val="20"/>
+        </w:rPr>
+        <w:t>Repentance for the Rest of US</w:t>
+      </w:r>
+    </w:p>
+    <w:p>
+      <w:pPr>
+        <w:rPr>
+          <w:rFonts w:cstheme="minorHAnsi"/>
+          <w:sz w:val="20"/>
+          <w:szCs w:val="20"/>
+        </w:rPr>
+      </w:pPr>
+      <w:r>
+        <w:rPr>
+          <w:rFonts w:cstheme="minorHAnsi"/>
+          <w:b/>
+          <w:bCs/>
+          <w:sz w:val="20"/>
+          <w:szCs w:val="20"/>
+        </w:rPr>
+        <w:t>Repentance is past and present.</w:t>
+      </w:r>
+    </w:p>
+    <w:p>
+      <w:pPr>
+        <w:rPr>
+          <w:rFonts w:cstheme="minorHAnsi"/>
+          <w:b/>
+          <w:bCs/>
+          <w:sz w:val="20"/>
+          <w:szCs w:val="20"/>
+        </w:rPr>
+      </w:pPr>
+      <w:r>
+        <w:rPr>
+          <w:rFonts w:cstheme="minorHAnsi"/>
+          <w:b/>
+          <w:bCs/>
+          <w:sz w:val="20"/>
+          <w:szCs w:val="20"/>
+        </w:rPr>
+        <w:t>Repentance is vertical and horizontal.</w:t>
+      </w:r>
+    </w:p>
+    <w:p>
+      <w:pPr>
+        <w:rPr>
+          <w:rFonts w:cstheme="minorHAnsi"/>
+          <w:sz w:val="20"/>
+          <w:szCs w:val="20"/>
+        </w:rPr>
+      </w:pPr>
+    </w:p>
+    <w:p>
+      <w:pPr>
+        <w:rPr>
+          <w:rFonts w:cstheme="minorHAnsi"/>
+          <w:sz w:val="20"/>
+          <w:szCs w:val="20"/>
+        </w:rPr>
+      </w:pPr>
+      <w:r>
+        <w:rPr>
+          <w:rFonts w:cstheme="minorHAnsi"/>
+          <w:sz w:val="20"/>
+          <w:szCs w:val="20"/>
+        </w:rPr>
+        <w:t>T</w:t>
+      </w:r>
+      <w:r>
+        <w:rPr>
+          <w:rFonts w:cstheme="minorHAnsi"/>
+          <w:sz w:val="20"/>
+          <w:szCs w:val="20"/>
+        </w:rPr>
+        <w:t xml:space="preserve">rue repentance </w:t>
+      </w:r>
+      <w:r>
+        <w:rPr>
+          <w:rFonts w:cstheme="minorHAnsi"/>
+          <w:sz w:val="20"/>
+          <w:szCs w:val="20"/>
+        </w:rPr>
+        <w:t>needs:</w:t>
+      </w:r>
+    </w:p>
+    <w:p>
+      <w:pPr>
+        <w:rPr>
+          <w:rFonts w:cstheme="minorHAnsi"/>
+          <w:sz w:val="20"/>
+          <w:szCs w:val="20"/>
+        </w:rPr>
+      </w:pPr>
+      <w:r>
+        <w:rPr>
+          <w:rFonts w:cstheme="minorHAnsi"/>
+          <w:sz w:val="20"/>
+          <w:szCs w:val="20"/>
+        </w:rPr>
+        <w:t>1. past and present:</w:t>
+      </w:r>
+      <w:r>
+        <w:rPr>
+          <w:rFonts w:cstheme="minorHAnsi"/>
+          <w:sz w:val="20"/>
+          <w:szCs w:val="20"/>
+        </w:rPr>
+        <w:t xml:space="preserve"> </w:t>
+      </w:r>
+      <w:r>
+        <w:rPr>
+          <w:rFonts w:cstheme="minorHAnsi"/>
+          <w:sz w:val="20"/>
+          <w:szCs w:val="20"/>
+        </w:rPr>
+        <w:t xml:space="preserve">Correct </w:t>
+      </w:r>
+      <w:r>
+        <w:rPr>
+          <w:rFonts w:cstheme="minorHAnsi"/>
+          <w:sz w:val="20"/>
+          <w:szCs w:val="20"/>
+        </w:rPr>
+        <w:t>past w</w:t>
+      </w:r>
+      <w:r>
+        <w:rPr>
+          <w:rFonts w:cstheme="minorHAnsi"/>
+          <w:sz w:val="20"/>
+          <w:szCs w:val="20"/>
+        </w:rPr>
+        <w:t xml:space="preserve">rong experience and </w:t>
+      </w:r>
+      <w:r>
+        <w:rPr>
+          <w:rFonts w:cstheme="minorHAnsi"/>
+          <w:sz w:val="20"/>
+          <w:szCs w:val="20"/>
+        </w:rPr>
+        <w:t xml:space="preserve">current behavior, </w:t>
+      </w:r>
+    </w:p>
+    <w:p>
+      <w:pPr>
+        <w:rPr>
+          <w:rFonts w:cstheme="minorHAnsi"/>
+          <w:sz w:val="20"/>
+          <w:szCs w:val="20"/>
+        </w:rPr>
+      </w:pPr>
+      <w:r>
+        <w:rPr>
+          <w:rFonts w:cstheme="minorHAnsi"/>
+          <w:sz w:val="20"/>
+          <w:szCs w:val="20"/>
+        </w:rPr>
+        <w:t>2.</w:t>
+      </w:r>
+      <w:r>
+        <w:rPr>
+          <w:rFonts w:cstheme="minorHAnsi"/>
+          <w:sz w:val="20"/>
+          <w:szCs w:val="20"/>
+        </w:rPr>
+        <w:t xml:space="preserve"> </w:t>
+      </w:r>
+      <w:r>
+        <w:rPr>
+          <w:rFonts w:cstheme="minorHAnsi"/>
+          <w:sz w:val="20"/>
+          <w:szCs w:val="20"/>
+        </w:rPr>
+        <w:t>vertical and horizontal: R</w:t>
+      </w:r>
+      <w:r>
+        <w:rPr>
+          <w:rFonts w:cstheme="minorHAnsi"/>
+          <w:sz w:val="20"/>
+          <w:szCs w:val="20"/>
+        </w:rPr>
+        <w:t>estor</w:t>
+      </w:r>
+      <w:r>
+        <w:rPr>
+          <w:rFonts w:cstheme="minorHAnsi"/>
+          <w:sz w:val="20"/>
+          <w:szCs w:val="20"/>
+        </w:rPr>
+        <w:t>e</w:t>
+      </w:r>
+      <w:r>
+        <w:rPr>
+          <w:rFonts w:cstheme="minorHAnsi"/>
+          <w:sz w:val="20"/>
+          <w:szCs w:val="20"/>
+        </w:rPr>
+        <w:t xml:space="preserve"> </w:t>
+      </w:r>
+      <w:r>
+        <w:rPr>
+          <w:rFonts w:cstheme="minorHAnsi"/>
+          <w:sz w:val="20"/>
+          <w:szCs w:val="20"/>
+        </w:rPr>
+        <w:t>vertical</w:t>
+      </w:r>
+      <w:r>
+        <w:rPr>
+          <w:rFonts w:cstheme="minorHAnsi"/>
+          <w:sz w:val="20"/>
+          <w:szCs w:val="20"/>
+        </w:rPr>
+        <w:t xml:space="preserve"> relationship with Go</w:t>
+      </w:r>
+      <w:r>
+        <w:rPr>
+          <w:rFonts w:cstheme="minorHAnsi"/>
+          <w:sz w:val="20"/>
+          <w:szCs w:val="20"/>
+        </w:rPr>
+        <w:t>d and restore horizontal relationship</w:t>
+      </w:r>
+      <w:r>
+        <w:rPr>
+          <w:rFonts w:cstheme="minorHAnsi"/>
+          <w:sz w:val="20"/>
+          <w:szCs w:val="20"/>
+        </w:rPr>
+        <w:t xml:space="preserve"> with other people.</w:t>
+      </w:r>
     </w:p>
     <w:p>
       <w:pPr>
@@ -3140,7 +4001,7 @@
       </w:r>
     </w:p>
     <w:p>
-      <w:hyperlink r:id="rId34" w:history="1">
+      <w:hyperlink r:id="rId38" w:history="1">
         <w:r>
           <w:rPr>
             <w:rStyle w:val="Hyperlink"/>
@@ -3157,7 +4018,7 @@
           <w:szCs w:val="20"/>
         </w:rPr>
       </w:pPr>
-      <w:hyperlink r:id="rId35" w:history="1">
+      <w:hyperlink r:id="rId39" w:history="1">
         <w:r>
           <w:rPr>
             <w:rStyle w:val="Hyperlink"/>
@@ -3241,7 +4102,7 @@
       </w:pPr>
     </w:p>
     <w:sectPr>
-      <w:footerReference w:type="default" r:id="rId36"/>
+      <w:footerReference w:type="default" r:id="rId40"/>
       <w:pgSz w:w="12240" w:h="15840"/>
       <w:pgMar w:top="1440" w:right="1440" w:bottom="1530" w:left="1440" w:header="0" w:footer="720" w:gutter="0"/>
       <w:cols w:space="720"/>

--- a/Church/2026/2026_0919_MenloChurch.docx
+++ b/Church/2026/2026_0919_MenloChurch.docx
@@ -2443,44 +2443,21 @@
           <w:sz w:val="20"/>
           <w:szCs w:val="20"/>
         </w:rPr>
-        <w:t>9</w:t>
-      </w:r>
-      <w:r>
-        <w:rPr>
-          <w:rFonts w:cstheme="minorHAnsi"/>
-          <w:sz w:val="20"/>
-          <w:szCs w:val="20"/>
-        </w:rPr>
-        <w:t>:</w:t>
-      </w:r>
-      <w:r>
-        <w:rPr>
-          <w:rFonts w:cstheme="minorHAnsi"/>
-          <w:sz w:val="20"/>
-          <w:szCs w:val="20"/>
-        </w:rPr>
-        <w:t>43</w:t>
-      </w:r>
-      <w:r>
-        <w:rPr>
-          <w:rFonts w:cstheme="minorHAnsi"/>
-          <w:sz w:val="20"/>
-          <w:szCs w:val="20"/>
-        </w:rPr>
-        <w:t>/33:42</w:t>
-      </w:r>
-    </w:p>
-    <w:p>
-      <w:pPr>
-        <w:rPr>
-          <w:rFonts w:cstheme="minorHAnsi"/>
-          <w:sz w:val="20"/>
-          <w:szCs w:val="20"/>
-        </w:rPr>
-      </w:pPr>
-      <w:r>
-        <w:rPr>
-          <w:rFonts w:cstheme="minorHAnsi"/>
+        <w:t>9:43/33:42</w:t>
+      </w:r>
+    </w:p>
+    <w:p>
+      <w:pPr>
+        <w:rPr>
+          <w:rFonts w:cstheme="minorHAnsi"/>
+          <w:sz w:val="20"/>
+          <w:szCs w:val="20"/>
+        </w:rPr>
+      </w:pPr>
+      <w:r>
+        <w:rPr>
+          <w:rFonts w:cstheme="minorHAnsi"/>
+          <w:noProof/>
           <w:sz w:val="20"/>
           <w:szCs w:val="20"/>
         </w:rPr>
@@ -2821,36 +2798,21 @@
           <w:sz w:val="20"/>
           <w:szCs w:val="20"/>
         </w:rPr>
-        <w:t>9:</w:t>
-      </w:r>
-      <w:r>
-        <w:rPr>
-          <w:rFonts w:cstheme="minorHAnsi"/>
-          <w:sz w:val="20"/>
-          <w:szCs w:val="20"/>
-        </w:rPr>
-        <w:t>52</w:t>
-      </w:r>
-      <w:r>
-        <w:rPr>
-          <w:rFonts w:cstheme="minorHAnsi"/>
-          <w:sz w:val="20"/>
-          <w:szCs w:val="20"/>
-        </w:rPr>
-        <w:t>/33:42</w:t>
-      </w:r>
-    </w:p>
-    <w:p>
-      <w:pPr>
-        <w:rPr>
-          <w:rFonts w:cstheme="minorHAnsi"/>
-          <w:sz w:val="20"/>
-          <w:szCs w:val="20"/>
-        </w:rPr>
-      </w:pPr>
-      <w:r>
-        <w:rPr>
-          <w:rFonts w:cstheme="minorHAnsi"/>
+        <w:t>9:52/33:42</w:t>
+      </w:r>
+    </w:p>
+    <w:p>
+      <w:pPr>
+        <w:rPr>
+          <w:rFonts w:cstheme="minorHAnsi"/>
+          <w:sz w:val="20"/>
+          <w:szCs w:val="20"/>
+        </w:rPr>
+      </w:pPr>
+      <w:r>
+        <w:rPr>
+          <w:rFonts w:cstheme="minorHAnsi"/>
+          <w:noProof/>
           <w:sz w:val="20"/>
           <w:szCs w:val="20"/>
         </w:rPr>
@@ -3011,44 +2973,21 @@
           <w:sz w:val="20"/>
           <w:szCs w:val="20"/>
         </w:rPr>
-        <w:t>11</w:t>
-      </w:r>
-      <w:r>
-        <w:rPr>
-          <w:rFonts w:cstheme="minorHAnsi"/>
-          <w:sz w:val="20"/>
-          <w:szCs w:val="20"/>
-        </w:rPr>
-        <w:t>:</w:t>
-      </w:r>
-      <w:r>
-        <w:rPr>
-          <w:rFonts w:cstheme="minorHAnsi"/>
-          <w:sz w:val="20"/>
-          <w:szCs w:val="20"/>
-        </w:rPr>
-        <w:t>12</w:t>
-      </w:r>
-      <w:r>
-        <w:rPr>
-          <w:rFonts w:cstheme="minorHAnsi"/>
-          <w:sz w:val="20"/>
-          <w:szCs w:val="20"/>
-        </w:rPr>
-        <w:t>/33:42</w:t>
-      </w:r>
-    </w:p>
-    <w:p>
-      <w:pPr>
-        <w:rPr>
-          <w:rFonts w:cstheme="minorHAnsi"/>
-          <w:sz w:val="20"/>
-          <w:szCs w:val="20"/>
-        </w:rPr>
-      </w:pPr>
-      <w:r>
-        <w:rPr>
-          <w:rFonts w:cstheme="minorHAnsi"/>
+        <w:t>11:12/33:42</w:t>
+      </w:r>
+    </w:p>
+    <w:p>
+      <w:pPr>
+        <w:rPr>
+          <w:rFonts w:cstheme="minorHAnsi"/>
+          <w:sz w:val="20"/>
+          <w:szCs w:val="20"/>
+        </w:rPr>
+      </w:pPr>
+      <w:r>
+        <w:rPr>
+          <w:rFonts w:cstheme="minorHAnsi"/>
+          <w:noProof/>
           <w:sz w:val="20"/>
           <w:szCs w:val="20"/>
         </w:rPr>
@@ -3099,6 +3038,7 @@
       <w:r>
         <w:rPr>
           <w:rFonts w:cstheme="minorHAnsi"/>
+          <w:noProof/>
           <w:sz w:val="20"/>
           <w:szCs w:val="20"/>
         </w:rPr>
@@ -3433,36 +3373,21 @@
           <w:sz w:val="20"/>
           <w:szCs w:val="20"/>
         </w:rPr>
-        <w:t>11:</w:t>
-      </w:r>
-      <w:r>
-        <w:rPr>
-          <w:rFonts w:cstheme="minorHAnsi"/>
-          <w:sz w:val="20"/>
-          <w:szCs w:val="20"/>
-        </w:rPr>
-        <w:t>54</w:t>
-      </w:r>
-      <w:r>
-        <w:rPr>
-          <w:rFonts w:cstheme="minorHAnsi"/>
-          <w:sz w:val="20"/>
-          <w:szCs w:val="20"/>
-        </w:rPr>
-        <w:t>/33:42</w:t>
-      </w:r>
-    </w:p>
-    <w:p>
-      <w:pPr>
-        <w:rPr>
-          <w:rFonts w:cstheme="minorHAnsi"/>
-          <w:sz w:val="20"/>
-          <w:szCs w:val="20"/>
-        </w:rPr>
-      </w:pPr>
-      <w:r>
-        <w:rPr>
-          <w:rFonts w:cstheme="minorHAnsi"/>
+        <w:t>11:54/33:42</w:t>
+      </w:r>
+    </w:p>
+    <w:p>
+      <w:pPr>
+        <w:rPr>
+          <w:rFonts w:cstheme="minorHAnsi"/>
+          <w:sz w:val="20"/>
+          <w:szCs w:val="20"/>
+        </w:rPr>
+      </w:pPr>
+      <w:r>
+        <w:rPr>
+          <w:rFonts w:cstheme="minorHAnsi"/>
+          <w:noProof/>
           <w:sz w:val="20"/>
           <w:szCs w:val="20"/>
         </w:rPr>
@@ -3589,6 +3514,7 @@
       <w:r>
         <w:rPr>
           <w:rFonts w:cstheme="minorHAnsi"/>
+          <w:noProof/>
           <w:sz w:val="20"/>
           <w:szCs w:val="20"/>
         </w:rPr>
@@ -3877,6 +3803,406 @@
       </w:pPr>
     </w:p>
     <w:p>
+      <w:r>
+        <w:rPr>
+          <w:rFonts w:cstheme="minorHAnsi"/>
+          <w:sz w:val="20"/>
+          <w:szCs w:val="20"/>
+        </w:rPr>
+        <w:t xml:space="preserve">We have sin to hurt </w:t>
+      </w:r>
+      <w:r>
+        <w:t>other people. We have to repent</w:t>
+      </w:r>
+      <w:r>
+        <w:t xml:space="preserve"> to</w:t>
+      </w:r>
+      <w:r>
+        <w:t xml:space="preserve"> find peace in soul level.</w:t>
+      </w:r>
+    </w:p>
+    <w:p>
+      <w:pPr>
+        <w:rPr>
+          <w:rFonts w:cstheme="minorHAnsi"/>
+          <w:sz w:val="20"/>
+          <w:szCs w:val="20"/>
+        </w:rPr>
+      </w:pPr>
+    </w:p>
+    <w:p>
+      <w:pPr>
+        <w:rPr>
+          <w:rFonts w:cstheme="minorHAnsi"/>
+          <w:sz w:val="20"/>
+          <w:szCs w:val="20"/>
+        </w:rPr>
+      </w:pPr>
+      <w:r>
+        <w:rPr>
+          <w:rFonts w:cstheme="minorHAnsi"/>
+          <w:sz w:val="20"/>
+          <w:szCs w:val="20"/>
+        </w:rPr>
+        <w:t>14:24/33:42</w:t>
+      </w:r>
+    </w:p>
+    <w:p>
+      <w:pPr>
+        <w:rPr>
+          <w:rFonts w:cstheme="minorHAnsi"/>
+          <w:sz w:val="20"/>
+          <w:szCs w:val="20"/>
+        </w:rPr>
+      </w:pPr>
+      <w:r>
+        <w:rPr>
+          <w:rFonts w:cstheme="minorHAnsi"/>
+          <w:noProof/>
+          <w:sz w:val="20"/>
+          <w:szCs w:val="20"/>
+        </w:rPr>
+        <w:drawing>
+          <wp:inline distT="0" distB="0" distL="0" distR="0" wp14:anchorId="59551941" wp14:editId="63D8BC94">
+            <wp:extent cx="1905000" cy="2438849"/>
+            <wp:effectExtent l="0" t="0" r="0" b="0"/>
+            <wp:docPr id="1472352179" name="Picture 1"/>
+            <wp:cNvGraphicFramePr>
+              <a:graphicFrameLocks xmlns:a="http://schemas.openxmlformats.org/drawingml/2006/main" noChangeAspect="1"/>
+            </wp:cNvGraphicFramePr>
+            <a:graphic xmlns:a="http://schemas.openxmlformats.org/drawingml/2006/main">
+              <a:graphicData uri="http://schemas.openxmlformats.org/drawingml/2006/picture">
+                <pic:pic xmlns:pic="http://schemas.openxmlformats.org/drawingml/2006/picture">
+                  <pic:nvPicPr>
+                    <pic:cNvPr id="1472352179" name=""/>
+                    <pic:cNvPicPr/>
+                  </pic:nvPicPr>
+                  <pic:blipFill>
+                    <a:blip r:embed="rId38"/>
+                    <a:stretch>
+                      <a:fillRect/>
+                    </a:stretch>
+                  </pic:blipFill>
+                  <pic:spPr>
+                    <a:xfrm>
+                      <a:off x="0" y="0"/>
+                      <a:ext cx="1908817" cy="2443736"/>
+                    </a:xfrm>
+                    <a:prstGeom prst="rect">
+                      <a:avLst/>
+                    </a:prstGeom>
+                  </pic:spPr>
+                </pic:pic>
+              </a:graphicData>
+            </a:graphic>
+          </wp:inline>
+        </w:drawing>
+      </w:r>
+    </w:p>
+    <w:p>
+      <w:pPr>
+        <w:rPr>
+          <w:rFonts w:cstheme="minorHAnsi"/>
+          <w:sz w:val="20"/>
+          <w:szCs w:val="20"/>
+        </w:rPr>
+      </w:pPr>
+      <w:r>
+        <w:rPr>
+          <w:rFonts w:cstheme="minorHAnsi"/>
+          <w:b/>
+          <w:bCs/>
+          <w:sz w:val="20"/>
+          <w:szCs w:val="20"/>
+        </w:rPr>
+        <w:t>Romans 2:4</w:t>
+      </w:r>
+    </w:p>
+    <w:p>
+      <w:pPr>
+        <w:rPr>
+          <w:rFonts w:cstheme="minorHAnsi"/>
+          <w:sz w:val="20"/>
+          <w:szCs w:val="20"/>
+        </w:rPr>
+      </w:pPr>
+      <w:r>
+        <w:rPr>
+          <w:rFonts w:cstheme="minorHAnsi"/>
+          <w:b/>
+          <w:bCs/>
+          <w:sz w:val="20"/>
+          <w:szCs w:val="20"/>
+        </w:rPr>
+        <w:t>Repentance for the Rest of US</w:t>
+      </w:r>
+      <w:r>
+        <w:rPr>
+          <w:rFonts w:cstheme="minorHAnsi"/>
+          <w:sz w:val="20"/>
+          <w:szCs w:val="20"/>
+        </w:rPr>
+        <w:t xml:space="preserve">. </w:t>
+      </w:r>
+      <w:r>
+        <w:rPr>
+          <w:rFonts w:cstheme="minorHAnsi"/>
+          <w:b/>
+          <w:bCs/>
+          <w:sz w:val="20"/>
+          <w:szCs w:val="20"/>
+        </w:rPr>
+        <w:t>God’s KINDNESS is intended to lead you to repentance.</w:t>
+      </w:r>
+    </w:p>
+    <w:p>
+      <w:pPr>
+        <w:rPr>
+          <w:rFonts w:cstheme="minorHAnsi"/>
+          <w:sz w:val="20"/>
+          <w:szCs w:val="20"/>
+        </w:rPr>
+      </w:pPr>
+      <w:r>
+        <w:rPr>
+          <w:rFonts w:cstheme="minorHAnsi"/>
+          <w:sz w:val="20"/>
+          <w:szCs w:val="20"/>
+        </w:rPr>
+        <w:lastRenderedPageBreak/>
+        <w:t>14:42/33:42</w:t>
+      </w:r>
+    </w:p>
+    <w:p>
+      <w:pPr>
+        <w:rPr>
+          <w:rFonts w:cstheme="minorHAnsi"/>
+          <w:sz w:val="20"/>
+          <w:szCs w:val="20"/>
+        </w:rPr>
+      </w:pPr>
+      <w:r>
+        <w:rPr>
+          <w:rFonts w:cstheme="minorHAnsi"/>
+          <w:noProof/>
+          <w:sz w:val="20"/>
+          <w:szCs w:val="20"/>
+        </w:rPr>
+        <w:drawing>
+          <wp:inline distT="0" distB="0" distL="0" distR="0" wp14:anchorId="6448C9C3" wp14:editId="577131FA">
+            <wp:extent cx="3105583" cy="3115110"/>
+            <wp:effectExtent l="0" t="0" r="0" b="9525"/>
+            <wp:docPr id="1083832227" name="Picture 1"/>
+            <wp:cNvGraphicFramePr>
+              <a:graphicFrameLocks xmlns:a="http://schemas.openxmlformats.org/drawingml/2006/main" noChangeAspect="1"/>
+            </wp:cNvGraphicFramePr>
+            <a:graphic xmlns:a="http://schemas.openxmlformats.org/drawingml/2006/main">
+              <a:graphicData uri="http://schemas.openxmlformats.org/drawingml/2006/picture">
+                <pic:pic xmlns:pic="http://schemas.openxmlformats.org/drawingml/2006/picture">
+                  <pic:nvPicPr>
+                    <pic:cNvPr id="1083832227" name=""/>
+                    <pic:cNvPicPr/>
+                  </pic:nvPicPr>
+                  <pic:blipFill>
+                    <a:blip r:embed="rId39"/>
+                    <a:stretch>
+                      <a:fillRect/>
+                    </a:stretch>
+                  </pic:blipFill>
+                  <pic:spPr>
+                    <a:xfrm>
+                      <a:off x="0" y="0"/>
+                      <a:ext cx="3105583" cy="3115110"/>
+                    </a:xfrm>
+                    <a:prstGeom prst="rect">
+                      <a:avLst/>
+                    </a:prstGeom>
+                  </pic:spPr>
+                </pic:pic>
+              </a:graphicData>
+            </a:graphic>
+          </wp:inline>
+        </w:drawing>
+      </w:r>
+    </w:p>
+    <w:p>
+      <w:pPr>
+        <w:rPr>
+          <w:rFonts w:cstheme="minorHAnsi"/>
+          <w:sz w:val="20"/>
+          <w:szCs w:val="20"/>
+        </w:rPr>
+      </w:pPr>
+      <w:r>
+        <w:rPr>
+          <w:rFonts w:cstheme="minorHAnsi"/>
+          <w:sz w:val="20"/>
+          <w:szCs w:val="20"/>
+        </w:rPr>
+        <w:t>We are stuck in the past. Repentance is a decent choice</w:t>
+      </w:r>
+      <w:r>
+        <w:rPr>
+          <w:rFonts w:cstheme="minorHAnsi"/>
+          <w:sz w:val="20"/>
+          <w:szCs w:val="20"/>
+        </w:rPr>
+        <w:t xml:space="preserve"> and is seen as a form of punishment </w:t>
+      </w:r>
+    </w:p>
+    <w:p>
+      <w:pPr>
+        <w:rPr>
+          <w:rFonts w:cstheme="minorHAnsi"/>
+          <w:sz w:val="20"/>
+          <w:szCs w:val="20"/>
+        </w:rPr>
+      </w:pPr>
+    </w:p>
+    <w:p>
+      <w:pPr>
+        <w:rPr>
+          <w:rFonts w:cstheme="minorHAnsi"/>
+          <w:sz w:val="20"/>
+          <w:szCs w:val="20"/>
+        </w:rPr>
+      </w:pPr>
+      <w:r>
+        <w:rPr>
+          <w:rFonts w:cstheme="minorHAnsi"/>
+          <w:sz w:val="20"/>
+          <w:szCs w:val="20"/>
+        </w:rPr>
+        <w:t>1</w:t>
+      </w:r>
+      <w:r>
+        <w:rPr>
+          <w:rFonts w:cstheme="minorHAnsi"/>
+          <w:sz w:val="20"/>
+          <w:szCs w:val="20"/>
+        </w:rPr>
+        <w:t>6</w:t>
+      </w:r>
+      <w:r>
+        <w:rPr>
+          <w:rFonts w:cstheme="minorHAnsi"/>
+          <w:sz w:val="20"/>
+          <w:szCs w:val="20"/>
+        </w:rPr>
+        <w:t>:</w:t>
+      </w:r>
+      <w:r>
+        <w:rPr>
+          <w:rFonts w:cstheme="minorHAnsi"/>
+          <w:sz w:val="20"/>
+          <w:szCs w:val="20"/>
+        </w:rPr>
+        <w:t>0</w:t>
+      </w:r>
+      <w:r>
+        <w:rPr>
+          <w:rFonts w:cstheme="minorHAnsi"/>
+          <w:sz w:val="20"/>
+          <w:szCs w:val="20"/>
+        </w:rPr>
+        <w:t>2/33:42</w:t>
+      </w:r>
+    </w:p>
+    <w:p>
+      <w:pPr>
+        <w:rPr>
+          <w:rFonts w:cstheme="minorHAnsi"/>
+          <w:sz w:val="20"/>
+          <w:szCs w:val="20"/>
+        </w:rPr>
+      </w:pPr>
+      <w:r>
+        <w:rPr>
+          <w:rFonts w:cstheme="minorHAnsi"/>
+          <w:sz w:val="20"/>
+          <w:szCs w:val="20"/>
+        </w:rPr>
+        <w:drawing>
+          <wp:inline distT="0" distB="0" distL="0" distR="0" wp14:anchorId="231E4CE1" wp14:editId="046B960C">
+            <wp:extent cx="5943600" cy="1045845"/>
+            <wp:effectExtent l="0" t="0" r="0" b="1905"/>
+            <wp:docPr id="1421540515" name="Picture 1"/>
+            <wp:cNvGraphicFramePr>
+              <a:graphicFrameLocks xmlns:a="http://schemas.openxmlformats.org/drawingml/2006/main" noChangeAspect="1"/>
+            </wp:cNvGraphicFramePr>
+            <a:graphic xmlns:a="http://schemas.openxmlformats.org/drawingml/2006/main">
+              <a:graphicData uri="http://schemas.openxmlformats.org/drawingml/2006/picture">
+                <pic:pic xmlns:pic="http://schemas.openxmlformats.org/drawingml/2006/picture">
+                  <pic:nvPicPr>
+                    <pic:cNvPr id="1421540515" name=""/>
+                    <pic:cNvPicPr/>
+                  </pic:nvPicPr>
+                  <pic:blipFill>
+                    <a:blip r:embed="rId40"/>
+                    <a:stretch>
+                      <a:fillRect/>
+                    </a:stretch>
+                  </pic:blipFill>
+                  <pic:spPr>
+                    <a:xfrm>
+                      <a:off x="0" y="0"/>
+                      <a:ext cx="5943600" cy="1045845"/>
+                    </a:xfrm>
+                    <a:prstGeom prst="rect">
+                      <a:avLst/>
+                    </a:prstGeom>
+                  </pic:spPr>
+                </pic:pic>
+              </a:graphicData>
+            </a:graphic>
+          </wp:inline>
+        </w:drawing>
+      </w:r>
+    </w:p>
+    <w:p>
+      <w:pPr>
+        <w:rPr>
+          <w:rFonts w:cstheme="minorHAnsi"/>
+          <w:sz w:val="20"/>
+          <w:szCs w:val="20"/>
+        </w:rPr>
+      </w:pPr>
+      <w:r>
+        <w:rPr>
+          <w:rFonts w:cstheme="minorHAnsi"/>
+          <w:sz w:val="20"/>
+          <w:szCs w:val="20"/>
+        </w:rPr>
+        <w:t>I need to make up for some things in my past.</w:t>
+      </w:r>
+    </w:p>
+    <w:p>
+      <w:pPr>
+        <w:rPr>
+          <w:rFonts w:cstheme="minorHAnsi"/>
+          <w:sz w:val="20"/>
+          <w:szCs w:val="20"/>
+        </w:rPr>
+      </w:pPr>
+      <w:r>
+        <w:rPr>
+          <w:rFonts w:cstheme="minorHAnsi"/>
+          <w:sz w:val="20"/>
+          <w:szCs w:val="20"/>
+        </w:rPr>
+        <w:t>Repentance is to make up something in our past.</w:t>
+      </w:r>
+    </w:p>
+    <w:p>
+      <w:pPr>
+        <w:rPr>
+          <w:rFonts w:cstheme="minorHAnsi"/>
+          <w:sz w:val="20"/>
+          <w:szCs w:val="20"/>
+        </w:rPr>
+      </w:pPr>
+    </w:p>
+    <w:p>
       <w:pPr>
         <w:rPr>
           <w:rFonts w:cstheme="minorHAnsi"/>
@@ -4001,7 +4327,7 @@
       </w:r>
     </w:p>
     <w:p>
-      <w:hyperlink r:id="rId38" w:history="1">
+      <w:hyperlink r:id="rId41" w:history="1">
         <w:r>
           <w:rPr>
             <w:rStyle w:val="Hyperlink"/>
@@ -4018,7 +4344,7 @@
           <w:szCs w:val="20"/>
         </w:rPr>
       </w:pPr>
-      <w:hyperlink r:id="rId39" w:history="1">
+      <w:hyperlink r:id="rId42" w:history="1">
         <w:r>
           <w:rPr>
             <w:rStyle w:val="Hyperlink"/>
@@ -4102,7 +4428,7 @@
       </w:pPr>
     </w:p>
     <w:sectPr>
-      <w:footerReference w:type="default" r:id="rId40"/>
+      <w:footerReference w:type="default" r:id="rId43"/>
       <w:pgSz w:w="12240" w:h="15840"/>
       <w:pgMar w:top="1440" w:right="1440" w:bottom="1530" w:left="1440" w:header="0" w:footer="720" w:gutter="0"/>
       <w:cols w:space="720"/>
@@ -12264,6 +12590,7 @@
   <w:style w:type="character" w:default="1" w:styleId="DefaultParagraphFont">
     <w:name w:val="Default Paragraph Font"/>
     <w:uiPriority w:val="1"/>
+    <w:semiHidden/>
     <w:unhideWhenUsed/>
   </w:style>
   <w:style w:type="table" w:default="1" w:styleId="TableNormal">

--- a/Church/2026/2026_0919_MenloChurch.docx
+++ b/Church/2026/2026_0919_MenloChurch.docx
@@ -3157,7 +3157,25 @@
           <w:sz w:val="20"/>
           <w:szCs w:val="20"/>
         </w:rPr>
-        <w:t>“If anyone wrongs his or her neighbor, let no one speak to that person, nor let that one hear a word from you, until he or she repents.”</w:t>
+        <w:t xml:space="preserve">“If anyone wrongs his or her neighbor, let no one speak to that person, nor let that one </w:t>
+      </w:r>
+      <w:proofErr w:type="gramStart"/>
+      <w:r>
+        <w:rPr>
+          <w:rFonts w:cstheme="minorHAnsi"/>
+          <w:sz w:val="20"/>
+          <w:szCs w:val="20"/>
+        </w:rPr>
+        <w:t>hear</w:t>
+      </w:r>
+      <w:proofErr w:type="gramEnd"/>
+      <w:r>
+        <w:rPr>
+          <w:rFonts w:cstheme="minorHAnsi"/>
+          <w:sz w:val="20"/>
+          <w:szCs w:val="20"/>
+        </w:rPr>
+        <w:t xml:space="preserve"> a word from you, until he or she repents.”</w:t>
       </w:r>
     </w:p>
     <w:p>
@@ -4173,7 +4191,23 @@
           <w:sz w:val="20"/>
           <w:szCs w:val="20"/>
         </w:rPr>
-        <w:t>I need to make up for some things in my past.</w:t>
+        <w:t>We</w:t>
+      </w:r>
+      <w:r>
+        <w:rPr>
+          <w:rFonts w:cstheme="minorHAnsi"/>
+          <w:sz w:val="20"/>
+          <w:szCs w:val="20"/>
+        </w:rPr>
+        <w:t xml:space="preserve"> need to make up for some things in my past.</w:t>
+      </w:r>
+      <w:r>
+        <w:rPr>
+          <w:rFonts w:cstheme="minorHAnsi"/>
+          <w:sz w:val="20"/>
+          <w:szCs w:val="20"/>
+        </w:rPr>
+        <w:t xml:space="preserve"> We cannot make up.</w:t>
       </w:r>
     </w:p>
     <w:p>
@@ -4201,6 +4235,917 @@
           <w:szCs w:val="20"/>
         </w:rPr>
       </w:pPr>
+      <w:r>
+        <w:rPr>
+          <w:rFonts w:cstheme="minorHAnsi"/>
+          <w:sz w:val="20"/>
+          <w:szCs w:val="20"/>
+        </w:rPr>
+        <w:t>Jesus said, “It is my job. I can make up the payment for your sin.”</w:t>
+      </w:r>
+    </w:p>
+    <w:p>
+      <w:pPr>
+        <w:rPr>
+          <w:rFonts w:cstheme="minorHAnsi"/>
+          <w:sz w:val="20"/>
+          <w:szCs w:val="20"/>
+        </w:rPr>
+      </w:pPr>
+      <w:r>
+        <w:rPr>
+          <w:rFonts w:cstheme="minorHAnsi"/>
+          <w:sz w:val="20"/>
+          <w:szCs w:val="20"/>
+        </w:rPr>
+        <w:t>Let start with Acts 11.</w:t>
+      </w:r>
+      <w:r>
+        <w:rPr>
+          <w:rFonts w:cstheme="minorHAnsi"/>
+          <w:sz w:val="20"/>
+          <w:szCs w:val="20"/>
+        </w:rPr>
+        <w:t xml:space="preserve"> After the gentiles have the first faith, Peter </w:t>
+      </w:r>
+      <w:proofErr w:type="gramStart"/>
+      <w:r>
+        <w:rPr>
+          <w:rFonts w:cstheme="minorHAnsi"/>
+          <w:sz w:val="20"/>
+          <w:szCs w:val="20"/>
+        </w:rPr>
+        <w:t>explain</w:t>
+      </w:r>
+      <w:proofErr w:type="gramEnd"/>
+      <w:r>
+        <w:rPr>
+          <w:rFonts w:cstheme="minorHAnsi"/>
+          <w:sz w:val="20"/>
+          <w:szCs w:val="20"/>
+        </w:rPr>
+        <w:t xml:space="preserve"> </w:t>
+      </w:r>
+      <w:r>
+        <w:rPr>
+          <w:rFonts w:cstheme="minorHAnsi"/>
+          <w:sz w:val="20"/>
+          <w:szCs w:val="20"/>
+        </w:rPr>
+        <w:t xml:space="preserve">the </w:t>
+      </w:r>
+      <w:r>
+        <w:rPr>
+          <w:rFonts w:cstheme="minorHAnsi"/>
+          <w:sz w:val="20"/>
+          <w:szCs w:val="20"/>
+        </w:rPr>
+        <w:t>repentance</w:t>
+      </w:r>
+      <w:r>
+        <w:rPr>
+          <w:rFonts w:cstheme="minorHAnsi"/>
+          <w:sz w:val="20"/>
+          <w:szCs w:val="20"/>
+        </w:rPr>
+        <w:t xml:space="preserve"> to the Jewish Christians.</w:t>
+      </w:r>
+    </w:p>
+    <w:p>
+      <w:pPr>
+        <w:rPr>
+          <w:rFonts w:cstheme="minorHAnsi"/>
+          <w:sz w:val="20"/>
+          <w:szCs w:val="20"/>
+        </w:rPr>
+      </w:pPr>
+    </w:p>
+    <w:p>
+      <w:pPr>
+        <w:rPr>
+          <w:rFonts w:cstheme="minorHAnsi"/>
+          <w:sz w:val="20"/>
+          <w:szCs w:val="20"/>
+        </w:rPr>
+      </w:pPr>
+    </w:p>
+    <w:p>
+      <w:pPr>
+        <w:rPr>
+          <w:rFonts w:cstheme="minorHAnsi"/>
+          <w:sz w:val="20"/>
+          <w:szCs w:val="20"/>
+        </w:rPr>
+      </w:pPr>
+      <w:r>
+        <w:rPr>
+          <w:rFonts w:cstheme="minorHAnsi"/>
+          <w:sz w:val="20"/>
+          <w:szCs w:val="20"/>
+        </w:rPr>
+        <w:t>1</w:t>
+      </w:r>
+      <w:r>
+        <w:rPr>
+          <w:rFonts w:cstheme="minorHAnsi"/>
+          <w:sz w:val="20"/>
+          <w:szCs w:val="20"/>
+        </w:rPr>
+        <w:t>7</w:t>
+      </w:r>
+      <w:r>
+        <w:rPr>
+          <w:rFonts w:cstheme="minorHAnsi"/>
+          <w:sz w:val="20"/>
+          <w:szCs w:val="20"/>
+        </w:rPr>
+        <w:t>:</w:t>
+      </w:r>
+      <w:r>
+        <w:rPr>
+          <w:rFonts w:cstheme="minorHAnsi"/>
+          <w:sz w:val="20"/>
+          <w:szCs w:val="20"/>
+        </w:rPr>
+        <w:t>28</w:t>
+      </w:r>
+      <w:r>
+        <w:rPr>
+          <w:rFonts w:cstheme="minorHAnsi"/>
+          <w:sz w:val="20"/>
+          <w:szCs w:val="20"/>
+        </w:rPr>
+        <w:t>/33:42</w:t>
+      </w:r>
+    </w:p>
+    <w:p>
+      <w:pPr>
+        <w:rPr>
+          <w:rFonts w:cstheme="minorHAnsi"/>
+          <w:sz w:val="20"/>
+          <w:szCs w:val="20"/>
+        </w:rPr>
+      </w:pPr>
+      <w:r>
+        <w:rPr>
+          <w:rFonts w:cstheme="minorHAnsi"/>
+          <w:sz w:val="20"/>
+          <w:szCs w:val="20"/>
+        </w:rPr>
+        <w:lastRenderedPageBreak/>
+        <w:drawing>
+          <wp:inline distT="0" distB="0" distL="0" distR="0" wp14:anchorId="2148CEDB" wp14:editId="013477D0">
+            <wp:extent cx="3181794" cy="4039164"/>
+            <wp:effectExtent l="0" t="0" r="0" b="0"/>
+            <wp:docPr id="1256346804" name="Picture 1"/>
+            <wp:cNvGraphicFramePr>
+              <a:graphicFrameLocks xmlns:a="http://schemas.openxmlformats.org/drawingml/2006/main" noChangeAspect="1"/>
+            </wp:cNvGraphicFramePr>
+            <a:graphic xmlns:a="http://schemas.openxmlformats.org/drawingml/2006/main">
+              <a:graphicData uri="http://schemas.openxmlformats.org/drawingml/2006/picture">
+                <pic:pic xmlns:pic="http://schemas.openxmlformats.org/drawingml/2006/picture">
+                  <pic:nvPicPr>
+                    <pic:cNvPr id="1256346804" name=""/>
+                    <pic:cNvPicPr/>
+                  </pic:nvPicPr>
+                  <pic:blipFill>
+                    <a:blip r:embed="rId41"/>
+                    <a:stretch>
+                      <a:fillRect/>
+                    </a:stretch>
+                  </pic:blipFill>
+                  <pic:spPr>
+                    <a:xfrm>
+                      <a:off x="0" y="0"/>
+                      <a:ext cx="3181794" cy="4039164"/>
+                    </a:xfrm>
+                    <a:prstGeom prst="rect">
+                      <a:avLst/>
+                    </a:prstGeom>
+                  </pic:spPr>
+                </pic:pic>
+              </a:graphicData>
+            </a:graphic>
+          </wp:inline>
+        </w:drawing>
+      </w:r>
+    </w:p>
+    <w:p>
+      <w:pPr>
+        <w:rPr>
+          <w:rFonts w:cstheme="minorHAnsi"/>
+          <w:sz w:val="20"/>
+          <w:szCs w:val="20"/>
+        </w:rPr>
+      </w:pPr>
+    </w:p>
+    <w:p>
+      <w:pPr>
+        <w:rPr>
+          <w:rFonts w:cstheme="minorHAnsi"/>
+          <w:sz w:val="20"/>
+          <w:szCs w:val="20"/>
+        </w:rPr>
+      </w:pPr>
+      <w:r>
+        <w:rPr>
+          <w:rFonts w:cstheme="minorHAnsi"/>
+          <w:sz w:val="20"/>
+          <w:szCs w:val="20"/>
+        </w:rPr>
+        <w:t>Acts 11:18</w:t>
+      </w:r>
+    </w:p>
+    <w:p>
+      <w:pPr>
+        <w:rPr>
+          <w:rFonts w:cstheme="minorHAnsi"/>
+          <w:sz w:val="20"/>
+          <w:szCs w:val="20"/>
+        </w:rPr>
+      </w:pPr>
+      <w:r>
+        <w:rPr>
+          <w:rFonts w:cstheme="minorHAnsi"/>
+          <w:sz w:val="20"/>
+          <w:szCs w:val="20"/>
+        </w:rPr>
+        <w:t xml:space="preserve">They had no further objections and praised God, saying, </w:t>
+      </w:r>
+      <w:r>
+        <w:rPr>
+          <w:rFonts w:cstheme="minorHAnsi"/>
+          <w:sz w:val="20"/>
+          <w:szCs w:val="20"/>
+        </w:rPr>
+        <w:t>“</w:t>
+      </w:r>
+      <w:r>
+        <w:rPr>
+          <w:rFonts w:cstheme="minorHAnsi"/>
+          <w:sz w:val="20"/>
+          <w:szCs w:val="20"/>
+        </w:rPr>
+        <w:t>So then, even to Gentiles God has granted repentance that leads to life.</w:t>
+      </w:r>
+      <w:r>
+        <w:rPr>
+          <w:rFonts w:cstheme="minorHAnsi"/>
+          <w:sz w:val="20"/>
+          <w:szCs w:val="20"/>
+        </w:rPr>
+        <w:t>”</w:t>
+      </w:r>
+    </w:p>
+    <w:p>
+      <w:pPr>
+        <w:rPr>
+          <w:rFonts w:cstheme="minorHAnsi"/>
+          <w:sz w:val="20"/>
+          <w:szCs w:val="20"/>
+        </w:rPr>
+      </w:pPr>
+    </w:p>
+    <w:p>
+      <w:pPr>
+        <w:rPr>
+          <w:rFonts w:cstheme="minorHAnsi"/>
+          <w:sz w:val="20"/>
+          <w:szCs w:val="20"/>
+        </w:rPr>
+      </w:pPr>
+      <w:r>
+        <w:rPr>
+          <w:rFonts w:cstheme="minorHAnsi"/>
+          <w:sz w:val="20"/>
+          <w:szCs w:val="20"/>
+        </w:rPr>
+        <w:t>1</w:t>
+      </w:r>
+      <w:r>
+        <w:rPr>
+          <w:rFonts w:cstheme="minorHAnsi"/>
+          <w:sz w:val="20"/>
+          <w:szCs w:val="20"/>
+        </w:rPr>
+        <w:t>8</w:t>
+      </w:r>
+      <w:r>
+        <w:rPr>
+          <w:rFonts w:cstheme="minorHAnsi"/>
+          <w:sz w:val="20"/>
+          <w:szCs w:val="20"/>
+        </w:rPr>
+        <w:t>:</w:t>
+      </w:r>
+      <w:r>
+        <w:rPr>
+          <w:rFonts w:cstheme="minorHAnsi"/>
+          <w:sz w:val="20"/>
+          <w:szCs w:val="20"/>
+        </w:rPr>
+        <w:t>00</w:t>
+      </w:r>
+      <w:r>
+        <w:rPr>
+          <w:rFonts w:cstheme="minorHAnsi"/>
+          <w:sz w:val="20"/>
+          <w:szCs w:val="20"/>
+        </w:rPr>
+        <w:t>/33:42</w:t>
+      </w:r>
+    </w:p>
+    <w:p>
+      <w:pPr>
+        <w:rPr>
+          <w:rFonts w:cstheme="minorHAnsi"/>
+          <w:sz w:val="20"/>
+          <w:szCs w:val="20"/>
+        </w:rPr>
+      </w:pPr>
+      <w:r>
+        <w:rPr>
+          <w:rFonts w:cstheme="minorHAnsi"/>
+          <w:sz w:val="20"/>
+          <w:szCs w:val="20"/>
+        </w:rPr>
+        <w:t>In easy sentence:</w:t>
+      </w:r>
+    </w:p>
+    <w:p>
+      <w:pPr>
+        <w:rPr>
+          <w:rFonts w:cstheme="minorHAnsi"/>
+          <w:sz w:val="20"/>
+          <w:szCs w:val="20"/>
+        </w:rPr>
+      </w:pPr>
+      <w:r>
+        <w:rPr>
+          <w:rFonts w:cstheme="minorHAnsi"/>
+          <w:sz w:val="20"/>
+          <w:szCs w:val="20"/>
+        </w:rPr>
+        <w:t>God gave the gift (repentance) for eternal life to both the Israelites (the Jewish people) and the Gentiles (non-Jewish people)</w:t>
+      </w:r>
+    </w:p>
+    <w:p>
+      <w:pPr>
+        <w:rPr>
+          <w:rFonts w:cstheme="minorHAnsi"/>
+          <w:sz w:val="20"/>
+          <w:szCs w:val="20"/>
+        </w:rPr>
+      </w:pPr>
+    </w:p>
+    <w:p>
+      <w:pPr>
+        <w:rPr>
+          <w:rFonts w:cstheme="minorHAnsi"/>
+          <w:sz w:val="20"/>
+          <w:szCs w:val="20"/>
+        </w:rPr>
+      </w:pPr>
+      <w:r>
+        <w:rPr>
+          <w:rFonts w:cstheme="minorHAnsi"/>
+          <w:sz w:val="20"/>
+          <w:szCs w:val="20"/>
+        </w:rPr>
+        <w:t>18:0</w:t>
+      </w:r>
+      <w:r>
+        <w:rPr>
+          <w:rFonts w:cstheme="minorHAnsi"/>
+          <w:sz w:val="20"/>
+          <w:szCs w:val="20"/>
+        </w:rPr>
+        <w:t>6</w:t>
+      </w:r>
+      <w:r>
+        <w:rPr>
+          <w:rFonts w:cstheme="minorHAnsi"/>
+          <w:sz w:val="20"/>
+          <w:szCs w:val="20"/>
+        </w:rPr>
+        <w:t>/33:42</w:t>
+      </w:r>
+    </w:p>
+    <w:p>
+      <w:pPr>
+        <w:rPr>
+          <w:rFonts w:cstheme="minorHAnsi"/>
+          <w:sz w:val="20"/>
+          <w:szCs w:val="20"/>
+        </w:rPr>
+      </w:pPr>
+      <w:r>
+        <w:rPr>
+          <w:rFonts w:cstheme="minorHAnsi"/>
+          <w:sz w:val="20"/>
+          <w:szCs w:val="20"/>
+        </w:rPr>
+        <w:drawing>
+          <wp:inline distT="0" distB="0" distL="0" distR="0" wp14:anchorId="4B97FE53" wp14:editId="3253B73E">
+            <wp:extent cx="1400034" cy="1979060"/>
+            <wp:effectExtent l="0" t="0" r="0" b="2540"/>
+            <wp:docPr id="2004326844" name="Picture 1"/>
+            <wp:cNvGraphicFramePr>
+              <a:graphicFrameLocks xmlns:a="http://schemas.openxmlformats.org/drawingml/2006/main" noChangeAspect="1"/>
+            </wp:cNvGraphicFramePr>
+            <a:graphic xmlns:a="http://schemas.openxmlformats.org/drawingml/2006/main">
+              <a:graphicData uri="http://schemas.openxmlformats.org/drawingml/2006/picture">
+                <pic:pic xmlns:pic="http://schemas.openxmlformats.org/drawingml/2006/picture">
+                  <pic:nvPicPr>
+                    <pic:cNvPr id="2004326844" name=""/>
+                    <pic:cNvPicPr/>
+                  </pic:nvPicPr>
+                  <pic:blipFill>
+                    <a:blip r:embed="rId42"/>
+                    <a:stretch>
+                      <a:fillRect/>
+                    </a:stretch>
+                  </pic:blipFill>
+                  <pic:spPr>
+                    <a:xfrm>
+                      <a:off x="0" y="0"/>
+                      <a:ext cx="1408288" cy="1990728"/>
+                    </a:xfrm>
+                    <a:prstGeom prst="rect">
+                      <a:avLst/>
+                    </a:prstGeom>
+                  </pic:spPr>
+                </pic:pic>
+              </a:graphicData>
+            </a:graphic>
+          </wp:inline>
+        </w:drawing>
+      </w:r>
+    </w:p>
+    <w:p>
+      <w:pPr>
+        <w:rPr>
+          <w:rFonts w:cstheme="minorHAnsi"/>
+          <w:sz w:val="20"/>
+          <w:szCs w:val="20"/>
+        </w:rPr>
+      </w:pPr>
+    </w:p>
+    <w:p>
+      <w:pPr>
+        <w:rPr>
+          <w:rFonts w:cstheme="minorHAnsi"/>
+          <w:sz w:val="20"/>
+          <w:szCs w:val="20"/>
+        </w:rPr>
+      </w:pPr>
+      <w:r>
+        <w:rPr>
+          <w:rFonts w:cstheme="minorHAnsi"/>
+          <w:b/>
+          <w:bCs/>
+          <w:sz w:val="20"/>
+          <w:szCs w:val="20"/>
+        </w:rPr>
+        <w:t>2 Corinthians 7:9-10</w:t>
+      </w:r>
+    </w:p>
+    <w:p>
+      <w:pPr>
+        <w:rPr>
+          <w:rFonts w:cstheme="minorHAnsi"/>
+          <w:sz w:val="20"/>
+          <w:szCs w:val="20"/>
+        </w:rPr>
+      </w:pPr>
+      <w:r>
+        <w:rPr>
+          <w:rFonts w:cstheme="minorHAnsi"/>
+          <w:sz w:val="20"/>
+          <w:szCs w:val="20"/>
+        </w:rPr>
+        <w:lastRenderedPageBreak/>
+        <w:t>“I am happy, not because you were made sorry, but because your sorrow led you to repentance... Godly sorrow brings repentance that leads to salvation and leaves no regret...”</w:t>
+      </w:r>
+      <w:r>
+        <w:rPr>
+          <w:rFonts w:cstheme="minorHAnsi"/>
+          <w:sz w:val="20"/>
+          <w:szCs w:val="20"/>
+        </w:rPr>
+        <w:br/>
+      </w:r>
+    </w:p>
+    <w:p>
+      <w:pPr>
+        <w:rPr>
+          <w:rFonts w:cstheme="minorHAnsi"/>
+          <w:sz w:val="20"/>
+          <w:szCs w:val="20"/>
+        </w:rPr>
+      </w:pPr>
+      <w:r>
+        <w:rPr>
+          <w:rFonts w:cstheme="minorHAnsi"/>
+          <w:sz w:val="20"/>
+          <w:szCs w:val="20"/>
+        </w:rPr>
+        <w:t>18:12/</w:t>
+      </w:r>
+      <w:r>
+        <w:rPr>
+          <w:rFonts w:cstheme="minorHAnsi"/>
+          <w:sz w:val="20"/>
+          <w:szCs w:val="20"/>
+        </w:rPr>
+        <w:t>33:42</w:t>
+      </w:r>
+    </w:p>
+    <w:p>
+      <w:pPr>
+        <w:rPr>
+          <w:rFonts w:cstheme="minorHAnsi"/>
+          <w:sz w:val="20"/>
+          <w:szCs w:val="20"/>
+        </w:rPr>
+      </w:pPr>
+      <w:r>
+        <w:rPr>
+          <w:rFonts w:cstheme="minorHAnsi"/>
+          <w:sz w:val="20"/>
+          <w:szCs w:val="20"/>
+        </w:rPr>
+        <w:t>Paul: “I am happy because your sorrow led you to repentance, and God converts that repentance into salvation.”</w:t>
+      </w:r>
+    </w:p>
+    <w:p>
+      <w:pPr>
+        <w:rPr>
+          <w:rFonts w:cstheme="minorHAnsi"/>
+          <w:sz w:val="20"/>
+          <w:szCs w:val="20"/>
+        </w:rPr>
+      </w:pPr>
+    </w:p>
+    <w:p>
+      <w:pPr>
+        <w:rPr>
+          <w:rFonts w:cstheme="minorHAnsi"/>
+          <w:sz w:val="20"/>
+          <w:szCs w:val="20"/>
+        </w:rPr>
+      </w:pPr>
+    </w:p>
+    <w:p>
+      <w:pPr>
+        <w:rPr>
+          <w:rFonts w:cstheme="minorHAnsi"/>
+          <w:sz w:val="20"/>
+          <w:szCs w:val="20"/>
+        </w:rPr>
+      </w:pPr>
+      <w:r>
+        <w:rPr>
+          <w:rFonts w:cstheme="minorHAnsi"/>
+          <w:sz w:val="20"/>
+          <w:szCs w:val="20"/>
+        </w:rPr>
+        <w:t>18:</w:t>
+      </w:r>
+      <w:r>
+        <w:rPr>
+          <w:rFonts w:cstheme="minorHAnsi"/>
+          <w:sz w:val="20"/>
+          <w:szCs w:val="20"/>
+        </w:rPr>
+        <w:t>32</w:t>
+      </w:r>
+      <w:r>
+        <w:rPr>
+          <w:rFonts w:cstheme="minorHAnsi"/>
+          <w:sz w:val="20"/>
+          <w:szCs w:val="20"/>
+        </w:rPr>
+        <w:t>/33:42</w:t>
+      </w:r>
+    </w:p>
+    <w:p>
+      <w:pPr>
+        <w:rPr>
+          <w:rFonts w:cstheme="minorHAnsi"/>
+          <w:sz w:val="20"/>
+          <w:szCs w:val="20"/>
+        </w:rPr>
+      </w:pPr>
+      <w:r>
+        <w:rPr>
+          <w:rFonts w:cstheme="minorHAnsi"/>
+          <w:sz w:val="20"/>
+          <w:szCs w:val="20"/>
+        </w:rPr>
+        <w:drawing>
+          <wp:inline distT="0" distB="0" distL="0" distR="0" wp14:anchorId="1D669488" wp14:editId="43982747">
+            <wp:extent cx="2143125" cy="2787378"/>
+            <wp:effectExtent l="0" t="0" r="0" b="0"/>
+            <wp:docPr id="64814204" name="Picture 1"/>
+            <wp:cNvGraphicFramePr>
+              <a:graphicFrameLocks xmlns:a="http://schemas.openxmlformats.org/drawingml/2006/main" noChangeAspect="1"/>
+            </wp:cNvGraphicFramePr>
+            <a:graphic xmlns:a="http://schemas.openxmlformats.org/drawingml/2006/main">
+              <a:graphicData uri="http://schemas.openxmlformats.org/drawingml/2006/picture">
+                <pic:pic xmlns:pic="http://schemas.openxmlformats.org/drawingml/2006/picture">
+                  <pic:nvPicPr>
+                    <pic:cNvPr id="64814204" name=""/>
+                    <pic:cNvPicPr/>
+                  </pic:nvPicPr>
+                  <pic:blipFill>
+                    <a:blip r:embed="rId43"/>
+                    <a:stretch>
+                      <a:fillRect/>
+                    </a:stretch>
+                  </pic:blipFill>
+                  <pic:spPr>
+                    <a:xfrm>
+                      <a:off x="0" y="0"/>
+                      <a:ext cx="2145235" cy="2790122"/>
+                    </a:xfrm>
+                    <a:prstGeom prst="rect">
+                      <a:avLst/>
+                    </a:prstGeom>
+                  </pic:spPr>
+                </pic:pic>
+              </a:graphicData>
+            </a:graphic>
+          </wp:inline>
+        </w:drawing>
+      </w:r>
+    </w:p>
+    <w:p>
+      <w:pPr>
+        <w:rPr>
+          <w:rFonts w:cstheme="minorHAnsi"/>
+          <w:sz w:val="20"/>
+          <w:szCs w:val="20"/>
+        </w:rPr>
+      </w:pPr>
+      <w:r>
+        <w:rPr>
+          <w:rFonts w:cstheme="minorHAnsi"/>
+          <w:b/>
+          <w:bCs/>
+          <w:sz w:val="20"/>
+          <w:szCs w:val="20"/>
+        </w:rPr>
+        <w:t>Corinthians 12:9</w:t>
+      </w:r>
+    </w:p>
+    <w:p>
+      <w:pPr>
+        <w:rPr>
+          <w:rFonts w:cstheme="minorHAnsi"/>
+          <w:sz w:val="20"/>
+          <w:szCs w:val="20"/>
+        </w:rPr>
+      </w:pPr>
+      <w:r>
+        <w:rPr>
+          <w:rFonts w:cstheme="minorHAnsi"/>
+          <w:sz w:val="20"/>
+          <w:szCs w:val="20"/>
+        </w:rPr>
+        <w:t>“Therefore</w:t>
+      </w:r>
+      <w:r>
+        <w:rPr>
+          <w:rFonts w:cstheme="minorHAnsi"/>
+          <w:sz w:val="20"/>
+          <w:szCs w:val="20"/>
+        </w:rPr>
+        <w:t>,</w:t>
+      </w:r>
+      <w:r>
+        <w:rPr>
+          <w:rFonts w:cstheme="minorHAnsi"/>
+          <w:sz w:val="20"/>
+          <w:szCs w:val="20"/>
+        </w:rPr>
+        <w:t xml:space="preserve"> I will boast all the more gladly about my weaknesses, so that Christ’s power may rest on me.”</w:t>
+      </w:r>
+      <w:r>
+        <w:rPr>
+          <w:rFonts w:cstheme="minorHAnsi"/>
+          <w:sz w:val="20"/>
+          <w:szCs w:val="20"/>
+        </w:rPr>
+        <w:br/>
+      </w:r>
+    </w:p>
+    <w:p>
+      <w:pPr>
+        <w:rPr>
+          <w:rFonts w:cstheme="minorHAnsi"/>
+          <w:sz w:val="20"/>
+          <w:szCs w:val="20"/>
+        </w:rPr>
+      </w:pPr>
+      <w:r>
+        <w:rPr>
+          <w:rFonts w:cstheme="minorHAnsi"/>
+          <w:sz w:val="20"/>
+          <w:szCs w:val="20"/>
+        </w:rPr>
+        <w:t>18:</w:t>
+      </w:r>
+      <w:r>
+        <w:rPr>
+          <w:rFonts w:cstheme="minorHAnsi"/>
+          <w:sz w:val="20"/>
+          <w:szCs w:val="20"/>
+        </w:rPr>
+        <w:t>40</w:t>
+      </w:r>
+      <w:r>
+        <w:rPr>
+          <w:rFonts w:cstheme="minorHAnsi"/>
+          <w:sz w:val="20"/>
+          <w:szCs w:val="20"/>
+        </w:rPr>
+        <w:t>/33:42</w:t>
+      </w:r>
+    </w:p>
+    <w:p>
+      <w:pPr>
+        <w:rPr>
+          <w:rFonts w:cstheme="minorHAnsi"/>
+          <w:sz w:val="20"/>
+          <w:szCs w:val="20"/>
+        </w:rPr>
+      </w:pPr>
+      <w:r>
+        <w:rPr>
+          <w:rFonts w:cstheme="minorHAnsi"/>
+          <w:sz w:val="20"/>
+          <w:szCs w:val="20"/>
+        </w:rPr>
+        <w:t>Paul: “Therefore, I am weak to explain more for Jesus’s power”</w:t>
+      </w:r>
+    </w:p>
+    <w:p>
+      <w:pPr>
+        <w:rPr>
+          <w:rFonts w:cstheme="minorHAnsi"/>
+          <w:sz w:val="20"/>
+          <w:szCs w:val="20"/>
+        </w:rPr>
+      </w:pPr>
+    </w:p>
+    <w:p>
+      <w:pPr>
+        <w:rPr>
+          <w:rFonts w:cstheme="minorHAnsi"/>
+          <w:sz w:val="20"/>
+          <w:szCs w:val="20"/>
+        </w:rPr>
+      </w:pPr>
+      <w:r>
+        <w:rPr>
+          <w:rFonts w:cstheme="minorHAnsi"/>
+          <w:sz w:val="20"/>
+          <w:szCs w:val="20"/>
+        </w:rPr>
+        <w:t>18:</w:t>
+      </w:r>
+      <w:r>
+        <w:rPr>
+          <w:rFonts w:cstheme="minorHAnsi"/>
+          <w:sz w:val="20"/>
+          <w:szCs w:val="20"/>
+        </w:rPr>
+        <w:t>51</w:t>
+      </w:r>
+      <w:r>
+        <w:rPr>
+          <w:rFonts w:cstheme="minorHAnsi"/>
+          <w:sz w:val="20"/>
+          <w:szCs w:val="20"/>
+        </w:rPr>
+        <w:t>/33:42</w:t>
+      </w:r>
+    </w:p>
+    <w:p>
+      <w:pPr>
+        <w:rPr>
+          <w:rFonts w:cstheme="minorHAnsi"/>
+          <w:sz w:val="20"/>
+          <w:szCs w:val="20"/>
+        </w:rPr>
+      </w:pPr>
+      <w:r>
+        <w:rPr>
+          <w:rFonts w:cstheme="minorHAnsi"/>
+          <w:sz w:val="20"/>
+          <w:szCs w:val="20"/>
+        </w:rPr>
+        <w:drawing>
+          <wp:inline distT="0" distB="0" distL="0" distR="0" wp14:anchorId="521D6443" wp14:editId="432C9699">
+            <wp:extent cx="1885950" cy="2432932"/>
+            <wp:effectExtent l="0" t="0" r="0" b="5715"/>
+            <wp:docPr id="245852865" name="Picture 1"/>
+            <wp:cNvGraphicFramePr>
+              <a:graphicFrameLocks xmlns:a="http://schemas.openxmlformats.org/drawingml/2006/main" noChangeAspect="1"/>
+            </wp:cNvGraphicFramePr>
+            <a:graphic xmlns:a="http://schemas.openxmlformats.org/drawingml/2006/main">
+              <a:graphicData uri="http://schemas.openxmlformats.org/drawingml/2006/picture">
+                <pic:pic xmlns:pic="http://schemas.openxmlformats.org/drawingml/2006/picture">
+                  <pic:nvPicPr>
+                    <pic:cNvPr id="245852865" name=""/>
+                    <pic:cNvPicPr/>
+                  </pic:nvPicPr>
+                  <pic:blipFill>
+                    <a:blip r:embed="rId44"/>
+                    <a:stretch>
+                      <a:fillRect/>
+                    </a:stretch>
+                  </pic:blipFill>
+                  <pic:spPr>
+                    <a:xfrm>
+                      <a:off x="0" y="0"/>
+                      <a:ext cx="1889265" cy="2437208"/>
+                    </a:xfrm>
+                    <a:prstGeom prst="rect">
+                      <a:avLst/>
+                    </a:prstGeom>
+                  </pic:spPr>
+                </pic:pic>
+              </a:graphicData>
+            </a:graphic>
+          </wp:inline>
+        </w:drawing>
+      </w:r>
+    </w:p>
+    <w:p>
+      <w:pPr>
+        <w:rPr>
+          <w:rFonts w:cstheme="minorHAnsi"/>
+          <w:b/>
+          <w:bCs/>
+          <w:sz w:val="20"/>
+          <w:szCs w:val="20"/>
+        </w:rPr>
+      </w:pPr>
+      <w:r>
+        <w:rPr>
+          <w:rFonts w:cstheme="minorHAnsi"/>
+          <w:b/>
+          <w:bCs/>
+          <w:sz w:val="20"/>
+          <w:szCs w:val="20"/>
+        </w:rPr>
+        <w:t>James 5:16</w:t>
+      </w:r>
+    </w:p>
+    <w:p>
+      <w:pPr>
+        <w:rPr>
+          <w:rFonts w:cstheme="minorHAnsi"/>
+          <w:sz w:val="20"/>
+          <w:szCs w:val="20"/>
+        </w:rPr>
+      </w:pPr>
+      <w:r>
+        <w:rPr>
+          <w:rFonts w:cstheme="minorHAnsi"/>
+          <w:sz w:val="20"/>
+          <w:szCs w:val="20"/>
+        </w:rPr>
+        <w:t>Confess your sins to each other and pray for each other so that you may be healed.</w:t>
+      </w:r>
+      <w:r>
+        <w:rPr>
+          <w:rFonts w:cstheme="minorHAnsi"/>
+          <w:sz w:val="20"/>
+          <w:szCs w:val="20"/>
+        </w:rPr>
+        <w:br/>
+      </w:r>
+    </w:p>
+    <w:p>
+      <w:pPr>
+        <w:rPr>
+          <w:rFonts w:cstheme="minorHAnsi"/>
+          <w:sz w:val="20"/>
+          <w:szCs w:val="20"/>
+        </w:rPr>
+      </w:pPr>
+    </w:p>
+    <w:p>
+      <w:pPr>
+        <w:rPr>
+          <w:rFonts w:cstheme="minorHAnsi"/>
+          <w:sz w:val="20"/>
+          <w:szCs w:val="20"/>
+        </w:rPr>
+      </w:pPr>
     </w:p>
     <w:p>
       <w:pPr>
@@ -4327,7 +5272,7 @@
       </w:r>
     </w:p>
     <w:p>
-      <w:hyperlink r:id="rId41" w:history="1">
+      <w:hyperlink r:id="rId45" w:history="1">
         <w:r>
           <w:rPr>
             <w:rStyle w:val="Hyperlink"/>
@@ -4344,7 +5289,7 @@
           <w:szCs w:val="20"/>
         </w:rPr>
       </w:pPr>
-      <w:hyperlink r:id="rId42" w:history="1">
+      <w:hyperlink r:id="rId46" w:history="1">
         <w:r>
           <w:rPr>
             <w:rStyle w:val="Hyperlink"/>
@@ -4428,7 +5373,7 @@
       </w:pPr>
     </w:p>
     <w:sectPr>
-      <w:footerReference w:type="default" r:id="rId43"/>
+      <w:footerReference w:type="default" r:id="rId47"/>
       <w:pgSz w:w="12240" w:h="15840"/>
       <w:pgMar w:top="1440" w:right="1440" w:bottom="1530" w:left="1440" w:header="0" w:footer="720" w:gutter="0"/>
       <w:cols w:space="720"/>
@@ -12590,7 +13535,6 @@
   <w:style w:type="character" w:default="1" w:styleId="DefaultParagraphFont">
     <w:name w:val="Default Paragraph Font"/>
     <w:uiPriority w:val="1"/>
-    <w:semiHidden/>
     <w:unhideWhenUsed/>
   </w:style>
   <w:style w:type="table" w:default="1" w:styleId="TableNormal">

--- a/Church/2026/2026_0919_MenloChurch.docx
+++ b/Church/2026/2026_0919_MenloChurch.docx
@@ -3157,25 +3157,7 @@
           <w:sz w:val="20"/>
           <w:szCs w:val="20"/>
         </w:rPr>
-        <w:t xml:space="preserve">“If anyone wrongs his or her neighbor, let no one speak to that person, nor let that one </w:t>
-      </w:r>
-      <w:proofErr w:type="gramStart"/>
-      <w:r>
-        <w:rPr>
-          <w:rFonts w:cstheme="minorHAnsi"/>
-          <w:sz w:val="20"/>
-          <w:szCs w:val="20"/>
-        </w:rPr>
-        <w:t>hear</w:t>
-      </w:r>
-      <w:proofErr w:type="gramEnd"/>
-      <w:r>
-        <w:rPr>
-          <w:rFonts w:cstheme="minorHAnsi"/>
-          <w:sz w:val="20"/>
-          <w:szCs w:val="20"/>
-        </w:rPr>
-        <w:t xml:space="preserve"> a word from you, until he or she repents.”</w:t>
+        <w:t>“If anyone wrongs his or her neighbor, let no one speak to that person, nor let that one hear a word from you, until he or she repents.”</w:t>
       </w:r>
     </w:p>
     <w:p>
@@ -4266,25 +4248,7 @@
           <w:sz w:val="20"/>
           <w:szCs w:val="20"/>
         </w:rPr>
-        <w:t xml:space="preserve"> After the gentiles have the first faith, Peter </w:t>
-      </w:r>
-      <w:proofErr w:type="gramStart"/>
-      <w:r>
-        <w:rPr>
-          <w:rFonts w:cstheme="minorHAnsi"/>
-          <w:sz w:val="20"/>
-          <w:szCs w:val="20"/>
-        </w:rPr>
-        <w:t>explain</w:t>
-      </w:r>
-      <w:proofErr w:type="gramEnd"/>
-      <w:r>
-        <w:rPr>
-          <w:rFonts w:cstheme="minorHAnsi"/>
-          <w:sz w:val="20"/>
-          <w:szCs w:val="20"/>
-        </w:rPr>
-        <w:t xml:space="preserve"> </w:t>
+        <w:t xml:space="preserve"> After the gentiles have the first faith, Peter explain </w:t>
       </w:r>
       <w:r>
         <w:rPr>
@@ -5137,6 +5101,643 @@
           <w:szCs w:val="20"/>
         </w:rPr>
       </w:pPr>
+      <w:r>
+        <w:rPr>
+          <w:rFonts w:cstheme="minorHAnsi"/>
+          <w:sz w:val="20"/>
+          <w:szCs w:val="20"/>
+        </w:rPr>
+        <w:t>18:5</w:t>
+      </w:r>
+      <w:r>
+        <w:rPr>
+          <w:rFonts w:cstheme="minorHAnsi"/>
+          <w:sz w:val="20"/>
+          <w:szCs w:val="20"/>
+        </w:rPr>
+        <w:t>7</w:t>
+      </w:r>
+      <w:r>
+        <w:rPr>
+          <w:rFonts w:cstheme="minorHAnsi"/>
+          <w:sz w:val="20"/>
+          <w:szCs w:val="20"/>
+        </w:rPr>
+        <w:t>/33:42</w:t>
+      </w:r>
+    </w:p>
+    <w:p>
+      <w:pPr>
+        <w:rPr>
+          <w:rFonts w:cstheme="minorHAnsi"/>
+          <w:sz w:val="20"/>
+          <w:szCs w:val="20"/>
+        </w:rPr>
+      </w:pPr>
+      <w:r>
+        <w:rPr>
+          <w:rFonts w:cstheme="minorHAnsi"/>
+          <w:sz w:val="20"/>
+          <w:szCs w:val="20"/>
+        </w:rPr>
+        <w:lastRenderedPageBreak/>
+        <w:drawing>
+          <wp:inline distT="0" distB="0" distL="0" distR="0" wp14:anchorId="689D0276" wp14:editId="6A746339">
+            <wp:extent cx="3134162" cy="3505689"/>
+            <wp:effectExtent l="0" t="0" r="9525" b="0"/>
+            <wp:docPr id="24523511" name="Picture 1"/>
+            <wp:cNvGraphicFramePr>
+              <a:graphicFrameLocks xmlns:a="http://schemas.openxmlformats.org/drawingml/2006/main" noChangeAspect="1"/>
+            </wp:cNvGraphicFramePr>
+            <a:graphic xmlns:a="http://schemas.openxmlformats.org/drawingml/2006/main">
+              <a:graphicData uri="http://schemas.openxmlformats.org/drawingml/2006/picture">
+                <pic:pic xmlns:pic="http://schemas.openxmlformats.org/drawingml/2006/picture">
+                  <pic:nvPicPr>
+                    <pic:cNvPr id="24523511" name=""/>
+                    <pic:cNvPicPr/>
+                  </pic:nvPicPr>
+                  <pic:blipFill>
+                    <a:blip r:embed="rId45"/>
+                    <a:stretch>
+                      <a:fillRect/>
+                    </a:stretch>
+                  </pic:blipFill>
+                  <pic:spPr>
+                    <a:xfrm>
+                      <a:off x="0" y="0"/>
+                      <a:ext cx="3134162" cy="3505689"/>
+                    </a:xfrm>
+                    <a:prstGeom prst="rect">
+                      <a:avLst/>
+                    </a:prstGeom>
+                  </pic:spPr>
+                </pic:pic>
+              </a:graphicData>
+            </a:graphic>
+          </wp:inline>
+        </w:drawing>
+      </w:r>
+    </w:p>
+    <w:p>
+      <w:pPr>
+        <w:rPr>
+          <w:rFonts w:cstheme="minorHAnsi"/>
+          <w:sz w:val="20"/>
+          <w:szCs w:val="20"/>
+        </w:rPr>
+      </w:pPr>
+      <w:r>
+        <w:rPr>
+          <w:rFonts w:cstheme="minorHAnsi"/>
+          <w:sz w:val="20"/>
+          <w:szCs w:val="20"/>
+        </w:rPr>
+        <w:t xml:space="preserve">Woman </w:t>
+      </w:r>
+      <w:r>
+        <w:rPr>
+          <w:rFonts w:cstheme="minorHAnsi"/>
+          <w:sz w:val="20"/>
+          <w:szCs w:val="20"/>
+        </w:rPr>
+        <w:t xml:space="preserve">touched Jesus’s feet </w:t>
+      </w:r>
+      <w:r>
+        <w:rPr>
+          <w:rFonts w:cstheme="minorHAnsi"/>
+          <w:sz w:val="20"/>
+          <w:szCs w:val="20"/>
+        </w:rPr>
+        <w:t>is healed by confession.</w:t>
+      </w:r>
+    </w:p>
+    <w:p>
+      <w:pPr>
+        <w:rPr>
+          <w:rFonts w:cstheme="minorHAnsi"/>
+          <w:sz w:val="20"/>
+          <w:szCs w:val="20"/>
+        </w:rPr>
+      </w:pPr>
+    </w:p>
+    <w:p>
+      <w:pPr>
+        <w:rPr>
+          <w:rFonts w:cstheme="minorHAnsi"/>
+          <w:sz w:val="20"/>
+          <w:szCs w:val="20"/>
+        </w:rPr>
+      </w:pPr>
+      <w:r>
+        <w:rPr>
+          <w:rFonts w:cstheme="minorHAnsi"/>
+          <w:sz w:val="20"/>
+          <w:szCs w:val="20"/>
+        </w:rPr>
+        <w:t>1</w:t>
+      </w:r>
+      <w:r>
+        <w:rPr>
+          <w:rFonts w:cstheme="minorHAnsi"/>
+          <w:sz w:val="20"/>
+          <w:szCs w:val="20"/>
+        </w:rPr>
+        <w:t>9</w:t>
+      </w:r>
+      <w:r>
+        <w:rPr>
+          <w:rFonts w:cstheme="minorHAnsi"/>
+          <w:sz w:val="20"/>
+          <w:szCs w:val="20"/>
+        </w:rPr>
+        <w:t>:5</w:t>
+      </w:r>
+      <w:r>
+        <w:rPr>
+          <w:rFonts w:cstheme="minorHAnsi"/>
+          <w:sz w:val="20"/>
+          <w:szCs w:val="20"/>
+        </w:rPr>
+        <w:t>3</w:t>
+      </w:r>
+      <w:r>
+        <w:rPr>
+          <w:rFonts w:cstheme="minorHAnsi"/>
+          <w:sz w:val="20"/>
+          <w:szCs w:val="20"/>
+        </w:rPr>
+        <w:t>/33:42</w:t>
+      </w:r>
+    </w:p>
+    <w:p>
+      <w:pPr>
+        <w:rPr>
+          <w:rFonts w:cstheme="minorHAnsi"/>
+          <w:sz w:val="20"/>
+          <w:szCs w:val="20"/>
+        </w:rPr>
+      </w:pPr>
+      <w:r>
+        <w:rPr>
+          <w:rFonts w:cstheme="minorHAnsi"/>
+          <w:sz w:val="20"/>
+          <w:szCs w:val="20"/>
+        </w:rPr>
+        <w:drawing>
+          <wp:inline distT="0" distB="0" distL="0" distR="0" wp14:anchorId="3947CF52" wp14:editId="50052B85">
+            <wp:extent cx="1895475" cy="2461201"/>
+            <wp:effectExtent l="0" t="0" r="0" b="0"/>
+            <wp:docPr id="2072699704" name="Picture 1"/>
+            <wp:cNvGraphicFramePr>
+              <a:graphicFrameLocks xmlns:a="http://schemas.openxmlformats.org/drawingml/2006/main" noChangeAspect="1"/>
+            </wp:cNvGraphicFramePr>
+            <a:graphic xmlns:a="http://schemas.openxmlformats.org/drawingml/2006/main">
+              <a:graphicData uri="http://schemas.openxmlformats.org/drawingml/2006/picture">
+                <pic:pic xmlns:pic="http://schemas.openxmlformats.org/drawingml/2006/picture">
+                  <pic:nvPicPr>
+                    <pic:cNvPr id="2072699704" name=""/>
+                    <pic:cNvPicPr/>
+                  </pic:nvPicPr>
+                  <pic:blipFill>
+                    <a:blip r:embed="rId46"/>
+                    <a:stretch>
+                      <a:fillRect/>
+                    </a:stretch>
+                  </pic:blipFill>
+                  <pic:spPr>
+                    <a:xfrm>
+                      <a:off x="0" y="0"/>
+                      <a:ext cx="1897952" cy="2464417"/>
+                    </a:xfrm>
+                    <a:prstGeom prst="rect">
+                      <a:avLst/>
+                    </a:prstGeom>
+                  </pic:spPr>
+                </pic:pic>
+              </a:graphicData>
+            </a:graphic>
+          </wp:inline>
+        </w:drawing>
+      </w:r>
+    </w:p>
+    <w:p>
+      <w:pPr>
+        <w:rPr>
+          <w:rFonts w:cstheme="minorHAnsi"/>
+          <w:sz w:val="20"/>
+          <w:szCs w:val="20"/>
+        </w:rPr>
+      </w:pPr>
+      <w:r>
+        <w:rPr>
+          <w:rFonts w:cstheme="minorHAnsi"/>
+          <w:b/>
+          <w:bCs/>
+          <w:sz w:val="20"/>
+          <w:szCs w:val="20"/>
+        </w:rPr>
+        <w:t>Luke 7:47</w:t>
+      </w:r>
+    </w:p>
+    <w:p>
+      <w:pPr>
+        <w:rPr>
+          <w:rFonts w:cstheme="minorHAnsi"/>
+          <w:sz w:val="20"/>
+          <w:szCs w:val="20"/>
+        </w:rPr>
+      </w:pPr>
+      <w:r>
+        <w:rPr>
+          <w:rFonts w:cstheme="minorHAnsi"/>
+          <w:sz w:val="20"/>
+          <w:szCs w:val="20"/>
+        </w:rPr>
+        <w:t>“Whoever has been forgiven little, loves little.”</w:t>
+      </w:r>
+      <w:r>
+        <w:rPr>
+          <w:rFonts w:cstheme="minorHAnsi"/>
+          <w:sz w:val="20"/>
+          <w:szCs w:val="20"/>
+        </w:rPr>
+        <w:br/>
+      </w:r>
+    </w:p>
+    <w:p>
+      <w:pPr>
+        <w:rPr>
+          <w:rFonts w:cstheme="minorHAnsi"/>
+          <w:sz w:val="20"/>
+          <w:szCs w:val="20"/>
+        </w:rPr>
+      </w:pPr>
+      <w:r>
+        <w:rPr>
+          <w:rFonts w:cstheme="minorHAnsi"/>
+          <w:b/>
+          <w:bCs/>
+          <w:sz w:val="20"/>
+          <w:szCs w:val="20"/>
+        </w:rPr>
+        <w:t>If you think your sins are tiny:</w:t>
+      </w:r>
+      <w:r>
+        <w:rPr>
+          <w:rFonts w:cstheme="minorHAnsi"/>
+          <w:sz w:val="20"/>
+          <w:szCs w:val="20"/>
+        </w:rPr>
+        <w:t xml:space="preserve"> You feel like you do not need much cleaning or help.</w:t>
+      </w:r>
+    </w:p>
+    <w:p>
+      <w:pPr>
+        <w:rPr>
+          <w:rFonts w:cstheme="minorHAnsi"/>
+          <w:sz w:val="20"/>
+          <w:szCs w:val="20"/>
+        </w:rPr>
+      </w:pPr>
+      <w:r>
+        <w:rPr>
+          <w:rFonts w:cstheme="minorHAnsi"/>
+          <w:b/>
+          <w:bCs/>
+          <w:sz w:val="20"/>
+          <w:szCs w:val="20"/>
+        </w:rPr>
+        <w:t>You receive a small rescue:</w:t>
+      </w:r>
+      <w:r>
+        <w:rPr>
+          <w:rFonts w:cstheme="minorHAnsi"/>
+          <w:sz w:val="20"/>
+          <w:szCs w:val="20"/>
+        </w:rPr>
+        <w:t xml:space="preserve"> You do not feel very thankful because you do not realize how much God is helping you.</w:t>
+      </w:r>
+    </w:p>
+    <w:p>
+      <w:pPr>
+        <w:rPr>
+          <w:rFonts w:cstheme="minorHAnsi"/>
+          <w:sz w:val="20"/>
+          <w:szCs w:val="20"/>
+        </w:rPr>
+      </w:pPr>
+      <w:r>
+        <w:rPr>
+          <w:rFonts w:cstheme="minorHAnsi"/>
+          <w:b/>
+          <w:bCs/>
+          <w:sz w:val="20"/>
+          <w:szCs w:val="20"/>
+        </w:rPr>
+        <w:t>The result is small love:</w:t>
+      </w:r>
+      <w:r>
+        <w:rPr>
+          <w:rFonts w:cstheme="minorHAnsi"/>
+          <w:sz w:val="20"/>
+          <w:szCs w:val="20"/>
+        </w:rPr>
+        <w:t xml:space="preserve"> Your heart stays cold, and you only show a tiny amount of love back to God.</w:t>
+      </w:r>
+    </w:p>
+    <w:p>
+      <w:pPr>
+        <w:rPr>
+          <w:rFonts w:cstheme="minorHAnsi"/>
+          <w:sz w:val="20"/>
+          <w:szCs w:val="20"/>
+        </w:rPr>
+      </w:pPr>
+    </w:p>
+    <w:p>
+      <w:pPr>
+        <w:rPr>
+          <w:rFonts w:cstheme="minorHAnsi"/>
+          <w:sz w:val="20"/>
+          <w:szCs w:val="20"/>
+        </w:rPr>
+      </w:pPr>
+      <w:r>
+        <w:rPr>
+          <w:rFonts w:cstheme="minorHAnsi"/>
+          <w:sz w:val="20"/>
+          <w:szCs w:val="20"/>
+        </w:rPr>
+        <w:t xml:space="preserve">Jesus said, “If your sin is </w:t>
+      </w:r>
+      <w:r>
+        <w:rPr>
+          <w:rFonts w:cstheme="minorHAnsi"/>
+          <w:sz w:val="20"/>
+          <w:szCs w:val="20"/>
+        </w:rPr>
+        <w:t>very</w:t>
+      </w:r>
+      <w:r>
+        <w:rPr>
+          <w:rFonts w:cstheme="minorHAnsi"/>
+          <w:sz w:val="20"/>
+          <w:szCs w:val="20"/>
+        </w:rPr>
+        <w:t xml:space="preserve"> little</w:t>
+      </w:r>
+      <w:r>
+        <w:rPr>
+          <w:rFonts w:cstheme="minorHAnsi"/>
+          <w:sz w:val="20"/>
+          <w:szCs w:val="20"/>
+        </w:rPr>
+        <w:t xml:space="preserve"> </w:t>
+      </w:r>
+      <w:r>
+        <w:rPr>
+          <w:rFonts w:cstheme="minorHAnsi"/>
+          <w:sz w:val="20"/>
+          <w:szCs w:val="20"/>
+        </w:rPr>
+        <w:t xml:space="preserve">and </w:t>
+      </w:r>
+      <w:r>
+        <w:rPr>
+          <w:rFonts w:cstheme="minorHAnsi"/>
+          <w:sz w:val="20"/>
+          <w:szCs w:val="20"/>
+        </w:rPr>
+        <w:t>forgiven by God</w:t>
+      </w:r>
+      <w:r>
+        <w:rPr>
+          <w:rFonts w:cstheme="minorHAnsi"/>
+          <w:sz w:val="20"/>
+          <w:szCs w:val="20"/>
+        </w:rPr>
+        <w:t xml:space="preserve">, then your get </w:t>
+      </w:r>
+      <w:r>
+        <w:rPr>
+          <w:rFonts w:cstheme="minorHAnsi"/>
+          <w:sz w:val="20"/>
+          <w:szCs w:val="20"/>
+        </w:rPr>
+        <w:t xml:space="preserve">very </w:t>
+      </w:r>
+      <w:r>
+        <w:rPr>
+          <w:rFonts w:cstheme="minorHAnsi"/>
+          <w:sz w:val="20"/>
+          <w:szCs w:val="20"/>
+        </w:rPr>
+        <w:t>little loves from God.”</w:t>
+      </w:r>
+    </w:p>
+    <w:p>
+      <w:pPr>
+        <w:rPr>
+          <w:rFonts w:cstheme="minorHAnsi"/>
+          <w:sz w:val="20"/>
+          <w:szCs w:val="20"/>
+        </w:rPr>
+      </w:pPr>
+    </w:p>
+    <w:p>
+      <w:pPr>
+        <w:rPr>
+          <w:rFonts w:cstheme="minorHAnsi"/>
+          <w:sz w:val="20"/>
+          <w:szCs w:val="20"/>
+        </w:rPr>
+      </w:pPr>
+      <w:r>
+        <w:rPr>
+          <w:rFonts w:cstheme="minorHAnsi"/>
+          <w:sz w:val="20"/>
+          <w:szCs w:val="20"/>
+        </w:rPr>
+        <w:t>20</w:t>
+      </w:r>
+      <w:r>
+        <w:rPr>
+          <w:rFonts w:cstheme="minorHAnsi"/>
+          <w:sz w:val="20"/>
+          <w:szCs w:val="20"/>
+        </w:rPr>
+        <w:t>:</w:t>
+      </w:r>
+      <w:r>
+        <w:rPr>
+          <w:rFonts w:cstheme="minorHAnsi"/>
+          <w:sz w:val="20"/>
+          <w:szCs w:val="20"/>
+        </w:rPr>
+        <w:t>17</w:t>
+      </w:r>
+      <w:r>
+        <w:rPr>
+          <w:rFonts w:cstheme="minorHAnsi"/>
+          <w:sz w:val="20"/>
+          <w:szCs w:val="20"/>
+        </w:rPr>
+        <w:t>/33:42</w:t>
+      </w:r>
+    </w:p>
+    <w:p>
+      <w:pPr>
+        <w:rPr>
+          <w:rFonts w:cstheme="minorHAnsi"/>
+          <w:sz w:val="20"/>
+          <w:szCs w:val="20"/>
+        </w:rPr>
+      </w:pPr>
+      <w:r>
+        <w:rPr>
+          <w:rFonts w:cstheme="minorHAnsi"/>
+          <w:sz w:val="20"/>
+          <w:szCs w:val="20"/>
+        </w:rPr>
+        <w:lastRenderedPageBreak/>
+        <w:drawing>
+          <wp:inline distT="0" distB="0" distL="0" distR="0" wp14:anchorId="24C584A8" wp14:editId="487EDC26">
+            <wp:extent cx="3105583" cy="4334480"/>
+            <wp:effectExtent l="0" t="0" r="0" b="9525"/>
+            <wp:docPr id="934432969" name="Picture 1"/>
+            <wp:cNvGraphicFramePr>
+              <a:graphicFrameLocks xmlns:a="http://schemas.openxmlformats.org/drawingml/2006/main" noChangeAspect="1"/>
+            </wp:cNvGraphicFramePr>
+            <a:graphic xmlns:a="http://schemas.openxmlformats.org/drawingml/2006/main">
+              <a:graphicData uri="http://schemas.openxmlformats.org/drawingml/2006/picture">
+                <pic:pic xmlns:pic="http://schemas.openxmlformats.org/drawingml/2006/picture">
+                  <pic:nvPicPr>
+                    <pic:cNvPr id="934432969" name=""/>
+                    <pic:cNvPicPr/>
+                  </pic:nvPicPr>
+                  <pic:blipFill>
+                    <a:blip r:embed="rId47"/>
+                    <a:stretch>
+                      <a:fillRect/>
+                    </a:stretch>
+                  </pic:blipFill>
+                  <pic:spPr>
+                    <a:xfrm>
+                      <a:off x="0" y="0"/>
+                      <a:ext cx="3105583" cy="4334480"/>
+                    </a:xfrm>
+                    <a:prstGeom prst="rect">
+                      <a:avLst/>
+                    </a:prstGeom>
+                  </pic:spPr>
+                </pic:pic>
+              </a:graphicData>
+            </a:graphic>
+          </wp:inline>
+        </w:drawing>
+      </w:r>
+    </w:p>
+    <w:p>
+      <w:pPr>
+        <w:rPr>
+          <w:rFonts w:cstheme="minorHAnsi"/>
+          <w:sz w:val="20"/>
+          <w:szCs w:val="20"/>
+        </w:rPr>
+      </w:pPr>
+      <w:r>
+        <w:rPr>
+          <w:rFonts w:cstheme="minorHAnsi"/>
+          <w:sz w:val="20"/>
+          <w:szCs w:val="20"/>
+        </w:rPr>
+        <w:t>2 Kings 22:18-19</w:t>
+      </w:r>
+    </w:p>
+    <w:p>
+      <w:pPr>
+        <w:rPr>
+          <w:rFonts w:cstheme="minorHAnsi"/>
+          <w:sz w:val="20"/>
+          <w:szCs w:val="20"/>
+        </w:rPr>
+      </w:pPr>
+      <w:r>
+        <w:rPr>
+          <w:rFonts w:cstheme="minorHAnsi"/>
+          <w:sz w:val="20"/>
+          <w:szCs w:val="20"/>
+        </w:rPr>
+        <w:t>This is what the LORD says: Because your heart was responsive and you humbled yourself before the Lord...and because you tore your robes and wept in my presence, I also have heard you, declares the Lord</w:t>
+      </w:r>
+    </w:p>
+    <w:p>
+      <w:pPr>
+        <w:rPr>
+          <w:rFonts w:cstheme="minorHAnsi"/>
+          <w:sz w:val="20"/>
+          <w:szCs w:val="20"/>
+        </w:rPr>
+      </w:pPr>
+    </w:p>
+    <w:p>
+      <w:pPr>
+        <w:rPr>
+          <w:rFonts w:cstheme="minorHAnsi"/>
+          <w:sz w:val="20"/>
+          <w:szCs w:val="20"/>
+        </w:rPr>
+      </w:pPr>
+    </w:p>
+    <w:p>
+      <w:pPr>
+        <w:rPr>
+          <w:rFonts w:cstheme="minorHAnsi"/>
+          <w:sz w:val="20"/>
+          <w:szCs w:val="20"/>
+        </w:rPr>
+      </w:pPr>
+      <w:r>
+        <w:rPr>
+          <w:rFonts w:cstheme="minorHAnsi"/>
+          <w:sz w:val="20"/>
+          <w:szCs w:val="20"/>
+        </w:rPr>
+        <w:t>Huldah</w:t>
+      </w:r>
+      <w:r>
+        <w:rPr>
+          <w:rFonts w:cstheme="minorHAnsi"/>
+          <w:sz w:val="20"/>
+          <w:szCs w:val="20"/>
+        </w:rPr>
+        <w:t xml:space="preserve"> said, “</w:t>
+      </w:r>
+      <w:r>
+        <w:rPr>
+          <w:rFonts w:cstheme="minorHAnsi"/>
+          <w:sz w:val="20"/>
+          <w:szCs w:val="20"/>
+        </w:rPr>
+        <w:t>The Lord listened to you because you made your heart soft, lowered yourself before Him, and cried with true sadness for your mistakes.</w:t>
+      </w:r>
+      <w:r>
+        <w:rPr>
+          <w:rFonts w:cstheme="minorHAnsi"/>
+          <w:sz w:val="20"/>
+          <w:szCs w:val="20"/>
+        </w:rPr>
+        <w:t>”</w:t>
+      </w:r>
+    </w:p>
+    <w:p>
+      <w:pPr>
+        <w:rPr>
+          <w:rFonts w:cstheme="minorHAnsi"/>
+          <w:sz w:val="20"/>
+          <w:szCs w:val="20"/>
+        </w:rPr>
+      </w:pPr>
     </w:p>
     <w:p>
       <w:pPr>
@@ -5272,7 +5873,7 @@
       </w:r>
     </w:p>
     <w:p>
-      <w:hyperlink r:id="rId45" w:history="1">
+      <w:hyperlink r:id="rId48" w:history="1">
         <w:r>
           <w:rPr>
             <w:rStyle w:val="Hyperlink"/>
@@ -5289,7 +5890,7 @@
           <w:szCs w:val="20"/>
         </w:rPr>
       </w:pPr>
-      <w:hyperlink r:id="rId46" w:history="1">
+      <w:hyperlink r:id="rId49" w:history="1">
         <w:r>
           <w:rPr>
             <w:rStyle w:val="Hyperlink"/>
@@ -5373,7 +5974,7 @@
       </w:pPr>
     </w:p>
     <w:sectPr>
-      <w:footerReference w:type="default" r:id="rId47"/>
+      <w:footerReference w:type="default" r:id="rId50"/>
       <w:pgSz w:w="12240" w:h="15840"/>
       <w:pgMar w:top="1440" w:right="1440" w:bottom="1530" w:left="1440" w:header="0" w:footer="720" w:gutter="0"/>
       <w:cols w:space="720"/>

--- a/Church/2026/2026_0919_MenloChurch.docx
+++ b/Church/2026/2026_0919_MenloChurch.docx
@@ -3157,7 +3157,25 @@
           <w:sz w:val="20"/>
           <w:szCs w:val="20"/>
         </w:rPr>
-        <w:t>“If anyone wrongs his or her neighbor, let no one speak to that person, nor let that one hear a word from you, until he or she repents.”</w:t>
+        <w:t xml:space="preserve">“If anyone wrongs his or her neighbor, let no one speak to that person, nor let that one </w:t>
+      </w:r>
+      <w:proofErr w:type="gramStart"/>
+      <w:r>
+        <w:rPr>
+          <w:rFonts w:cstheme="minorHAnsi"/>
+          <w:sz w:val="20"/>
+          <w:szCs w:val="20"/>
+        </w:rPr>
+        <w:t>hear</w:t>
+      </w:r>
+      <w:proofErr w:type="gramEnd"/>
+      <w:r>
+        <w:rPr>
+          <w:rFonts w:cstheme="minorHAnsi"/>
+          <w:sz w:val="20"/>
+          <w:szCs w:val="20"/>
+        </w:rPr>
+        <w:t xml:space="preserve"> a word from you, until he or she repents.”</w:t>
       </w:r>
     </w:p>
     <w:p>
@@ -4248,7 +4266,25 @@
           <w:sz w:val="20"/>
           <w:szCs w:val="20"/>
         </w:rPr>
-        <w:t xml:space="preserve"> After the gentiles have the first faith, Peter explain </w:t>
+        <w:t xml:space="preserve"> After the gentiles have the first faith, Peter </w:t>
+      </w:r>
+      <w:proofErr w:type="gramStart"/>
+      <w:r>
+        <w:rPr>
+          <w:rFonts w:cstheme="minorHAnsi"/>
+          <w:sz w:val="20"/>
+          <w:szCs w:val="20"/>
+        </w:rPr>
+        <w:t>explain</w:t>
+      </w:r>
+      <w:proofErr w:type="gramEnd"/>
+      <w:r>
+        <w:rPr>
+          <w:rFonts w:cstheme="minorHAnsi"/>
+          <w:sz w:val="20"/>
+          <w:szCs w:val="20"/>
+        </w:rPr>
+        <w:t xml:space="preserve"> </w:t>
       </w:r>
       <w:r>
         <w:rPr>
@@ -5747,6 +5783,598 @@
           <w:szCs w:val="20"/>
         </w:rPr>
       </w:pPr>
+      <w:r>
+        <w:rPr>
+          <w:rFonts w:cstheme="minorHAnsi"/>
+          <w:sz w:val="20"/>
+          <w:szCs w:val="20"/>
+        </w:rPr>
+        <w:t>20:</w:t>
+      </w:r>
+      <w:r>
+        <w:rPr>
+          <w:rFonts w:cstheme="minorHAnsi"/>
+          <w:sz w:val="20"/>
+          <w:szCs w:val="20"/>
+        </w:rPr>
+        <w:t>33</w:t>
+      </w:r>
+      <w:r>
+        <w:rPr>
+          <w:rFonts w:cstheme="minorHAnsi"/>
+          <w:sz w:val="20"/>
+          <w:szCs w:val="20"/>
+        </w:rPr>
+        <w:t>/33:42</w:t>
+      </w:r>
+    </w:p>
+    <w:p>
+      <w:pPr>
+        <w:rPr>
+          <w:rFonts w:cstheme="minorHAnsi"/>
+          <w:sz w:val="20"/>
+          <w:szCs w:val="20"/>
+        </w:rPr>
+      </w:pPr>
+      <w:r>
+        <w:rPr>
+          <w:rFonts w:cstheme="minorHAnsi"/>
+          <w:sz w:val="20"/>
+          <w:szCs w:val="20"/>
+        </w:rPr>
+        <w:lastRenderedPageBreak/>
+        <w:drawing>
+          <wp:inline distT="0" distB="0" distL="0" distR="0" wp14:anchorId="78F00D35" wp14:editId="7126272D">
+            <wp:extent cx="2333625" cy="3000375"/>
+            <wp:effectExtent l="0" t="0" r="9525" b="9525"/>
+            <wp:docPr id="1408789197" name="Picture 1"/>
+            <wp:cNvGraphicFramePr>
+              <a:graphicFrameLocks xmlns:a="http://schemas.openxmlformats.org/drawingml/2006/main" noChangeAspect="1"/>
+            </wp:cNvGraphicFramePr>
+            <a:graphic xmlns:a="http://schemas.openxmlformats.org/drawingml/2006/main">
+              <a:graphicData uri="http://schemas.openxmlformats.org/drawingml/2006/picture">
+                <pic:pic xmlns:pic="http://schemas.openxmlformats.org/drawingml/2006/picture">
+                  <pic:nvPicPr>
+                    <pic:cNvPr id="1408789197" name=""/>
+                    <pic:cNvPicPr/>
+                  </pic:nvPicPr>
+                  <pic:blipFill>
+                    <a:blip r:embed="rId48"/>
+                    <a:stretch>
+                      <a:fillRect/>
+                    </a:stretch>
+                  </pic:blipFill>
+                  <pic:spPr>
+                    <a:xfrm>
+                      <a:off x="0" y="0"/>
+                      <a:ext cx="2341445" cy="3010429"/>
+                    </a:xfrm>
+                    <a:prstGeom prst="rect">
+                      <a:avLst/>
+                    </a:prstGeom>
+                  </pic:spPr>
+                </pic:pic>
+              </a:graphicData>
+            </a:graphic>
+          </wp:inline>
+        </w:drawing>
+      </w:r>
+    </w:p>
+    <w:p>
+      <w:pPr>
+        <w:rPr>
+          <w:rFonts w:cstheme="minorHAnsi"/>
+          <w:sz w:val="20"/>
+          <w:szCs w:val="20"/>
+        </w:rPr>
+      </w:pPr>
+      <w:r>
+        <w:rPr>
+          <w:rFonts w:cstheme="minorHAnsi"/>
+          <w:b/>
+          <w:bCs/>
+          <w:sz w:val="20"/>
+          <w:szCs w:val="20"/>
+        </w:rPr>
+        <w:t>1 John 1:7</w:t>
+      </w:r>
+    </w:p>
+    <w:p>
+      <w:pPr>
+        <w:rPr>
+          <w:rFonts w:cstheme="minorHAnsi"/>
+          <w:sz w:val="20"/>
+          <w:szCs w:val="20"/>
+        </w:rPr>
+      </w:pPr>
+      <w:r>
+        <w:rPr>
+          <w:rFonts w:cstheme="minorHAnsi"/>
+          <w:b/>
+          <w:bCs/>
+          <w:sz w:val="20"/>
+          <w:szCs w:val="20"/>
+        </w:rPr>
+        <w:t>“If we walk in the light, as [God] is in the light, we have fellowship with one another...”</w:t>
+      </w:r>
+    </w:p>
+    <w:p>
+      <w:pPr>
+        <w:rPr>
+          <w:rFonts w:cstheme="minorHAnsi"/>
+          <w:sz w:val="20"/>
+          <w:szCs w:val="20"/>
+        </w:rPr>
+      </w:pPr>
+    </w:p>
+    <w:p>
+      <w:pPr>
+        <w:rPr>
+          <w:rFonts w:cstheme="minorHAnsi"/>
+          <w:sz w:val="20"/>
+          <w:szCs w:val="20"/>
+        </w:rPr>
+      </w:pPr>
+      <w:r>
+        <w:rPr>
+          <w:rFonts w:cstheme="minorHAnsi"/>
+          <w:sz w:val="20"/>
+          <w:szCs w:val="20"/>
+        </w:rPr>
+        <w:t>20:</w:t>
+      </w:r>
+      <w:r>
+        <w:rPr>
+          <w:rFonts w:cstheme="minorHAnsi"/>
+          <w:sz w:val="20"/>
+          <w:szCs w:val="20"/>
+        </w:rPr>
+        <w:t>50</w:t>
+      </w:r>
+      <w:r>
+        <w:rPr>
+          <w:rFonts w:cstheme="minorHAnsi"/>
+          <w:sz w:val="20"/>
+          <w:szCs w:val="20"/>
+        </w:rPr>
+        <w:t>/33:42</w:t>
+      </w:r>
+    </w:p>
+    <w:p>
+      <w:pPr>
+        <w:rPr>
+          <w:rFonts w:cstheme="minorHAnsi"/>
+          <w:sz w:val="20"/>
+          <w:szCs w:val="20"/>
+        </w:rPr>
+      </w:pPr>
+      <w:r>
+        <w:rPr>
+          <w:rFonts w:cstheme="minorHAnsi"/>
+          <w:sz w:val="20"/>
+          <w:szCs w:val="20"/>
+        </w:rPr>
+        <w:t xml:space="preserve">Apostle John: </w:t>
+      </w:r>
+      <w:r>
+        <w:rPr>
+          <w:rFonts w:cstheme="minorHAnsi"/>
+          <w:sz w:val="20"/>
+          <w:szCs w:val="20"/>
+        </w:rPr>
+        <w:t>The honest person walks in the light. We help each other.</w:t>
+      </w:r>
+    </w:p>
+    <w:p>
+      <w:pPr>
+        <w:rPr>
+          <w:rFonts w:cstheme="minorHAnsi"/>
+          <w:sz w:val="20"/>
+          <w:szCs w:val="20"/>
+        </w:rPr>
+      </w:pPr>
+    </w:p>
+    <w:p>
+      <w:pPr>
+        <w:rPr>
+          <w:rFonts w:cstheme="minorHAnsi"/>
+          <w:sz w:val="20"/>
+          <w:szCs w:val="20"/>
+        </w:rPr>
+      </w:pPr>
+      <w:r>
+        <w:rPr>
+          <w:rFonts w:cstheme="minorHAnsi"/>
+          <w:sz w:val="20"/>
+          <w:szCs w:val="20"/>
+        </w:rPr>
+        <w:t>20:5</w:t>
+      </w:r>
+      <w:r>
+        <w:rPr>
+          <w:rFonts w:cstheme="minorHAnsi"/>
+          <w:sz w:val="20"/>
+          <w:szCs w:val="20"/>
+        </w:rPr>
+        <w:t>8</w:t>
+      </w:r>
+      <w:r>
+        <w:rPr>
+          <w:rFonts w:cstheme="minorHAnsi"/>
+          <w:sz w:val="20"/>
+          <w:szCs w:val="20"/>
+        </w:rPr>
+        <w:t>/33:42</w:t>
+      </w:r>
+    </w:p>
+    <w:p>
+      <w:pPr>
+        <w:rPr>
+          <w:rFonts w:cstheme="minorHAnsi"/>
+          <w:sz w:val="20"/>
+          <w:szCs w:val="20"/>
+        </w:rPr>
+      </w:pPr>
+      <w:r>
+        <w:rPr>
+          <w:rFonts w:cstheme="minorHAnsi"/>
+          <w:sz w:val="20"/>
+          <w:szCs w:val="20"/>
+        </w:rPr>
+        <w:drawing>
+          <wp:inline distT="0" distB="0" distL="0" distR="0" wp14:anchorId="1E068993" wp14:editId="03921C0B">
+            <wp:extent cx="2105025" cy="2704638"/>
+            <wp:effectExtent l="0" t="0" r="0" b="635"/>
+            <wp:docPr id="539266115" name="Picture 1"/>
+            <wp:cNvGraphicFramePr>
+              <a:graphicFrameLocks xmlns:a="http://schemas.openxmlformats.org/drawingml/2006/main" noChangeAspect="1"/>
+            </wp:cNvGraphicFramePr>
+            <a:graphic xmlns:a="http://schemas.openxmlformats.org/drawingml/2006/main">
+              <a:graphicData uri="http://schemas.openxmlformats.org/drawingml/2006/picture">
+                <pic:pic xmlns:pic="http://schemas.openxmlformats.org/drawingml/2006/picture">
+                  <pic:nvPicPr>
+                    <pic:cNvPr id="539266115" name=""/>
+                    <pic:cNvPicPr/>
+                  </pic:nvPicPr>
+                  <pic:blipFill>
+                    <a:blip r:embed="rId49"/>
+                    <a:stretch>
+                      <a:fillRect/>
+                    </a:stretch>
+                  </pic:blipFill>
+                  <pic:spPr>
+                    <a:xfrm>
+                      <a:off x="0" y="0"/>
+                      <a:ext cx="2106406" cy="2706412"/>
+                    </a:xfrm>
+                    <a:prstGeom prst="rect">
+                      <a:avLst/>
+                    </a:prstGeom>
+                  </pic:spPr>
+                </pic:pic>
+              </a:graphicData>
+            </a:graphic>
+          </wp:inline>
+        </w:drawing>
+      </w:r>
+    </w:p>
+    <w:p>
+      <w:pPr>
+        <w:rPr>
+          <w:rFonts w:cstheme="minorHAnsi"/>
+          <w:sz w:val="20"/>
+          <w:szCs w:val="20"/>
+        </w:rPr>
+      </w:pPr>
+      <w:r>
+        <w:rPr>
+          <w:rFonts w:cstheme="minorHAnsi"/>
+          <w:b/>
+          <w:bCs/>
+          <w:sz w:val="20"/>
+          <w:szCs w:val="20"/>
+        </w:rPr>
+        <w:t>1 John 1:9</w:t>
+      </w:r>
+    </w:p>
+    <w:p>
+      <w:pPr>
+        <w:rPr>
+          <w:rFonts w:cstheme="minorHAnsi"/>
+          <w:sz w:val="20"/>
+          <w:szCs w:val="20"/>
+        </w:rPr>
+      </w:pPr>
+      <w:r>
+        <w:rPr>
+          <w:rFonts w:cstheme="minorHAnsi"/>
+          <w:b/>
+          <w:bCs/>
+          <w:sz w:val="20"/>
+          <w:szCs w:val="20"/>
+        </w:rPr>
+        <w:t>If we confess our sins, he is faithful and just and will forgive us our sins and purify us from all unrighteousness.</w:t>
+      </w:r>
+    </w:p>
+    <w:p>
+      <w:pPr>
+        <w:rPr>
+          <w:rFonts w:cstheme="minorHAnsi"/>
+          <w:sz w:val="20"/>
+          <w:szCs w:val="20"/>
+        </w:rPr>
+      </w:pPr>
+    </w:p>
+    <w:p>
+      <w:pPr>
+        <w:rPr>
+          <w:rFonts w:cstheme="minorHAnsi"/>
+          <w:sz w:val="20"/>
+          <w:szCs w:val="20"/>
+        </w:rPr>
+      </w:pPr>
+      <w:r>
+        <w:rPr>
+          <w:rFonts w:cstheme="minorHAnsi"/>
+          <w:sz w:val="20"/>
+          <w:szCs w:val="20"/>
+        </w:rPr>
+        <w:t>In simple English:</w:t>
+      </w:r>
+    </w:p>
+    <w:p>
+      <w:pPr>
+        <w:rPr>
+          <w:rFonts w:cstheme="minorHAnsi"/>
+          <w:sz w:val="20"/>
+          <w:szCs w:val="20"/>
+        </w:rPr>
+      </w:pPr>
+      <w:r>
+        <w:rPr>
+          <w:rFonts w:cstheme="minorHAnsi"/>
+          <w:sz w:val="20"/>
+          <w:szCs w:val="20"/>
+        </w:rPr>
+        <w:t>If we tell God about our mistakes and bad choices, he will always forgive us and wash away all of our wrongdoings.</w:t>
+      </w:r>
+    </w:p>
+    <w:p>
+      <w:pPr>
+        <w:rPr>
+          <w:rFonts w:cstheme="minorHAnsi"/>
+          <w:sz w:val="20"/>
+          <w:szCs w:val="20"/>
+        </w:rPr>
+      </w:pPr>
+    </w:p>
+    <w:p>
+      <w:pPr>
+        <w:rPr>
+          <w:rFonts w:cstheme="minorHAnsi"/>
+          <w:sz w:val="20"/>
+          <w:szCs w:val="20"/>
+        </w:rPr>
+      </w:pPr>
+    </w:p>
+    <w:p>
+      <w:pPr>
+        <w:rPr>
+          <w:rFonts w:cstheme="minorHAnsi"/>
+          <w:sz w:val="20"/>
+          <w:szCs w:val="20"/>
+        </w:rPr>
+      </w:pPr>
+      <w:r>
+        <w:rPr>
+          <w:rFonts w:cstheme="minorHAnsi"/>
+          <w:sz w:val="20"/>
+          <w:szCs w:val="20"/>
+        </w:rPr>
+        <w:t>2</w:t>
+      </w:r>
+      <w:r>
+        <w:rPr>
+          <w:rFonts w:cstheme="minorHAnsi"/>
+          <w:sz w:val="20"/>
+          <w:szCs w:val="20"/>
+        </w:rPr>
+        <w:t>1</w:t>
+      </w:r>
+      <w:r>
+        <w:rPr>
+          <w:rFonts w:cstheme="minorHAnsi"/>
+          <w:sz w:val="20"/>
+          <w:szCs w:val="20"/>
+        </w:rPr>
+        <w:t>:</w:t>
+      </w:r>
+      <w:r>
+        <w:rPr>
+          <w:rFonts w:cstheme="minorHAnsi"/>
+          <w:sz w:val="20"/>
+          <w:szCs w:val="20"/>
+        </w:rPr>
+        <w:t>09</w:t>
+      </w:r>
+      <w:r>
+        <w:rPr>
+          <w:rFonts w:cstheme="minorHAnsi"/>
+          <w:sz w:val="20"/>
+          <w:szCs w:val="20"/>
+        </w:rPr>
+        <w:t>/33:42</w:t>
+      </w:r>
+    </w:p>
+    <w:p>
+      <w:pPr>
+        <w:rPr>
+          <w:rFonts w:cstheme="minorHAnsi"/>
+          <w:sz w:val="20"/>
+          <w:szCs w:val="20"/>
+        </w:rPr>
+      </w:pPr>
+      <w:r>
+        <w:rPr>
+          <w:rFonts w:cstheme="minorHAnsi"/>
+          <w:sz w:val="20"/>
+          <w:szCs w:val="20"/>
+        </w:rPr>
+        <w:lastRenderedPageBreak/>
+        <w:drawing>
+          <wp:inline distT="0" distB="0" distL="0" distR="0" wp14:anchorId="632DF4ED" wp14:editId="3041DBCC">
+            <wp:extent cx="2343150" cy="3064669"/>
+            <wp:effectExtent l="0" t="0" r="0" b="2540"/>
+            <wp:docPr id="239635911" name="Picture 1"/>
+            <wp:cNvGraphicFramePr>
+              <a:graphicFrameLocks xmlns:a="http://schemas.openxmlformats.org/drawingml/2006/main" noChangeAspect="1"/>
+            </wp:cNvGraphicFramePr>
+            <a:graphic xmlns:a="http://schemas.openxmlformats.org/drawingml/2006/main">
+              <a:graphicData uri="http://schemas.openxmlformats.org/drawingml/2006/picture">
+                <pic:pic xmlns:pic="http://schemas.openxmlformats.org/drawingml/2006/picture">
+                  <pic:nvPicPr>
+                    <pic:cNvPr id="239635911" name=""/>
+                    <pic:cNvPicPr/>
+                  </pic:nvPicPr>
+                  <pic:blipFill>
+                    <a:blip r:embed="rId50"/>
+                    <a:stretch>
+                      <a:fillRect/>
+                    </a:stretch>
+                  </pic:blipFill>
+                  <pic:spPr>
+                    <a:xfrm>
+                      <a:off x="0" y="0"/>
+                      <a:ext cx="2345615" cy="3067893"/>
+                    </a:xfrm>
+                    <a:prstGeom prst="rect">
+                      <a:avLst/>
+                    </a:prstGeom>
+                  </pic:spPr>
+                </pic:pic>
+              </a:graphicData>
+            </a:graphic>
+          </wp:inline>
+        </w:drawing>
+      </w:r>
+    </w:p>
+    <w:p>
+      <w:pPr>
+        <w:rPr>
+          <w:rFonts w:cstheme="minorHAnsi"/>
+          <w:sz w:val="20"/>
+          <w:szCs w:val="20"/>
+        </w:rPr>
+      </w:pPr>
+      <w:r>
+        <w:rPr>
+          <w:rFonts w:cstheme="minorHAnsi"/>
+          <w:b/>
+          <w:bCs/>
+          <w:sz w:val="20"/>
+          <w:szCs w:val="20"/>
+        </w:rPr>
+        <w:t>Luke 15:7</w:t>
+      </w:r>
+    </w:p>
+    <w:p>
+      <w:pPr>
+        <w:rPr>
+          <w:rFonts w:cstheme="minorHAnsi"/>
+          <w:sz w:val="20"/>
+          <w:szCs w:val="20"/>
+        </w:rPr>
+      </w:pPr>
+      <w:r>
+        <w:rPr>
+          <w:rFonts w:cstheme="minorHAnsi"/>
+          <w:b/>
+          <w:bCs/>
+          <w:sz w:val="20"/>
+          <w:szCs w:val="20"/>
+        </w:rPr>
+        <w:t>There will be more rejoicing in heaven over one sinner who repents than over ninety-nine righteous persons who do not need to repent.</w:t>
+      </w:r>
+    </w:p>
+    <w:p>
+      <w:pPr>
+        <w:rPr>
+          <w:rFonts w:cstheme="minorHAnsi"/>
+          <w:sz w:val="20"/>
+          <w:szCs w:val="20"/>
+        </w:rPr>
+      </w:pPr>
+    </w:p>
+    <w:p>
+      <w:pPr>
+        <w:rPr>
+          <w:rFonts w:cstheme="minorHAnsi"/>
+          <w:sz w:val="20"/>
+          <w:szCs w:val="20"/>
+        </w:rPr>
+      </w:pPr>
+      <w:r>
+        <w:rPr>
+          <w:rFonts w:cstheme="minorHAnsi"/>
+          <w:sz w:val="20"/>
+          <w:szCs w:val="20"/>
+        </w:rPr>
+        <w:t>Heaven is much happier when one person turns away from their bad choices than when many good people stay on the right path.</w:t>
+      </w:r>
+    </w:p>
+    <w:p>
+      <w:pPr>
+        <w:rPr>
+          <w:rFonts w:cstheme="minorHAnsi"/>
+          <w:sz w:val="20"/>
+          <w:szCs w:val="20"/>
+        </w:rPr>
+      </w:pPr>
+    </w:p>
+    <w:p>
+      <w:pPr>
+        <w:rPr>
+          <w:rFonts w:cstheme="minorHAnsi"/>
+          <w:sz w:val="20"/>
+          <w:szCs w:val="20"/>
+        </w:rPr>
+      </w:pPr>
+    </w:p>
+    <w:p>
+      <w:pPr>
+        <w:rPr>
+          <w:rFonts w:cstheme="minorHAnsi"/>
+          <w:sz w:val="20"/>
+          <w:szCs w:val="20"/>
+        </w:rPr>
+      </w:pPr>
+    </w:p>
+    <w:p>
+      <w:pPr>
+        <w:rPr>
+          <w:rFonts w:cstheme="minorHAnsi"/>
+          <w:sz w:val="20"/>
+          <w:szCs w:val="20"/>
+        </w:rPr>
+      </w:pPr>
+    </w:p>
+    <w:p>
+      <w:pPr>
+        <w:rPr>
+          <w:rFonts w:cstheme="minorHAnsi"/>
+          <w:sz w:val="20"/>
+          <w:szCs w:val="20"/>
+        </w:rPr>
+      </w:pPr>
+    </w:p>
+    <w:p>
+      <w:pPr>
+        <w:rPr>
+          <w:rFonts w:cstheme="minorHAnsi"/>
+          <w:sz w:val="20"/>
+          <w:szCs w:val="20"/>
+        </w:rPr>
+      </w:pPr>
     </w:p>
     <w:p>
       <w:pPr>
@@ -5873,7 +6501,7 @@
       </w:r>
     </w:p>
     <w:p>
-      <w:hyperlink r:id="rId48" w:history="1">
+      <w:hyperlink r:id="rId51" w:history="1">
         <w:r>
           <w:rPr>
             <w:rStyle w:val="Hyperlink"/>
@@ -5890,7 +6518,7 @@
           <w:szCs w:val="20"/>
         </w:rPr>
       </w:pPr>
-      <w:hyperlink r:id="rId49" w:history="1">
+      <w:hyperlink r:id="rId52" w:history="1">
         <w:r>
           <w:rPr>
             <w:rStyle w:val="Hyperlink"/>
@@ -5974,7 +6602,7 @@
       </w:pPr>
     </w:p>
     <w:sectPr>
-      <w:footerReference w:type="default" r:id="rId50"/>
+      <w:footerReference w:type="default" r:id="rId53"/>
       <w:pgSz w:w="12240" w:h="15840"/>
       <w:pgMar w:top="1440" w:right="1440" w:bottom="1530" w:left="1440" w:header="0" w:footer="720" w:gutter="0"/>
       <w:cols w:space="720"/>

--- a/Church/2026/2026_0919_MenloChurch.docx
+++ b/Church/2026/2026_0919_MenloChurch.docx
@@ -3157,25 +3157,7 @@
           <w:sz w:val="20"/>
           <w:szCs w:val="20"/>
         </w:rPr>
-        <w:t xml:space="preserve">“If anyone wrongs his or her neighbor, let no one speak to that person, nor let that one </w:t>
-      </w:r>
-      <w:proofErr w:type="gramStart"/>
-      <w:r>
-        <w:rPr>
-          <w:rFonts w:cstheme="minorHAnsi"/>
-          <w:sz w:val="20"/>
-          <w:szCs w:val="20"/>
-        </w:rPr>
-        <w:t>hear</w:t>
-      </w:r>
-      <w:proofErr w:type="gramEnd"/>
-      <w:r>
-        <w:rPr>
-          <w:rFonts w:cstheme="minorHAnsi"/>
-          <w:sz w:val="20"/>
-          <w:szCs w:val="20"/>
-        </w:rPr>
-        <w:t xml:space="preserve"> a word from you, until he or she repents.”</w:t>
+        <w:t>“If anyone wrongs his or her neighbor, let no one speak to that person, nor let that one hear a word from you, until he or she repents.”</w:t>
       </w:r>
     </w:p>
     <w:p>
@@ -4091,52 +4073,21 @@
           <w:sz w:val="20"/>
           <w:szCs w:val="20"/>
         </w:rPr>
-        <w:t>1</w:t>
-      </w:r>
-      <w:r>
-        <w:rPr>
-          <w:rFonts w:cstheme="minorHAnsi"/>
-          <w:sz w:val="20"/>
-          <w:szCs w:val="20"/>
-        </w:rPr>
-        <w:t>6</w:t>
-      </w:r>
-      <w:r>
-        <w:rPr>
-          <w:rFonts w:cstheme="minorHAnsi"/>
-          <w:sz w:val="20"/>
-          <w:szCs w:val="20"/>
-        </w:rPr>
-        <w:t>:</w:t>
-      </w:r>
-      <w:r>
-        <w:rPr>
-          <w:rFonts w:cstheme="minorHAnsi"/>
-          <w:sz w:val="20"/>
-          <w:szCs w:val="20"/>
-        </w:rPr>
-        <w:t>0</w:t>
-      </w:r>
-      <w:r>
-        <w:rPr>
-          <w:rFonts w:cstheme="minorHAnsi"/>
-          <w:sz w:val="20"/>
-          <w:szCs w:val="20"/>
-        </w:rPr>
-        <w:t>2/33:42</w:t>
-      </w:r>
-    </w:p>
-    <w:p>
-      <w:pPr>
-        <w:rPr>
-          <w:rFonts w:cstheme="minorHAnsi"/>
-          <w:sz w:val="20"/>
-          <w:szCs w:val="20"/>
-        </w:rPr>
-      </w:pPr>
-      <w:r>
-        <w:rPr>
-          <w:rFonts w:cstheme="minorHAnsi"/>
+        <w:t>16:02/33:42</w:t>
+      </w:r>
+    </w:p>
+    <w:p>
+      <w:pPr>
+        <w:rPr>
+          <w:rFonts w:cstheme="minorHAnsi"/>
+          <w:sz w:val="20"/>
+          <w:szCs w:val="20"/>
+        </w:rPr>
+      </w:pPr>
+      <w:r>
+        <w:rPr>
+          <w:rFonts w:cstheme="minorHAnsi"/>
+          <w:noProof/>
           <w:sz w:val="20"/>
           <w:szCs w:val="20"/>
         </w:rPr>
@@ -4226,6 +4177,22 @@
         </w:rPr>
         <w:t>Repentance is to make up something in our past.</w:t>
       </w:r>
+      <w:r>
+        <w:rPr>
+          <w:rFonts w:cstheme="minorHAnsi"/>
+          <w:sz w:val="20"/>
+          <w:szCs w:val="20"/>
+        </w:rPr>
+        <w:t xml:space="preserve"> </w:t>
+      </w:r>
+      <w:r>
+        <w:rPr>
+          <w:rFonts w:cstheme="minorHAnsi"/>
+          <w:sz w:val="20"/>
+          <w:szCs w:val="20"/>
+        </w:rPr>
+        <w:t>Repentance is often seen as a punishment</w:t>
+      </w:r>
     </w:p>
     <w:p>
       <w:pPr>
@@ -4268,16 +4235,14 @@
         </w:rPr>
         <w:t xml:space="preserve"> After the gentiles have the first faith, Peter </w:t>
       </w:r>
-      <w:proofErr w:type="gramStart"/>
-      <w:r>
-        <w:rPr>
-          <w:rFonts w:cstheme="minorHAnsi"/>
-          <w:sz w:val="20"/>
-          <w:szCs w:val="20"/>
-        </w:rPr>
-        <w:t>explain</w:t>
-      </w:r>
-      <w:proofErr w:type="gramEnd"/>
+      <w:r>
+        <w:rPr>
+          <w:rFonts w:cstheme="minorHAnsi"/>
+          <w:sz w:val="20"/>
+          <w:szCs w:val="20"/>
+        </w:rPr>
+        <w:t>explains</w:t>
+      </w:r>
       <w:r>
         <w:rPr>
           <w:rFonts w:cstheme="minorHAnsi"/>
@@ -4343,52 +4308,21 @@
           <w:sz w:val="20"/>
           <w:szCs w:val="20"/>
         </w:rPr>
-        <w:t>1</w:t>
-      </w:r>
-      <w:r>
-        <w:rPr>
-          <w:rFonts w:cstheme="minorHAnsi"/>
-          <w:sz w:val="20"/>
-          <w:szCs w:val="20"/>
-        </w:rPr>
-        <w:t>7</w:t>
-      </w:r>
-      <w:r>
-        <w:rPr>
-          <w:rFonts w:cstheme="minorHAnsi"/>
-          <w:sz w:val="20"/>
-          <w:szCs w:val="20"/>
-        </w:rPr>
-        <w:t>:</w:t>
-      </w:r>
-      <w:r>
-        <w:rPr>
-          <w:rFonts w:cstheme="minorHAnsi"/>
-          <w:sz w:val="20"/>
-          <w:szCs w:val="20"/>
-        </w:rPr>
-        <w:t>28</w:t>
-      </w:r>
-      <w:r>
-        <w:rPr>
-          <w:rFonts w:cstheme="minorHAnsi"/>
-          <w:sz w:val="20"/>
-          <w:szCs w:val="20"/>
-        </w:rPr>
-        <w:t>/33:42</w:t>
-      </w:r>
-    </w:p>
-    <w:p>
-      <w:pPr>
-        <w:rPr>
-          <w:rFonts w:cstheme="minorHAnsi"/>
-          <w:sz w:val="20"/>
-          <w:szCs w:val="20"/>
-        </w:rPr>
-      </w:pPr>
-      <w:r>
-        <w:rPr>
-          <w:rFonts w:cstheme="minorHAnsi"/>
+        <w:t>17:28/33:42</w:t>
+      </w:r>
+    </w:p>
+    <w:p>
+      <w:pPr>
+        <w:rPr>
+          <w:rFonts w:cstheme="minorHAnsi"/>
+          <w:sz w:val="20"/>
+          <w:szCs w:val="20"/>
+        </w:rPr>
+      </w:pPr>
+      <w:r>
+        <w:rPr>
+          <w:rFonts w:cstheme="minorHAnsi"/>
+          <w:noProof/>
           <w:sz w:val="20"/>
           <w:szCs w:val="20"/>
         </w:rPr>
@@ -4520,39 +4454,7 @@
           <w:sz w:val="20"/>
           <w:szCs w:val="20"/>
         </w:rPr>
-        <w:t>1</w:t>
-      </w:r>
-      <w:r>
-        <w:rPr>
-          <w:rFonts w:cstheme="minorHAnsi"/>
-          <w:sz w:val="20"/>
-          <w:szCs w:val="20"/>
-        </w:rPr>
-        <w:t>8</w:t>
-      </w:r>
-      <w:r>
-        <w:rPr>
-          <w:rFonts w:cstheme="minorHAnsi"/>
-          <w:sz w:val="20"/>
-          <w:szCs w:val="20"/>
-        </w:rPr>
-        <w:t>:</w:t>
-      </w:r>
-      <w:r>
-        <w:rPr>
-          <w:rFonts w:cstheme="minorHAnsi"/>
-          <w:sz w:val="20"/>
-          <w:szCs w:val="20"/>
-        </w:rPr>
-        <w:t>00</w:t>
-      </w:r>
-      <w:r>
-        <w:rPr>
-          <w:rFonts w:cstheme="minorHAnsi"/>
-          <w:sz w:val="20"/>
-          <w:szCs w:val="20"/>
-        </w:rPr>
-        <w:t>/33:42</w:t>
+        <w:t>18:00/33:42</w:t>
       </w:r>
     </w:p>
     <w:p>
@@ -4612,43 +4514,29 @@
           <w:sz w:val="20"/>
           <w:szCs w:val="20"/>
         </w:rPr>
-        <w:t>18:0</w:t>
-      </w:r>
-      <w:r>
-        <w:rPr>
-          <w:rFonts w:cstheme="minorHAnsi"/>
-          <w:sz w:val="20"/>
-          <w:szCs w:val="20"/>
-        </w:rPr>
-        <w:t>6</w:t>
-      </w:r>
-      <w:r>
-        <w:rPr>
-          <w:rFonts w:cstheme="minorHAnsi"/>
-          <w:sz w:val="20"/>
-          <w:szCs w:val="20"/>
-        </w:rPr>
-        <w:t>/33:42</w:t>
-      </w:r>
-    </w:p>
-    <w:p>
-      <w:pPr>
-        <w:rPr>
-          <w:rFonts w:cstheme="minorHAnsi"/>
-          <w:sz w:val="20"/>
-          <w:szCs w:val="20"/>
-        </w:rPr>
-      </w:pPr>
-      <w:r>
-        <w:rPr>
-          <w:rFonts w:cstheme="minorHAnsi"/>
-          <w:sz w:val="20"/>
-          <w:szCs w:val="20"/>
-        </w:rPr>
+        <w:t>18:06/33:42</w:t>
+      </w:r>
+    </w:p>
+    <w:p>
+      <w:pPr>
+        <w:rPr>
+          <w:rFonts w:cstheme="minorHAnsi"/>
+          <w:sz w:val="20"/>
+          <w:szCs w:val="20"/>
+        </w:rPr>
+      </w:pPr>
+      <w:r>
+        <w:rPr>
+          <w:rFonts w:cstheme="minorHAnsi"/>
+          <w:noProof/>
+          <w:sz w:val="20"/>
+          <w:szCs w:val="20"/>
+        </w:rPr>
+        <w:lastRenderedPageBreak/>
         <w:drawing>
-          <wp:inline distT="0" distB="0" distL="0" distR="0" wp14:anchorId="4B97FE53" wp14:editId="3253B73E">
-            <wp:extent cx="1400034" cy="1979060"/>
-            <wp:effectExtent l="0" t="0" r="0" b="2540"/>
+          <wp:inline distT="0" distB="0" distL="0" distR="0" wp14:anchorId="4B97FE53" wp14:editId="4FCC621F">
+            <wp:extent cx="2520091" cy="3562350"/>
+            <wp:effectExtent l="0" t="0" r="0" b="0"/>
             <wp:docPr id="2004326844" name="Picture 1"/>
             <wp:cNvGraphicFramePr>
               <a:graphicFrameLocks xmlns:a="http://schemas.openxmlformats.org/drawingml/2006/main" noChangeAspect="1"/>
@@ -4669,7 +4557,7 @@
                   <pic:spPr>
                     <a:xfrm>
                       <a:off x="0" y="0"/>
-                      <a:ext cx="1408288" cy="1990728"/>
+                      <a:ext cx="2540608" cy="3591353"/>
                     </a:xfrm>
                     <a:prstGeom prst="rect">
                       <a:avLst/>
@@ -4724,7 +4612,6 @@
           <w:sz w:val="20"/>
           <w:szCs w:val="20"/>
         </w:rPr>
-        <w:lastRenderedPageBreak/>
         <w:t>“I am happy, not because you were made sorry, but because your sorrow led you to repentance... Godly sorrow brings repentance that leads to salvation and leaves no regret...”</w:t>
       </w:r>
       <w:r>
@@ -4750,15 +4637,7 @@
           <w:sz w:val="20"/>
           <w:szCs w:val="20"/>
         </w:rPr>
-        <w:t>18:12/</w:t>
-      </w:r>
-      <w:r>
-        <w:rPr>
-          <w:rFonts w:cstheme="minorHAnsi"/>
-          <w:sz w:val="20"/>
-          <w:szCs w:val="20"/>
-        </w:rPr>
-        <w:t>33:42</w:t>
+        <w:t>18:12/33:42</w:t>
       </w:r>
     </w:p>
     <w:p>
@@ -4810,36 +4689,21 @@
           <w:sz w:val="20"/>
           <w:szCs w:val="20"/>
         </w:rPr>
-        <w:t>18:</w:t>
-      </w:r>
-      <w:r>
-        <w:rPr>
-          <w:rFonts w:cstheme="minorHAnsi"/>
-          <w:sz w:val="20"/>
-          <w:szCs w:val="20"/>
-        </w:rPr>
-        <w:t>32</w:t>
-      </w:r>
-      <w:r>
-        <w:rPr>
-          <w:rFonts w:cstheme="minorHAnsi"/>
-          <w:sz w:val="20"/>
-          <w:szCs w:val="20"/>
-        </w:rPr>
-        <w:t>/33:42</w:t>
-      </w:r>
-    </w:p>
-    <w:p>
-      <w:pPr>
-        <w:rPr>
-          <w:rFonts w:cstheme="minorHAnsi"/>
-          <w:sz w:val="20"/>
-          <w:szCs w:val="20"/>
-        </w:rPr>
-      </w:pPr>
-      <w:r>
-        <w:rPr>
-          <w:rFonts w:cstheme="minorHAnsi"/>
+        <w:t>18:32/33:42</w:t>
+      </w:r>
+    </w:p>
+    <w:p>
+      <w:pPr>
+        <w:rPr>
+          <w:rFonts w:cstheme="minorHAnsi"/>
+          <w:sz w:val="20"/>
+          <w:szCs w:val="20"/>
+        </w:rPr>
+      </w:pPr>
+      <w:r>
+        <w:rPr>
+          <w:rFonts w:cstheme="minorHAnsi"/>
+          <w:noProof/>
           <w:sz w:val="20"/>
           <w:szCs w:val="20"/>
         </w:rPr>
@@ -4913,6 +4777,7 @@
           <w:sz w:val="20"/>
           <w:szCs w:val="20"/>
         </w:rPr>
+        <w:lastRenderedPageBreak/>
         <w:t>“Therefore</w:t>
       </w:r>
       <w:r>
@@ -4954,23 +4819,7 @@
           <w:sz w:val="20"/>
           <w:szCs w:val="20"/>
         </w:rPr>
-        <w:t>18:</w:t>
-      </w:r>
-      <w:r>
-        <w:rPr>
-          <w:rFonts w:cstheme="minorHAnsi"/>
-          <w:sz w:val="20"/>
-          <w:szCs w:val="20"/>
-        </w:rPr>
-        <w:t>40</w:t>
-      </w:r>
-      <w:r>
-        <w:rPr>
-          <w:rFonts w:cstheme="minorHAnsi"/>
-          <w:sz w:val="20"/>
-          <w:szCs w:val="20"/>
-        </w:rPr>
-        <w:t>/33:42</w:t>
+        <w:t>18:40/33:42</w:t>
       </w:r>
     </w:p>
     <w:p>
@@ -5013,36 +4862,21 @@
           <w:sz w:val="20"/>
           <w:szCs w:val="20"/>
         </w:rPr>
-        <w:t>18:</w:t>
-      </w:r>
-      <w:r>
-        <w:rPr>
-          <w:rFonts w:cstheme="minorHAnsi"/>
-          <w:sz w:val="20"/>
-          <w:szCs w:val="20"/>
-        </w:rPr>
-        <w:t>51</w:t>
-      </w:r>
-      <w:r>
-        <w:rPr>
-          <w:rFonts w:cstheme="minorHAnsi"/>
-          <w:sz w:val="20"/>
-          <w:szCs w:val="20"/>
-        </w:rPr>
-        <w:t>/33:42</w:t>
-      </w:r>
-    </w:p>
-    <w:p>
-      <w:pPr>
-        <w:rPr>
-          <w:rFonts w:cstheme="minorHAnsi"/>
-          <w:sz w:val="20"/>
-          <w:szCs w:val="20"/>
-        </w:rPr>
-      </w:pPr>
-      <w:r>
-        <w:rPr>
-          <w:rFonts w:cstheme="minorHAnsi"/>
+        <w:t>18:51/33:42</w:t>
+      </w:r>
+    </w:p>
+    <w:p>
+      <w:pPr>
+        <w:rPr>
+          <w:rFonts w:cstheme="minorHAnsi"/>
+          <w:sz w:val="20"/>
+          <w:szCs w:val="20"/>
+        </w:rPr>
+      </w:pPr>
+      <w:r>
+        <w:rPr>
+          <w:rFonts w:cstheme="minorHAnsi"/>
+          <w:noProof/>
           <w:sz w:val="20"/>
           <w:szCs w:val="20"/>
         </w:rPr>
@@ -5143,40 +4977,24 @@
           <w:sz w:val="20"/>
           <w:szCs w:val="20"/>
         </w:rPr>
-        <w:t>18:5</w:t>
-      </w:r>
-      <w:r>
-        <w:rPr>
-          <w:rFonts w:cstheme="minorHAnsi"/>
-          <w:sz w:val="20"/>
-          <w:szCs w:val="20"/>
-        </w:rPr>
-        <w:t>7</w:t>
-      </w:r>
-      <w:r>
-        <w:rPr>
-          <w:rFonts w:cstheme="minorHAnsi"/>
-          <w:sz w:val="20"/>
-          <w:szCs w:val="20"/>
-        </w:rPr>
-        <w:t>/33:42</w:t>
-      </w:r>
-    </w:p>
-    <w:p>
-      <w:pPr>
-        <w:rPr>
-          <w:rFonts w:cstheme="minorHAnsi"/>
-          <w:sz w:val="20"/>
-          <w:szCs w:val="20"/>
-        </w:rPr>
-      </w:pPr>
-      <w:r>
-        <w:rPr>
-          <w:rFonts w:cstheme="minorHAnsi"/>
-          <w:sz w:val="20"/>
-          <w:szCs w:val="20"/>
-        </w:rPr>
-        <w:lastRenderedPageBreak/>
+        <w:t>18:57/33:42</w:t>
+      </w:r>
+    </w:p>
+    <w:p>
+      <w:pPr>
+        <w:rPr>
+          <w:rFonts w:cstheme="minorHAnsi"/>
+          <w:sz w:val="20"/>
+          <w:szCs w:val="20"/>
+        </w:rPr>
+      </w:pPr>
+      <w:r>
+        <w:rPr>
+          <w:rFonts w:cstheme="minorHAnsi"/>
+          <w:noProof/>
+          <w:sz w:val="20"/>
+          <w:szCs w:val="20"/>
+        </w:rPr>
         <w:drawing>
           <wp:inline distT="0" distB="0" distL="0" distR="0" wp14:anchorId="689D0276" wp14:editId="6A746339">
             <wp:extent cx="3134162" cy="3505689"/>
@@ -5270,55 +5088,25 @@
           <w:sz w:val="20"/>
           <w:szCs w:val="20"/>
         </w:rPr>
-        <w:t>1</w:t>
-      </w:r>
-      <w:r>
-        <w:rPr>
-          <w:rFonts w:cstheme="minorHAnsi"/>
-          <w:sz w:val="20"/>
-          <w:szCs w:val="20"/>
-        </w:rPr>
-        <w:t>9</w:t>
-      </w:r>
-      <w:r>
-        <w:rPr>
-          <w:rFonts w:cstheme="minorHAnsi"/>
-          <w:sz w:val="20"/>
-          <w:szCs w:val="20"/>
-        </w:rPr>
-        <w:t>:5</w:t>
-      </w:r>
-      <w:r>
-        <w:rPr>
-          <w:rFonts w:cstheme="minorHAnsi"/>
-          <w:sz w:val="20"/>
-          <w:szCs w:val="20"/>
-        </w:rPr>
-        <w:t>3</w:t>
-      </w:r>
-      <w:r>
-        <w:rPr>
-          <w:rFonts w:cstheme="minorHAnsi"/>
-          <w:sz w:val="20"/>
-          <w:szCs w:val="20"/>
-        </w:rPr>
-        <w:t>/33:42</w:t>
-      </w:r>
-    </w:p>
-    <w:p>
-      <w:pPr>
-        <w:rPr>
-          <w:rFonts w:cstheme="minorHAnsi"/>
-          <w:sz w:val="20"/>
-          <w:szCs w:val="20"/>
-        </w:rPr>
-      </w:pPr>
-      <w:r>
-        <w:rPr>
-          <w:rFonts w:cstheme="minorHAnsi"/>
-          <w:sz w:val="20"/>
-          <w:szCs w:val="20"/>
-        </w:rPr>
+        <w:t>19:53/33:42</w:t>
+      </w:r>
+    </w:p>
+    <w:p>
+      <w:pPr>
+        <w:rPr>
+          <w:rFonts w:cstheme="minorHAnsi"/>
+          <w:sz w:val="20"/>
+          <w:szCs w:val="20"/>
+        </w:rPr>
+      </w:pPr>
+      <w:r>
+        <w:rPr>
+          <w:rFonts w:cstheme="minorHAnsi"/>
+          <w:noProof/>
+          <w:sz w:val="20"/>
+          <w:szCs w:val="20"/>
+        </w:rPr>
+        <w:lastRenderedPageBreak/>
         <w:drawing>
           <wp:inline distT="0" distB="0" distL="0" distR="0" wp14:anchorId="3947CF52" wp14:editId="50052B85">
             <wp:extent cx="1895475" cy="2461201"/>
@@ -5594,44 +5382,21 @@
           <w:sz w:val="20"/>
           <w:szCs w:val="20"/>
         </w:rPr>
-        <w:t>20</w:t>
-      </w:r>
-      <w:r>
-        <w:rPr>
-          <w:rFonts w:cstheme="minorHAnsi"/>
-          <w:sz w:val="20"/>
-          <w:szCs w:val="20"/>
-        </w:rPr>
-        <w:t>:</w:t>
-      </w:r>
-      <w:r>
-        <w:rPr>
-          <w:rFonts w:cstheme="minorHAnsi"/>
-          <w:sz w:val="20"/>
-          <w:szCs w:val="20"/>
-        </w:rPr>
-        <w:t>17</w:t>
-      </w:r>
-      <w:r>
-        <w:rPr>
-          <w:rFonts w:cstheme="minorHAnsi"/>
-          <w:sz w:val="20"/>
-          <w:szCs w:val="20"/>
-        </w:rPr>
-        <w:t>/33:42</w:t>
-      </w:r>
-    </w:p>
-    <w:p>
-      <w:pPr>
-        <w:rPr>
-          <w:rFonts w:cstheme="minorHAnsi"/>
-          <w:sz w:val="20"/>
-          <w:szCs w:val="20"/>
-        </w:rPr>
-      </w:pPr>
-      <w:r>
-        <w:rPr>
-          <w:rFonts w:cstheme="minorHAnsi"/>
+        <w:t>20:17/33:42</w:t>
+      </w:r>
+    </w:p>
+    <w:p>
+      <w:pPr>
+        <w:rPr>
+          <w:rFonts w:cstheme="minorHAnsi"/>
+          <w:sz w:val="20"/>
+          <w:szCs w:val="20"/>
+        </w:rPr>
+      </w:pPr>
+      <w:r>
+        <w:rPr>
+          <w:rFonts w:cstheme="minorHAnsi"/>
+          <w:noProof/>
           <w:sz w:val="20"/>
           <w:szCs w:val="20"/>
         </w:rPr>
@@ -5789,36 +5554,21 @@
           <w:sz w:val="20"/>
           <w:szCs w:val="20"/>
         </w:rPr>
-        <w:t>20:</w:t>
-      </w:r>
-      <w:r>
-        <w:rPr>
-          <w:rFonts w:cstheme="minorHAnsi"/>
-          <w:sz w:val="20"/>
-          <w:szCs w:val="20"/>
-        </w:rPr>
-        <w:t>33</w:t>
-      </w:r>
-      <w:r>
-        <w:rPr>
-          <w:rFonts w:cstheme="minorHAnsi"/>
-          <w:sz w:val="20"/>
-          <w:szCs w:val="20"/>
-        </w:rPr>
-        <w:t>/33:42</w:t>
-      </w:r>
-    </w:p>
-    <w:p>
-      <w:pPr>
-        <w:rPr>
-          <w:rFonts w:cstheme="minorHAnsi"/>
-          <w:sz w:val="20"/>
-          <w:szCs w:val="20"/>
-        </w:rPr>
-      </w:pPr>
-      <w:r>
-        <w:rPr>
-          <w:rFonts w:cstheme="minorHAnsi"/>
+        <w:t>20:33/33:42</w:t>
+      </w:r>
+    </w:p>
+    <w:p>
+      <w:pPr>
+        <w:rPr>
+          <w:rFonts w:cstheme="minorHAnsi"/>
+          <w:sz w:val="20"/>
+          <w:szCs w:val="20"/>
+        </w:rPr>
+      </w:pPr>
+      <w:r>
+        <w:rPr>
+          <w:rFonts w:cstheme="minorHAnsi"/>
+          <w:noProof/>
           <w:sz w:val="20"/>
           <w:szCs w:val="20"/>
         </w:rPr>
@@ -5921,23 +5671,7 @@
           <w:sz w:val="20"/>
           <w:szCs w:val="20"/>
         </w:rPr>
-        <w:t>20:</w:t>
-      </w:r>
-      <w:r>
-        <w:rPr>
-          <w:rFonts w:cstheme="minorHAnsi"/>
-          <w:sz w:val="20"/>
-          <w:szCs w:val="20"/>
-        </w:rPr>
-        <w:t>50</w:t>
-      </w:r>
-      <w:r>
-        <w:rPr>
-          <w:rFonts w:cstheme="minorHAnsi"/>
-          <w:sz w:val="20"/>
-          <w:szCs w:val="20"/>
-        </w:rPr>
-        <w:t>/33:42</w:t>
+        <w:t>20:50/33:42</w:t>
       </w:r>
     </w:p>
     <w:p>
@@ -5988,36 +5722,21 @@
           <w:sz w:val="20"/>
           <w:szCs w:val="20"/>
         </w:rPr>
-        <w:t>20:5</w:t>
-      </w:r>
-      <w:r>
-        <w:rPr>
-          <w:rFonts w:cstheme="minorHAnsi"/>
-          <w:sz w:val="20"/>
-          <w:szCs w:val="20"/>
-        </w:rPr>
-        <w:t>8</w:t>
-      </w:r>
-      <w:r>
-        <w:rPr>
-          <w:rFonts w:cstheme="minorHAnsi"/>
-          <w:sz w:val="20"/>
-          <w:szCs w:val="20"/>
-        </w:rPr>
-        <w:t>/33:42</w:t>
-      </w:r>
-    </w:p>
-    <w:p>
-      <w:pPr>
-        <w:rPr>
-          <w:rFonts w:cstheme="minorHAnsi"/>
-          <w:sz w:val="20"/>
-          <w:szCs w:val="20"/>
-        </w:rPr>
-      </w:pPr>
-      <w:r>
-        <w:rPr>
-          <w:rFonts w:cstheme="minorHAnsi"/>
+        <w:t>20:58/33:42</w:t>
+      </w:r>
+    </w:p>
+    <w:p>
+      <w:pPr>
+        <w:rPr>
+          <w:rFonts w:cstheme="minorHAnsi"/>
+          <w:sz w:val="20"/>
+          <w:szCs w:val="20"/>
+        </w:rPr>
+      </w:pPr>
+      <w:r>
+        <w:rPr>
+          <w:rFonts w:cstheme="minorHAnsi"/>
+          <w:noProof/>
           <w:sz w:val="20"/>
           <w:szCs w:val="20"/>
         </w:rPr>
@@ -6171,52 +5890,21 @@
           <w:sz w:val="20"/>
           <w:szCs w:val="20"/>
         </w:rPr>
-        <w:t>2</w:t>
-      </w:r>
-      <w:r>
-        <w:rPr>
-          <w:rFonts w:cstheme="minorHAnsi"/>
-          <w:sz w:val="20"/>
-          <w:szCs w:val="20"/>
-        </w:rPr>
-        <w:t>1</w:t>
-      </w:r>
-      <w:r>
-        <w:rPr>
-          <w:rFonts w:cstheme="minorHAnsi"/>
-          <w:sz w:val="20"/>
-          <w:szCs w:val="20"/>
-        </w:rPr>
-        <w:t>:</w:t>
-      </w:r>
-      <w:r>
-        <w:rPr>
-          <w:rFonts w:cstheme="minorHAnsi"/>
-          <w:sz w:val="20"/>
-          <w:szCs w:val="20"/>
-        </w:rPr>
-        <w:t>09</w:t>
-      </w:r>
-      <w:r>
-        <w:rPr>
-          <w:rFonts w:cstheme="minorHAnsi"/>
-          <w:sz w:val="20"/>
-          <w:szCs w:val="20"/>
-        </w:rPr>
-        <w:t>/33:42</w:t>
-      </w:r>
-    </w:p>
-    <w:p>
-      <w:pPr>
-        <w:rPr>
-          <w:rFonts w:cstheme="minorHAnsi"/>
-          <w:sz w:val="20"/>
-          <w:szCs w:val="20"/>
-        </w:rPr>
-      </w:pPr>
-      <w:r>
-        <w:rPr>
-          <w:rFonts w:cstheme="minorHAnsi"/>
+        <w:t>21:09/33:42</w:t>
+      </w:r>
+    </w:p>
+    <w:p>
+      <w:pPr>
+        <w:rPr>
+          <w:rFonts w:cstheme="minorHAnsi"/>
+          <w:sz w:val="20"/>
+          <w:szCs w:val="20"/>
+        </w:rPr>
+      </w:pPr>
+      <w:r>
+        <w:rPr>
+          <w:rFonts w:cstheme="minorHAnsi"/>
+          <w:noProof/>
           <w:sz w:val="20"/>
           <w:szCs w:val="20"/>
         </w:rPr>
@@ -6330,24 +6018,253 @@
           <w:szCs w:val="20"/>
         </w:rPr>
       </w:pPr>
-    </w:p>
-    <w:p>
-      <w:pPr>
-        <w:rPr>
-          <w:rFonts w:cstheme="minorHAnsi"/>
-          <w:sz w:val="20"/>
-          <w:szCs w:val="20"/>
-        </w:rPr>
-      </w:pPr>
-    </w:p>
-    <w:p>
-      <w:pPr>
-        <w:rPr>
-          <w:rFonts w:cstheme="minorHAnsi"/>
-          <w:sz w:val="20"/>
-          <w:szCs w:val="20"/>
-        </w:rPr>
-      </w:pPr>
+      <w:r>
+        <w:rPr>
+          <w:rFonts w:cstheme="minorHAnsi"/>
+          <w:sz w:val="20"/>
+          <w:szCs w:val="20"/>
+        </w:rPr>
+        <w:t>.</w:t>
+      </w:r>
+    </w:p>
+    <w:p>
+      <w:pPr>
+        <w:rPr>
+          <w:rFonts w:cstheme="minorHAnsi"/>
+          <w:sz w:val="20"/>
+          <w:szCs w:val="20"/>
+        </w:rPr>
+      </w:pPr>
+      <w:r>
+        <w:rPr>
+          <w:rFonts w:cstheme="minorHAnsi"/>
+          <w:sz w:val="20"/>
+          <w:szCs w:val="20"/>
+        </w:rPr>
+        <w:t>21:</w:t>
+      </w:r>
+      <w:r>
+        <w:rPr>
+          <w:rFonts w:cstheme="minorHAnsi"/>
+          <w:sz w:val="20"/>
+          <w:szCs w:val="20"/>
+        </w:rPr>
+        <w:t>36</w:t>
+      </w:r>
+      <w:r>
+        <w:rPr>
+          <w:rFonts w:cstheme="minorHAnsi"/>
+          <w:sz w:val="20"/>
+          <w:szCs w:val="20"/>
+        </w:rPr>
+        <w:t>/33:42</w:t>
+      </w:r>
+    </w:p>
+    <w:p>
+      <w:pPr>
+        <w:rPr>
+          <w:rFonts w:cstheme="minorHAnsi"/>
+          <w:sz w:val="20"/>
+          <w:szCs w:val="20"/>
+        </w:rPr>
+      </w:pPr>
+      <w:r>
+        <w:rPr>
+          <w:rFonts w:cstheme="minorHAnsi"/>
+          <w:sz w:val="20"/>
+          <w:szCs w:val="20"/>
+        </w:rPr>
+        <w:drawing>
+          <wp:inline distT="0" distB="0" distL="0" distR="0" wp14:anchorId="502F55F0" wp14:editId="563DE43B">
+            <wp:extent cx="2505075" cy="3288397"/>
+            <wp:effectExtent l="0" t="0" r="0" b="7620"/>
+            <wp:docPr id="497759753" name="Picture 1"/>
+            <wp:cNvGraphicFramePr>
+              <a:graphicFrameLocks xmlns:a="http://schemas.openxmlformats.org/drawingml/2006/main" noChangeAspect="1"/>
+            </wp:cNvGraphicFramePr>
+            <a:graphic xmlns:a="http://schemas.openxmlformats.org/drawingml/2006/main">
+              <a:graphicData uri="http://schemas.openxmlformats.org/drawingml/2006/picture">
+                <pic:pic xmlns:pic="http://schemas.openxmlformats.org/drawingml/2006/picture">
+                  <pic:nvPicPr>
+                    <pic:cNvPr id="497759753" name=""/>
+                    <pic:cNvPicPr/>
+                  </pic:nvPicPr>
+                  <pic:blipFill>
+                    <a:blip r:embed="rId51"/>
+                    <a:stretch>
+                      <a:fillRect/>
+                    </a:stretch>
+                  </pic:blipFill>
+                  <pic:spPr>
+                    <a:xfrm>
+                      <a:off x="0" y="0"/>
+                      <a:ext cx="2508073" cy="3292332"/>
+                    </a:xfrm>
+                    <a:prstGeom prst="rect">
+                      <a:avLst/>
+                    </a:prstGeom>
+                  </pic:spPr>
+                </pic:pic>
+              </a:graphicData>
+            </a:graphic>
+          </wp:inline>
+        </w:drawing>
+      </w:r>
+    </w:p>
+    <w:p>
+      <w:pPr>
+        <w:rPr>
+          <w:rFonts w:cstheme="minorHAnsi"/>
+          <w:sz w:val="20"/>
+          <w:szCs w:val="20"/>
+        </w:rPr>
+      </w:pPr>
+      <w:r>
+        <w:rPr>
+          <w:rFonts w:cstheme="minorHAnsi"/>
+          <w:b/>
+          <w:bCs/>
+          <w:sz w:val="20"/>
+          <w:szCs w:val="20"/>
+        </w:rPr>
+        <w:t>Revelation 3:21</w:t>
+      </w:r>
+    </w:p>
+    <w:p>
+      <w:pPr>
+        <w:rPr>
+          <w:rFonts w:cstheme="minorHAnsi"/>
+          <w:sz w:val="20"/>
+          <w:szCs w:val="20"/>
+        </w:rPr>
+      </w:pPr>
+    </w:p>
+    <w:p>
+      <w:pPr>
+        <w:rPr>
+          <w:rFonts w:cstheme="minorHAnsi"/>
+          <w:sz w:val="20"/>
+          <w:szCs w:val="20"/>
+        </w:rPr>
+      </w:pPr>
+      <w:r>
+        <w:rPr>
+          <w:rFonts w:cstheme="minorHAnsi"/>
+          <w:b/>
+          <w:bCs/>
+          <w:sz w:val="20"/>
+          <w:szCs w:val="20"/>
+        </w:rPr>
+        <w:lastRenderedPageBreak/>
+        <w:t>To the one who is victorious, I will give the right to sit with me on my throne, just as I was victorious and sat down with my Father on his throne.</w:t>
+      </w:r>
+    </w:p>
+    <w:p>
+      <w:pPr>
+        <w:rPr>
+          <w:rFonts w:cstheme="minorHAnsi"/>
+          <w:sz w:val="20"/>
+          <w:szCs w:val="20"/>
+        </w:rPr>
+      </w:pPr>
+    </w:p>
+    <w:p>
+      <w:pPr>
+        <w:rPr>
+          <w:rFonts w:cstheme="minorHAnsi"/>
+          <w:sz w:val="20"/>
+          <w:szCs w:val="20"/>
+        </w:rPr>
+      </w:pPr>
+      <w:r>
+        <w:rPr>
+          <w:rFonts w:cstheme="minorHAnsi"/>
+          <w:sz w:val="20"/>
+          <w:szCs w:val="20"/>
+        </w:rPr>
+        <w:t>In one sentence:</w:t>
+      </w:r>
+    </w:p>
+    <w:p>
+      <w:pPr>
+        <w:rPr>
+          <w:rFonts w:cstheme="minorHAnsi"/>
+          <w:sz w:val="20"/>
+          <w:szCs w:val="20"/>
+        </w:rPr>
+      </w:pPr>
+      <w:r>
+        <w:rPr>
+          <w:rFonts w:cstheme="minorHAnsi"/>
+          <w:sz w:val="20"/>
+          <w:szCs w:val="20"/>
+        </w:rPr>
+        <w:t xml:space="preserve">Jesus: </w:t>
+      </w:r>
+      <w:r>
+        <w:rPr>
+          <w:rFonts w:cstheme="minorHAnsi"/>
+          <w:sz w:val="20"/>
+          <w:szCs w:val="20"/>
+        </w:rPr>
+        <w:t xml:space="preserve">People win the spiritual fight (victorious), Jesus will give him a </w:t>
+      </w:r>
+      <w:r>
+        <w:rPr>
+          <w:rFonts w:cstheme="minorHAnsi"/>
+          <w:sz w:val="20"/>
+          <w:szCs w:val="20"/>
+        </w:rPr>
+        <w:t xml:space="preserve">place and </w:t>
+      </w:r>
+      <w:r>
+        <w:rPr>
+          <w:rFonts w:cstheme="minorHAnsi"/>
+          <w:sz w:val="20"/>
+          <w:szCs w:val="20"/>
+        </w:rPr>
+        <w:t xml:space="preserve">throne. </w:t>
+      </w:r>
+      <w:r>
+        <w:rPr>
+          <w:rFonts w:cstheme="minorHAnsi"/>
+          <w:sz w:val="20"/>
+          <w:szCs w:val="20"/>
+        </w:rPr>
+        <w:t xml:space="preserve">Jesus </w:t>
+      </w:r>
+      <w:r>
+        <w:rPr>
+          <w:rFonts w:cstheme="minorHAnsi"/>
+          <w:sz w:val="20"/>
+          <w:szCs w:val="20"/>
+        </w:rPr>
+        <w:t>s</w:t>
+      </w:r>
+      <w:r>
+        <w:rPr>
+          <w:rFonts w:cstheme="minorHAnsi"/>
+          <w:sz w:val="20"/>
+          <w:szCs w:val="20"/>
+        </w:rPr>
+        <w:t>its</w:t>
+      </w:r>
+      <w:r>
+        <w:rPr>
+          <w:rFonts w:cstheme="minorHAnsi"/>
+          <w:sz w:val="20"/>
+          <w:szCs w:val="20"/>
+        </w:rPr>
+        <w:t xml:space="preserve"> next to </w:t>
+      </w:r>
+      <w:r>
+        <w:rPr>
+          <w:rFonts w:cstheme="minorHAnsi"/>
+          <w:sz w:val="20"/>
+          <w:szCs w:val="20"/>
+        </w:rPr>
+        <w:t>God.</w:t>
+      </w:r>
     </w:p>
     <w:p>
       <w:pPr>
@@ -6501,7 +6418,7 @@
       </w:r>
     </w:p>
     <w:p>
-      <w:hyperlink r:id="rId51" w:history="1">
+      <w:hyperlink r:id="rId52" w:history="1">
         <w:r>
           <w:rPr>
             <w:rStyle w:val="Hyperlink"/>
@@ -6518,7 +6435,7 @@
           <w:szCs w:val="20"/>
         </w:rPr>
       </w:pPr>
-      <w:hyperlink r:id="rId52" w:history="1">
+      <w:hyperlink r:id="rId53" w:history="1">
         <w:r>
           <w:rPr>
             <w:rStyle w:val="Hyperlink"/>
@@ -6602,7 +6519,7 @@
       </w:pPr>
     </w:p>
     <w:sectPr>
-      <w:footerReference w:type="default" r:id="rId53"/>
+      <w:footerReference w:type="default" r:id="rId54"/>
       <w:pgSz w:w="12240" w:h="15840"/>
       <w:pgMar w:top="1440" w:right="1440" w:bottom="1530" w:left="1440" w:header="0" w:footer="720" w:gutter="0"/>
       <w:cols w:space="720"/>
